--- a/contenus/trames/ENT-1.1-spartoo-reception-trame-eleve.docx
+++ b/contenus/trames/ENT-1.1-spartoo-reception-trame-eleve.docx
@@ -49,7 +49,7 @@
           <w:color w:val="111111"/>
           <w:sz w:val="40"/>
         </w:rPr>
-        <w:t xml:space="preserve">  Logisim</w:t>
+        <w:t xml:space="preserve">  Simulog</w:t>
       </w:r>
       <w:r>
         <w:tab/>
@@ -2076,7 +2076,7 @@
           <w:color w:val="1A1A1A"/>
           <w:sz w:val="22"/>
         </w:rPr>
-        <w:t>Connecte-toi à Prepalog, ouvre la rubrique Logisim puis l'activité « Spartoo — réception ». Tu arrives dans le logiciel de l'entreprise. Va dans Messagerie : M. Morin, ton responsable, t'a écrit.</w:t>
+        <w:t>Connecte-toi à Prepalog, ouvre la rubrique Simulog puis l'activité « Spartoo — réception ». Tu arrives dans le logiciel de l'entreprise. Va dans Messagerie : M. Morin, ton responsable, t'a écrit.</w:t>
       </w:r>
     </w:p>
     <w:p>

--- a/contenus/trames/ENT-1.1-spartoo-reception-trame-eleve.docx
+++ b/contenus/trames/ENT-1.1-spartoo-reception-trame-eleve.docx
@@ -303,7 +303,101 @@
               <w:rPr>
                 <w:sz w:val="20"/>
               </w:rPr>
-              <w:t>il se complète étape par étape, au fil de la séance. Aujourd'hui, tu es au quai de réception de Spartoo : une livraison arrive, et c'est toi qui la contrôles. Le logiciel ne compte rien à ta place et ne corrige aucune erreur — ce que tu saisis entre vraiment dans le stock. Ton enseignant voit dans son suivi de classe si le travail est fait correctement.</w:t>
+              <w:t>tu peux le suivre seul, étape par étape. Aujourd'hui, tu es au quai de réception de Spartoo : une livraison arrive, et c'est toi qui la contrôles. Le logiciel ne compte rien à ta place et ne corrige aucune erreur : ce que tu saisis entre vraiment dans le stock.</w:t>
+            </w:r>
+          </w:p>
+        </w:tc>
+      </w:tr>
+    </w:tbl>
+    <w:p>
+      <w:pPr>
+        <w:keepNext/>
+        <w:spacing w:after="40"/>
+      </w:pPr>
+    </w:p>
+    <w:tbl>
+      <w:tblPr>
+        <w:tblStyle w:val="TableGrid"/>
+        <w:tblW w:type="auto" w:w="0"/>
+        <w:jc w:val="left"/>
+        <w:tblLook w:firstColumn="1" w:firstRow="1" w:lastColumn="0" w:lastRow="0" w:noHBand="0" w:noVBand="1" w:val="04A0"/>
+      </w:tblPr>
+      <w:tblGrid>
+        <w:gridCol w:w="10086"/>
+      </w:tblGrid>
+      <w:tr>
+        <w:trPr>
+          <w:cantSplit/>
+        </w:trPr>
+        <w:tc>
+          <w:tcPr>
+            <w:tcW w:type="dxa" w:w="10086"/>
+            <w:shd w:fill="F2F2F2"/>
+          </w:tcPr>
+          <w:p>
+            <w:pPr>
+              <w:spacing w:after="0"/>
+            </w:pPr>
+            <w:r>
+              <w:rPr>
+                <w:b/>
+                <w:color w:val="111111"/>
+                <w:sz w:val="20"/>
+              </w:rPr>
+              <w:t xml:space="preserve">Ce que ton enseignant voit dans son suivi : </w:t>
+            </w:r>
+            <w:r>
+              <w:rPr>
+                <w:sz w:val="20"/>
+              </w:rPr>
+              <w:t>trois points : ton contrôle à réception (numéro de lot, quantités, état et décision de chaque ligne), l'entrée en stock avec le bon lot, et ton message de réserves à Puma. Tes réponses écrites ici servent à réfléchir.</w:t>
+            </w:r>
+          </w:p>
+        </w:tc>
+      </w:tr>
+    </w:tbl>
+    <w:p>
+      <w:pPr>
+        <w:keepNext/>
+        <w:spacing w:after="40"/>
+      </w:pPr>
+    </w:p>
+    <w:tbl>
+      <w:tblPr>
+        <w:tblStyle w:val="TableGrid"/>
+        <w:tblW w:type="auto" w:w="0"/>
+        <w:jc w:val="left"/>
+        <w:tblLook w:firstColumn="1" w:firstRow="1" w:lastColumn="0" w:lastRow="0" w:noHBand="0" w:noVBand="1" w:val="04A0"/>
+      </w:tblPr>
+      <w:tblGrid>
+        <w:gridCol w:w="10086"/>
+      </w:tblGrid>
+      <w:tr>
+        <w:trPr>
+          <w:cantSplit/>
+        </w:trPr>
+        <w:tc>
+          <w:tcPr>
+            <w:tcW w:type="dxa" w:w="10086"/>
+            <w:shd w:fill="F2F2F2"/>
+          </w:tcPr>
+          <w:p>
+            <w:pPr>
+              <w:spacing w:after="0"/>
+            </w:pPr>
+            <w:r>
+              <w:rPr>
+                <w:b/>
+                <w:color w:val="111111"/>
+                <w:sz w:val="20"/>
+              </w:rPr>
+              <w:t xml:space="preserve">Ce qui est vrai, ce qui est inventé : </w:t>
+            </w:r>
+            <w:r>
+              <w:rPr>
+                <w:sz w:val="20"/>
+              </w:rPr>
+              <w:t>Spartoo, son métier (la vente de chaussures en ligne) et la marque Puma sont réels. Le bon de livraison, les quantités, les numéros, les coordonnées de Puma et M. Morin sont inventés pour l'exercice.</w:t>
             </w:r>
           </w:p>
         </w:tc>
@@ -1845,6 +1939,53 @@
       <w:tblPr>
         <w:tblStyle w:val="TableGrid"/>
         <w:tblW w:type="auto" w:w="0"/>
+        <w:jc w:val="left"/>
+        <w:tblLook w:firstColumn="1" w:firstRow="1" w:lastColumn="0" w:lastRow="0" w:noHBand="0" w:noVBand="1" w:val="04A0"/>
+      </w:tblPr>
+      <w:tblGrid>
+        <w:gridCol w:w="10086"/>
+      </w:tblGrid>
+      <w:tr>
+        <w:trPr>
+          <w:cantSplit/>
+        </w:trPr>
+        <w:tc>
+          <w:tcPr>
+            <w:tcW w:type="dxa" w:w="10086"/>
+            <w:shd w:fill="F2F2F2"/>
+          </w:tcPr>
+          <w:p>
+            <w:pPr>
+              <w:spacing w:after="0"/>
+            </w:pPr>
+            <w:r>
+              <w:rPr>
+                <w:b/>
+                <w:color w:val="111111"/>
+                <w:sz w:val="20"/>
+              </w:rPr>
+              <w:t xml:space="preserve">Deux destinataires : </w:t>
+            </w:r>
+            <w:r>
+              <w:rPr>
+                <w:sz w:val="20"/>
+              </w:rPr>
+              <w:t>les réserves se confirment au transporteur, qui a apporté la marchandise. On prévient aussi le fournisseur : c'est lui qui doit livrer ce qui a été commandé.</w:t>
+            </w:r>
+          </w:p>
+        </w:tc>
+      </w:tr>
+    </w:tbl>
+    <w:p>
+      <w:pPr>
+        <w:keepNext/>
+        <w:spacing w:after="40"/>
+      </w:pPr>
+    </w:p>
+    <w:tbl>
+      <w:tblPr>
+        <w:tblStyle w:val="TableGrid"/>
+        <w:tblW w:type="auto" w:w="0"/>
         <w:tblLook w:firstColumn="1" w:firstRow="1" w:lastColumn="0" w:lastRow="0" w:noHBand="0" w:noVBand="1" w:val="04A0"/>
       </w:tblPr>
       <w:tblGrid>
@@ -2482,7 +2623,6 @@
     </w:tbl>
     <w:p>
       <w:pPr>
-        <w:keepNext/>
         <w:spacing w:after="0" w:line="60" w:lineRule="exact"/>
       </w:pPr>
       <w:r>
@@ -2490,52 +2630,6 @@
           <w:sz w:val="10"/>
         </w:rPr>
       </w:r>
-    </w:p>
-    <w:tbl>
-      <w:tblPr>
-        <w:tblStyle w:val="TableGrid"/>
-        <w:tblW w:type="auto" w:w="0"/>
-        <w:jc w:val="left"/>
-        <w:tblLook w:firstColumn="1" w:firstRow="1" w:lastColumn="0" w:lastRow="0" w:noHBand="0" w:noVBand="1" w:val="04A0"/>
-      </w:tblPr>
-      <w:tblGrid>
-        <w:gridCol w:w="10086"/>
-      </w:tblGrid>
-      <w:tr>
-        <w:trPr>
-          <w:cantSplit/>
-        </w:trPr>
-        <w:tc>
-          <w:tcPr>
-            <w:tcW w:type="dxa" w:w="10086"/>
-            <w:shd w:fill="F2F2F2"/>
-          </w:tcPr>
-          <w:p>
-            <w:pPr>
-              <w:spacing w:after="0"/>
-            </w:pPr>
-            <w:r>
-              <w:rPr>
-                <w:b/>
-                <w:color w:val="111111"/>
-                <w:sz w:val="20"/>
-              </w:rPr>
-              <w:t xml:space="preserve">Retiens bien la règle : </w:t>
-            </w:r>
-            <w:r>
-              <w:rPr>
-                <w:sz w:val="20"/>
-              </w:rPr>
-              <w:t>dès qu'il y a un écart de quantité OU un carton endommagé, la ligne est « acceptée sous réserve ». On l'entre quand même en stock, et on prévient le fournisseur le jour même.</w:t>
-            </w:r>
-          </w:p>
-        </w:tc>
-      </w:tr>
-    </w:tbl>
-    <w:p>
-      <w:pPr>
-        <w:spacing w:after="40"/>
-      </w:pPr>
     </w:p>
     <w:p>
       <w:pPr>
@@ -2655,7 +2749,17 @@
           <w:tcPr>
             <w:tcW w:type="dxa" w:w="3628"/>
           </w:tcPr>
-          <w:p/>
+          <w:p>
+            <w:pPr>
+              <w:spacing w:after="0"/>
+            </w:pPr>
+            <w:r>
+              <w:rPr>
+                <w:sz w:val="20"/>
+              </w:rPr>
+              <w:t>Numéro du bon de livraison</w:t>
+            </w:r>
+          </w:p>
         </w:tc>
         <w:tc>
           <w:tcPr>
@@ -2672,7 +2776,17 @@
           <w:tcPr>
             <w:tcW w:type="dxa" w:w="3628"/>
           </w:tcPr>
-          <w:p/>
+          <w:p>
+            <w:pPr>
+              <w:spacing w:after="0"/>
+            </w:pPr>
+            <w:r>
+              <w:rPr>
+                <w:sz w:val="20"/>
+              </w:rPr>
+              <w:t>Date d'expédition</w:t>
+            </w:r>
+          </w:p>
         </w:tc>
         <w:tc>
           <w:tcPr>
@@ -2689,7 +2803,17 @@
           <w:tcPr>
             <w:tcW w:type="dxa" w:w="3628"/>
           </w:tcPr>
-          <w:p/>
+          <w:p>
+            <w:pPr>
+              <w:spacing w:after="0"/>
+            </w:pPr>
+            <w:r>
+              <w:rPr>
+                <w:sz w:val="20"/>
+              </w:rPr>
+              <w:t>Transporteur</w:t>
+            </w:r>
+          </w:p>
         </w:tc>
         <w:tc>
           <w:tcPr>
@@ -2706,7 +2830,17 @@
           <w:tcPr>
             <w:tcW w:type="dxa" w:w="3628"/>
           </w:tcPr>
-          <w:p/>
+          <w:p>
+            <w:pPr>
+              <w:spacing w:after="0"/>
+            </w:pPr>
+            <w:r>
+              <w:rPr>
+                <w:sz w:val="20"/>
+              </w:rPr>
+              <w:t>Numéro de lot</w:t>
+            </w:r>
+          </w:p>
         </w:tc>
         <w:tc>
           <w:tcPr>
@@ -2723,7 +2857,17 @@
           <w:tcPr>
             <w:tcW w:type="dxa" w:w="3628"/>
           </w:tcPr>
-          <w:p/>
+          <w:p>
+            <w:pPr>
+              <w:spacing w:after="0"/>
+            </w:pPr>
+            <w:r>
+              <w:rPr>
+                <w:sz w:val="20"/>
+              </w:rPr>
+              <w:t>Nombre total de paires annoncées</w:t>
+            </w:r>
+          </w:p>
         </w:tc>
         <w:tc>
           <w:tcPr>
@@ -2737,19 +2881,6 @@
       <w:pPr>
         <w:spacing w:after="40"/>
       </w:pPr>
-    </w:p>
-    <w:p>
-      <w:pPr>
-        <w:spacing w:before="0" w:after="160"/>
-      </w:pPr>
-      <w:r>
-        <w:rPr>
-          <w:b w:val="0"/>
-          <w:color w:val="1A1A1A"/>
-          <w:sz w:val="19"/>
-        </w:rPr>
-        <w:t>Dans la colonne de gauche, écris : numéro du bon de livraison — date d'expédition — transporteur — numéro de lot — nombre total de paires annoncées.</w:t>
-      </w:r>
     </w:p>
     <w:p>
       <w:pPr>
@@ -3438,6 +3569,86 @@
       <w:tblPr>
         <w:tblStyle w:val="TableGrid"/>
         <w:tblW w:type="auto" w:w="0"/>
+        <w:jc w:val="left"/>
+        <w:tblLook w:firstColumn="1" w:firstRow="1" w:lastColumn="0" w:lastRow="0" w:noHBand="0" w:noVBand="1" w:val="04A0"/>
+      </w:tblPr>
+      <w:tblGrid>
+        <w:gridCol w:w="10086"/>
+      </w:tblGrid>
+      <w:tr>
+        <w:trPr>
+          <w:cantSplit/>
+        </w:trPr>
+        <w:tc>
+          <w:tcPr>
+            <w:tcW w:type="dxa" w:w="10086"/>
+            <w:shd w:fill="F2F2F2"/>
+          </w:tcPr>
+          <w:p>
+            <w:pPr>
+              <w:keepNext/>
+              <w:spacing w:after="40"/>
+            </w:pPr>
+            <w:r>
+              <w:rPr>
+                <w:b/>
+                <w:color w:val="111111"/>
+                <w:sz w:val="20"/>
+              </w:rPr>
+              <w:t>Ce que tu dois voir :</w:t>
+            </w:r>
+          </w:p>
+          <w:p>
+            <w:pPr>
+              <w:keepNext/>
+              <w:spacing w:before="0" w:after="40"/>
+              <w:ind w:left="397" w:hanging="227"/>
+            </w:pPr>
+            <w:r>
+              <w:rPr>
+                <w:sz w:val="20"/>
+              </w:rPr>
+              <w:t>•  en haut, le fournisseur, le transporteur et le bon de livraison de la réception ;</w:t>
+            </w:r>
+          </w:p>
+          <w:p>
+            <w:pPr>
+              <w:keepNext/>
+              <w:spacing w:before="0" w:after="40"/>
+              <w:ind w:left="397" w:hanging="227"/>
+            </w:pPr>
+            <w:r>
+              <w:rPr>
+                <w:sz w:val="20"/>
+              </w:rPr>
+              <w:t>•  le tableau « Colis reçus sur le quai » : une ligne par colis, avec son contenu et l'état du carton ;</w:t>
+            </w:r>
+          </w:p>
+          <w:p>
+            <w:pPr>
+              <w:spacing w:before="0" w:after="0"/>
+              <w:ind w:left="397" w:hanging="227"/>
+            </w:pPr>
+            <w:r>
+              <w:rPr>
+                <w:sz w:val="20"/>
+              </w:rPr>
+              <w:t>•  plus bas, le « Bon de réception », encore vide : tu le rempliras à l'étape 6.</w:t>
+            </w:r>
+          </w:p>
+        </w:tc>
+      </w:tr>
+    </w:tbl>
+    <w:p>
+      <w:pPr>
+        <w:keepNext/>
+        <w:spacing w:after="40"/>
+      </w:pPr>
+    </w:p>
+    <w:tbl>
+      <w:tblPr>
+        <w:tblStyle w:val="TableGrid"/>
+        <w:tblW w:type="auto" w:w="0"/>
         <w:tblLayout w:type="fixed"/>
         <w:tblLook w:firstColumn="1" w:firstRow="1" w:lastColumn="0" w:lastRow="0" w:noHBand="0" w:noVBand="1" w:val="04A0"/>
       </w:tblPr>
@@ -3860,6 +4071,7 @@
     </w:p>
     <w:p>
       <w:pPr>
+        <w:keepNext/>
         <w:spacing w:after="80"/>
         <w:ind w:left="454" w:hanging="454"/>
       </w:pPr>
@@ -3877,6 +4089,72 @@
         </w:rPr>
         <w:t>Vérifie ta saisie ligne par ligne avant de valider : après validation, tu ne peux plus la modifier.</w:t>
       </w:r>
+    </w:p>
+    <w:tbl>
+      <w:tblPr>
+        <w:tblStyle w:val="TableGrid"/>
+        <w:tblW w:type="auto" w:w="0"/>
+        <w:jc w:val="left"/>
+        <w:tblLook w:firstColumn="1" w:firstRow="1" w:lastColumn="0" w:lastRow="0" w:noHBand="0" w:noVBand="1" w:val="04A0"/>
+      </w:tblPr>
+      <w:tblGrid>
+        <w:gridCol w:w="10086"/>
+      </w:tblGrid>
+      <w:tr>
+        <w:trPr>
+          <w:cantSplit/>
+        </w:trPr>
+        <w:tc>
+          <w:tcPr>
+            <w:tcW w:type="dxa" w:w="10086"/>
+            <w:shd w:fill="F2F2F2"/>
+          </w:tcPr>
+          <w:p>
+            <w:pPr>
+              <w:keepNext/>
+              <w:spacing w:after="40"/>
+            </w:pPr>
+            <w:r>
+              <w:rPr>
+                <w:b/>
+                <w:color w:val="111111"/>
+                <w:sz w:val="20"/>
+              </w:rPr>
+              <w:t>Ce que tu dois voir :</w:t>
+            </w:r>
+          </w:p>
+          <w:p>
+            <w:pPr>
+              <w:keepNext/>
+              <w:spacing w:before="0" w:after="40"/>
+              <w:ind w:left="397" w:hanging="227"/>
+            </w:pPr>
+            <w:r>
+              <w:rPr>
+                <w:sz w:val="20"/>
+              </w:rPr>
+              <w:t>•  le bouton « Valider la réception (entrée en stock) » reste gris tant que le numéro de lot et toutes les lignes ne sont pas remplis ;</w:t>
+            </w:r>
+          </w:p>
+          <w:p>
+            <w:pPr>
+              <w:spacing w:before="0" w:after="0"/>
+              <w:ind w:left="397" w:hanging="227"/>
+            </w:pPr>
+            <w:r>
+              <w:rPr>
+                <w:sz w:val="20"/>
+              </w:rPr>
+              <w:t>•  quand tout est rempli, il devient cliquable. Ne clique pas encore : recopie d'abord ta saisie ci-dessous.</w:t>
+            </w:r>
+          </w:p>
+        </w:tc>
+      </w:tr>
+    </w:tbl>
+    <w:p>
+      <w:pPr>
+        <w:spacing w:after="40"/>
+      </w:pPr>
     </w:p>
     <w:p>
       <w:pPr>
@@ -4168,71 +4446,7 @@
                 <w:b/>
                 <w:sz w:val="21"/>
               </w:rPr>
-              <w:t>Pourquoi accepte-t-on quand même une ligne à laquelle il manque des paires, au lieu de tout refuser ?</w:t>
-            </w:r>
-          </w:p>
-          <w:p>
-            <w:pPr>
-              <w:spacing w:before="0" w:after="80"/>
-            </w:pPr>
-            <w:r>
-              <w:rPr>
-                <w:sz w:val="22"/>
-              </w:rPr>
-            </w:r>
-          </w:p>
-          <w:p>
-            <w:pPr>
-              <w:spacing w:before="0" w:after="80"/>
-            </w:pPr>
-            <w:r>
-              <w:rPr>
-                <w:sz w:val="22"/>
-              </w:rPr>
-            </w:r>
-          </w:p>
-          <w:p>
-            <w:pPr>
-              <w:spacing w:before="0" w:after="80"/>
-            </w:pPr>
-            <w:r>
-              <w:rPr>
-                <w:sz w:val="22"/>
-              </w:rPr>
-            </w:r>
-          </w:p>
-          <w:p>
-            <w:pPr>
-              <w:spacing w:before="0" w:after="80"/>
-            </w:pPr>
-            <w:r>
-              <w:rPr>
-                <w:sz w:val="22"/>
-              </w:rPr>
-            </w:r>
-          </w:p>
-        </w:tc>
-      </w:tr>
-      <w:tr>
-        <w:trPr>
-          <w:cantSplit/>
-          <w:trHeight w:val="2438"/>
-        </w:trPr>
-        <w:tc>
-          <w:tcPr>
-            <w:tcW w:type="dxa" w:w="10086"/>
-            <w:shd w:fill="FAFAFA"/>
-          </w:tcPr>
-          <w:p>
-            <w:pPr>
-              <w:spacing w:after="80"/>
-            </w:pPr>
-            <w:r>
-              <w:rPr>
-                <w:b/>
-                <w:sz w:val="21"/>
-              </w:rPr>
-              <w:t>Que se passerait-il, pour l'inventaire, si tu saisissais la quantité annoncée au lieu de la quantité comptée ?</w:t>
+              <w:t>Pour la ligne où il manque des paires, pourquoi as-tu choisi ta décision plutôt qu'une autre ?</w:t>
             </w:r>
           </w:p>
           <w:p>
@@ -4328,7 +4542,7 @@
           <w:color w:val="1A1A1A"/>
           <w:sz w:val="22"/>
         </w:rPr>
-        <w:t>Clique sur « Valider la réception ». Les quantités acceptées entrent en stock, avec leur numéro de lot. Un professionnel ne s'arrête pas là : il vérifie que sa saisie a bien produit ce qu'il attendait.</w:t>
+        <w:t>Clique sur « Valider la réception (entrée en stock) ». Les quantités acceptées entrent en stock, avec leur numéro de lot. Un professionnel ne s'arrête pas là : il vérifie que sa saisie a bien produit ce qu'il attendait.</w:t>
       </w:r>
     </w:p>
     <w:p>
@@ -4414,6 +4628,86 @@
         </w:rPr>
         <w:t>Tape .getlot suivi du numéro de lot : tu vois tout ce qui concerne ce lot.</w:t>
       </w:r>
+    </w:p>
+    <w:tbl>
+      <w:tblPr>
+        <w:tblStyle w:val="TableGrid"/>
+        <w:tblW w:type="auto" w:w="0"/>
+        <w:jc w:val="left"/>
+        <w:tblLook w:firstColumn="1" w:firstRow="1" w:lastColumn="0" w:lastRow="0" w:noHBand="0" w:noVBand="1" w:val="04A0"/>
+      </w:tblPr>
+      <w:tblGrid>
+        <w:gridCol w:w="10086"/>
+      </w:tblGrid>
+      <w:tr>
+        <w:trPr>
+          <w:cantSplit/>
+        </w:trPr>
+        <w:tc>
+          <w:tcPr>
+            <w:tcW w:type="dxa" w:w="10086"/>
+            <w:shd w:fill="F2F2F2"/>
+          </w:tcPr>
+          <w:p>
+            <w:pPr>
+              <w:keepNext/>
+              <w:spacing w:after="40"/>
+            </w:pPr>
+            <w:r>
+              <w:rPr>
+                <w:b/>
+                <w:color w:val="111111"/>
+                <w:sz w:val="20"/>
+              </w:rPr>
+              <w:t>Ce que tu dois voir :</w:t>
+            </w:r>
+          </w:p>
+          <w:p>
+            <w:pPr>
+              <w:keepNext/>
+              <w:spacing w:before="0" w:after="40"/>
+              <w:ind w:left="397" w:hanging="227"/>
+            </w:pPr>
+            <w:r>
+              <w:rPr>
+                <w:sz w:val="20"/>
+              </w:rPr>
+              <w:t>•  après le clic, le message « Réception validée : … entrées en stock » ;</w:t>
+            </w:r>
+          </w:p>
+          <w:p>
+            <w:pPr>
+              <w:keepNext/>
+              <w:spacing w:before="0" w:after="40"/>
+              <w:ind w:left="397" w:hanging="227"/>
+            </w:pPr>
+            <w:r>
+              <w:rPr>
+                <w:sz w:val="20"/>
+              </w:rPr>
+              <w:t>•  le bon de réception ne se modifie plus ;</w:t>
+            </w:r>
+          </w:p>
+          <w:p>
+            <w:pPr>
+              <w:spacing w:before="0" w:after="0"/>
+              <w:ind w:left="397" w:hanging="227"/>
+            </w:pPr>
+            <w:r>
+              <w:rPr>
+                <w:sz w:val="20"/>
+              </w:rPr>
+              <w:t>•  dans la Console, tes entrées, avec le numéro de lot que tu as saisi.</w:t>
+            </w:r>
+          </w:p>
+        </w:tc>
+      </w:tr>
+    </w:tbl>
+    <w:p>
+      <w:pPr>
+        <w:keepNext/>
+        <w:spacing w:after="40"/>
+      </w:pPr>
     </w:p>
     <w:tbl>
       <w:tblPr>
@@ -5230,6 +5524,7 @@
     </w:tbl>
     <w:p>
       <w:pPr>
+        <w:keepNext/>
         <w:spacing w:after="0" w:line="60" w:lineRule="exact"/>
       </w:pPr>
       <w:r>
@@ -5237,6 +5532,72 @@
           <w:sz w:val="10"/>
         </w:rPr>
       </w:r>
+    </w:p>
+    <w:tbl>
+      <w:tblPr>
+        <w:tblStyle w:val="TableGrid"/>
+        <w:tblW w:type="auto" w:w="0"/>
+        <w:jc w:val="left"/>
+        <w:tblLook w:firstColumn="1" w:firstRow="1" w:lastColumn="0" w:lastRow="0" w:noHBand="0" w:noVBand="1" w:val="04A0"/>
+      </w:tblPr>
+      <w:tblGrid>
+        <w:gridCol w:w="10086"/>
+      </w:tblGrid>
+      <w:tr>
+        <w:trPr>
+          <w:cantSplit/>
+        </w:trPr>
+        <w:tc>
+          <w:tcPr>
+            <w:tcW w:type="dxa" w:w="10086"/>
+            <w:shd w:fill="F2F2F2"/>
+          </w:tcPr>
+          <w:p>
+            <w:pPr>
+              <w:keepNext/>
+              <w:spacing w:after="40"/>
+            </w:pPr>
+            <w:r>
+              <w:rPr>
+                <w:b/>
+                <w:color w:val="111111"/>
+                <w:sz w:val="20"/>
+              </w:rPr>
+              <w:t>Tu as terminé la séance quand :</w:t>
+            </w:r>
+          </w:p>
+          <w:p>
+            <w:pPr>
+              <w:keepNext/>
+              <w:spacing w:before="0" w:after="40"/>
+              <w:ind w:left="397" w:hanging="227"/>
+            </w:pPr>
+            <w:r>
+              <w:rPr>
+                <w:sz w:val="20"/>
+              </w:rPr>
+              <w:t>•  ton message à Puma est envoyé ;</w:t>
+            </w:r>
+          </w:p>
+          <w:p>
+            <w:pPr>
+              <w:spacing w:before="0" w:after="0"/>
+              <w:ind w:left="397" w:hanging="227"/>
+            </w:pPr>
+            <w:r>
+              <w:rPr>
+                <w:sz w:val="20"/>
+              </w:rPr>
+              <w:t>•  toutes les questions de ce carnet ont une réponse.</w:t>
+            </w:r>
+          </w:p>
+        </w:tc>
+      </w:tr>
+    </w:tbl>
+    <w:p>
+      <w:pPr>
+        <w:spacing w:after="40"/>
+      </w:pPr>
     </w:p>
     <w:p>
       <w:pPr>
@@ -5268,70 +5629,6 @@
       <w:tblGrid>
         <w:gridCol w:w="10086"/>
       </w:tblGrid>
-      <w:tr>
-        <w:trPr>
-          <w:cantSplit/>
-          <w:trHeight w:val="2438"/>
-        </w:trPr>
-        <w:tc>
-          <w:tcPr>
-            <w:tcW w:type="dxa" w:w="10086"/>
-            <w:shd w:fill="FAFAFA"/>
-          </w:tcPr>
-          <w:p>
-            <w:pPr>
-              <w:spacing w:after="80"/>
-            </w:pPr>
-            <w:r>
-              <w:rPr>
-                <w:b/>
-                <w:sz w:val="21"/>
-              </w:rPr>
-              <w:t>Pourquoi faut-il écrire au fournisseur le jour même, et pas la semaine suivante ?</w:t>
-            </w:r>
-          </w:p>
-          <w:p>
-            <w:pPr>
-              <w:spacing w:before="0" w:after="80"/>
-            </w:pPr>
-            <w:r>
-              <w:rPr>
-                <w:sz w:val="22"/>
-              </w:rPr>
-            </w:r>
-          </w:p>
-          <w:p>
-            <w:pPr>
-              <w:spacing w:before="0" w:after="80"/>
-            </w:pPr>
-            <w:r>
-              <w:rPr>
-                <w:sz w:val="22"/>
-              </w:rPr>
-            </w:r>
-          </w:p>
-          <w:p>
-            <w:pPr>
-              <w:spacing w:before="0" w:after="80"/>
-            </w:pPr>
-            <w:r>
-              <w:rPr>
-                <w:sz w:val="22"/>
-              </w:rPr>
-            </w:r>
-          </w:p>
-          <w:p>
-            <w:pPr>
-              <w:spacing w:before="0" w:after="80"/>
-            </w:pPr>
-            <w:r>
-              <w:rPr>
-                <w:sz w:val="22"/>
-              </w:rPr>
-            </w:r>
-          </w:p>
-        </w:tc>
-      </w:tr>
       <w:tr>
         <w:trPr>
           <w:cantSplit/>
@@ -5407,7 +5704,1263 @@
         </w:rPr>
       </w:r>
     </w:p>
+    <w:p>
+      <w:pPr>
+        <w:sectPr>
+          <w:pgSz w:w="12240" w:h="15840"/>
+          <w:pgMar w:top="680" w:right="1077" w:bottom="737" w:left="1077" w:header="720" w:footer="720" w:gutter="0"/>
+          <w:cols w:space="720"/>
+          <w:docGrid w:linePitch="360"/>
+        </w:sectPr>
+      </w:pPr>
+    </w:p>
+    <w:p>
+      <w:pPr>
+        <w:spacing w:after="40"/>
+      </w:pPr>
+      <w:r>
+        <w:rPr>
+          <w:color w:val="595959"/>
+          <w:sz w:val="18"/>
+        </w:rPr>
+        <w:t>✂  Feuille à détacher et à ranger dans ton classeur</w:t>
+      </w:r>
+    </w:p>
+    <w:p>
+      <w:pPr>
+        <w:spacing w:after="40"/>
+      </w:pPr>
+      <w:r>
+        <w:rPr>
+          <w:b/>
+          <w:color w:val="111111"/>
+          <w:sz w:val="32"/>
+        </w:rPr>
+        <w:t>ENT-1.1 — Le cours : contrôler une livraison</w:t>
+      </w:r>
+    </w:p>
+    <w:p>
+      <w:pPr>
+        <w:keepNext/>
+        <w:spacing w:after="160"/>
+      </w:pPr>
+      <w:r>
+        <w:rPr>
+          <w:color w:val="595959"/>
+          <w:sz w:val="20"/>
+        </w:rPr>
+        <w:t>Compétence C1.4 — Traiter les opérations de réception de produits selon les procédures        Nom : ………………………………        Classe : …………</w:t>
+      </w:r>
+    </w:p>
+    <w:tbl>
+      <w:tblPr>
+        <w:tblStyle w:val="TableGrid"/>
+        <w:tblW w:type="auto" w:w="0"/>
+        <w:jc w:val="left"/>
+        <w:tblLook w:firstColumn="1" w:firstRow="1" w:lastColumn="0" w:lastRow="0" w:noHBand="0" w:noVBand="1" w:val="04A0"/>
+      </w:tblPr>
+      <w:tblGrid>
+        <w:gridCol w:w="10086"/>
+      </w:tblGrid>
+      <w:tr>
+        <w:tc>
+          <w:tcPr>
+            <w:tcW w:type="dxa" w:w="10086"/>
+            <w:shd w:fill="F2F2F2"/>
+          </w:tcPr>
+          <w:p>
+            <w:pPr>
+              <w:spacing w:after="0"/>
+            </w:pPr>
+            <w:r>
+              <w:rPr>
+                <w:b/>
+                <w:color w:val="111111"/>
+                <w:sz w:val="20"/>
+              </w:rPr>
+              <w:t xml:space="preserve">Banque de mots : </w:t>
+            </w:r>
+            <w:r>
+              <w:rPr>
+                <w:sz w:val="20"/>
+              </w:rPr>
+              <w:t>additionne   ·   affiche   ·   annoncé   ·   annoncée   ·   conduit   ·   déchargé   ·   entrée   ·   lot   ·   reçu   ·   vend   ·   vraiment   ·   étiquette</w:t>
+            </w:r>
+          </w:p>
+        </w:tc>
+      </w:tr>
+    </w:tbl>
+    <w:p>
+      <w:pPr>
+        <w:spacing w:after="40"/>
+      </w:pPr>
+    </w:p>
+    <w:p>
+      <w:pPr>
+        <w:keepNext/>
+        <w:spacing w:before="240" w:after="80"/>
+      </w:pPr>
+      <w:r>
+        <w:rPr>
+          <w:b/>
+          <w:color w:val="111111"/>
+          <w:sz w:val="23"/>
+        </w:rPr>
+        <w:t>L'essentiel</w:t>
+      </w:r>
+    </w:p>
+    <w:p>
+      <w:pPr>
+        <w:spacing w:after="140"/>
+        <w:ind w:left="340" w:hanging="340"/>
+      </w:pPr>
+      <w:r>
+        <w:rPr>
+          <w:b/>
+        </w:rPr>
+        <w:t xml:space="preserve">1.  </w:t>
+      </w:r>
+      <w:r>
+        <w:rPr>
+          <w:sz w:val="22"/>
+        </w:rPr>
+        <w:t>On compare toujours ce qui est ………………… sur le bon de livraison à ce qui est réellement arrivé.</w:t>
+      </w:r>
+    </w:p>
+    <w:p>
+      <w:pPr>
+        <w:spacing w:after="140"/>
+        <w:ind w:left="340" w:hanging="340"/>
+      </w:pPr>
+      <w:r>
+        <w:rPr>
+          <w:b/>
+        </w:rPr>
+        <w:t xml:space="preserve">2.  </w:t>
+      </w:r>
+      <w:r>
+        <w:rPr>
+          <w:sz w:val="22"/>
+        </w:rPr>
+        <w:t>Plusieurs colis peuvent contenir la même référence : on les ………………….</w:t>
+      </w:r>
+    </w:p>
+    <w:p>
+      <w:pPr>
+        <w:spacing w:after="140"/>
+        <w:ind w:left="340" w:hanging="340"/>
+      </w:pPr>
+      <w:r>
+        <w:rPr>
+          <w:b/>
+        </w:rPr>
+        <w:t xml:space="preserve">3.  </w:t>
+      </w:r>
+      <w:r>
+        <w:rPr>
+          <w:sz w:val="22"/>
+        </w:rPr>
+        <w:t>Le logiciel ne corrige rien : ce qu'on saisit entre ………………… dans le stock.</w:t>
+      </w:r>
+    </w:p>
+    <w:p>
+      <w:pPr>
+        <w:spacing w:after="140"/>
+        <w:ind w:left="340" w:hanging="340"/>
+      </w:pPr>
+      <w:r>
+        <w:rPr>
+          <w:b/>
+        </w:rPr>
+        <w:t xml:space="preserve">4.  </w:t>
+      </w:r>
+      <w:r>
+        <w:rPr>
+          <w:sz w:val="22"/>
+        </w:rPr>
+        <w:t>Après la validation, on vérifie dans la base que les entrées portent le bon ………………….</w:t>
+      </w:r>
+    </w:p>
+    <w:p>
+      <w:pPr>
+        <w:keepNext/>
+        <w:spacing w:before="240" w:after="80"/>
+      </w:pPr>
+      <w:r>
+        <w:rPr>
+          <w:b/>
+          <w:color w:val="111111"/>
+          <w:sz w:val="23"/>
+        </w:rPr>
+        <w:t>Lexique</w:t>
+      </w:r>
+    </w:p>
+    <w:tbl>
+      <w:tblPr>
+        <w:tblStyle w:val="TableGrid"/>
+        <w:tblW w:type="auto" w:w="0"/>
+        <w:tblLayout w:type="fixed"/>
+        <w:tblLook w:firstColumn="1" w:firstRow="1" w:lastColumn="0" w:lastRow="0" w:noHBand="0" w:noVBand="1" w:val="04A0"/>
+      </w:tblPr>
+      <w:tblGrid>
+        <w:gridCol w:w="2494"/>
+        <w:gridCol w:w="7143"/>
+      </w:tblGrid>
+      <w:tr>
+        <w:tc>
+          <w:tcPr>
+            <w:tcW w:type="dxa" w:w="2494"/>
+            <w:shd w:fill="E8E8E8"/>
+          </w:tcPr>
+          <w:p>
+            <w:pPr>
+              <w:keepNext/>
+              <w:spacing w:after="0"/>
+            </w:pPr>
+            <w:r>
+              <w:rPr>
+                <w:b/>
+                <w:color w:val="111111"/>
+                <w:sz w:val="20"/>
+              </w:rPr>
+              <w:t>Mot</w:t>
+            </w:r>
+          </w:p>
+        </w:tc>
+        <w:tc>
+          <w:tcPr>
+            <w:tcW w:type="dxa" w:w="7143"/>
+            <w:shd w:fill="E8E8E8"/>
+          </w:tcPr>
+          <w:p>
+            <w:pPr>
+              <w:keepNext/>
+              <w:spacing w:after="0"/>
+            </w:pPr>
+            <w:r>
+              <w:rPr>
+                <w:b/>
+                <w:color w:val="111111"/>
+                <w:sz w:val="20"/>
+              </w:rPr>
+              <w:t>Définition (complète avec la banque de mots)</w:t>
+            </w:r>
+          </w:p>
+        </w:tc>
+      </w:tr>
+      <w:tr>
+        <w:trPr>
+          <w:trHeight w:val="595"/>
+        </w:trPr>
+        <w:tc>
+          <w:tcPr>
+            <w:tcW w:type="dxa" w:w="2494"/>
+          </w:tcPr>
+          <w:p>
+            <w:pPr>
+              <w:spacing w:after="0"/>
+            </w:pPr>
+            <w:r>
+              <w:rPr>
+                <w:sz w:val="20"/>
+              </w:rPr>
+              <w:t>Fournisseur</w:t>
+            </w:r>
+          </w:p>
+        </w:tc>
+        <w:tc>
+          <w:tcPr>
+            <w:tcW w:type="dxa" w:w="7143"/>
+          </w:tcPr>
+          <w:p>
+            <w:pPr>
+              <w:spacing w:after="0"/>
+            </w:pPr>
+            <w:r>
+              <w:rPr>
+                <w:sz w:val="20"/>
+              </w:rPr>
+              <w:t>entreprise qui ………………… la marchandise à son client.</w:t>
+            </w:r>
+          </w:p>
+        </w:tc>
+      </w:tr>
+      <w:tr>
+        <w:trPr>
+          <w:trHeight w:val="595"/>
+        </w:trPr>
+        <w:tc>
+          <w:tcPr>
+            <w:tcW w:type="dxa" w:w="2494"/>
+          </w:tcPr>
+          <w:p>
+            <w:pPr>
+              <w:spacing w:after="0"/>
+            </w:pPr>
+            <w:r>
+              <w:rPr>
+                <w:sz w:val="20"/>
+              </w:rPr>
+              <w:t>Transporteur</w:t>
+            </w:r>
+          </w:p>
+        </w:tc>
+        <w:tc>
+          <w:tcPr>
+            <w:tcW w:type="dxa" w:w="7143"/>
+          </w:tcPr>
+          <w:p>
+            <w:pPr>
+              <w:spacing w:after="0"/>
+            </w:pPr>
+            <w:r>
+              <w:rPr>
+                <w:sz w:val="20"/>
+              </w:rPr>
+              <w:t>entreprise qui ………………… la marchandise jusqu'au quai.</w:t>
+            </w:r>
+          </w:p>
+        </w:tc>
+      </w:tr>
+      <w:tr>
+        <w:trPr>
+          <w:trHeight w:val="595"/>
+        </w:trPr>
+        <w:tc>
+          <w:tcPr>
+            <w:tcW w:type="dxa" w:w="2494"/>
+          </w:tcPr>
+          <w:p>
+            <w:pPr>
+              <w:spacing w:after="0"/>
+            </w:pPr>
+            <w:r>
+              <w:rPr>
+                <w:sz w:val="20"/>
+              </w:rPr>
+              <w:t>Quai</w:t>
+            </w:r>
+          </w:p>
+        </w:tc>
+        <w:tc>
+          <w:tcPr>
+            <w:tcW w:type="dxa" w:w="7143"/>
+          </w:tcPr>
+          <w:p>
+            <w:pPr>
+              <w:spacing w:after="0"/>
+            </w:pPr>
+            <w:r>
+              <w:rPr>
+                <w:sz w:val="20"/>
+              </w:rPr>
+              <w:t>endroit où le camion se met, porte ouverte, pour être ………………….</w:t>
+            </w:r>
+          </w:p>
+        </w:tc>
+      </w:tr>
+      <w:tr>
+        <w:trPr>
+          <w:trHeight w:val="595"/>
+        </w:trPr>
+        <w:tc>
+          <w:tcPr>
+            <w:tcW w:type="dxa" w:w="2494"/>
+          </w:tcPr>
+          <w:p>
+            <w:pPr>
+              <w:spacing w:after="0"/>
+            </w:pPr>
+            <w:r>
+              <w:rPr>
+                <w:sz w:val="20"/>
+              </w:rPr>
+              <w:t>Colis</w:t>
+            </w:r>
+          </w:p>
+        </w:tc>
+        <w:tc>
+          <w:tcPr>
+            <w:tcW w:type="dxa" w:w="7143"/>
+          </w:tcPr>
+          <w:p>
+            <w:pPr>
+              <w:spacing w:after="0"/>
+            </w:pPr>
+            <w:r>
+              <w:rPr>
+                <w:sz w:val="20"/>
+              </w:rPr>
+              <w:t>carton ou paquet qui voyage seul, avec une ………………… sur le dessus.</w:t>
+            </w:r>
+          </w:p>
+        </w:tc>
+      </w:tr>
+      <w:tr>
+        <w:trPr>
+          <w:trHeight w:val="595"/>
+        </w:trPr>
+        <w:tc>
+          <w:tcPr>
+            <w:tcW w:type="dxa" w:w="2494"/>
+          </w:tcPr>
+          <w:p>
+            <w:pPr>
+              <w:spacing w:after="0"/>
+            </w:pPr>
+            <w:r>
+              <w:rPr>
+                <w:sz w:val="20"/>
+              </w:rPr>
+              <w:t>Écart de livraison</w:t>
+            </w:r>
+          </w:p>
+        </w:tc>
+        <w:tc>
+          <w:tcPr>
+            <w:tcW w:type="dxa" w:w="7143"/>
+          </w:tcPr>
+          <w:p>
+            <w:pPr>
+              <w:spacing w:after="0"/>
+            </w:pPr>
+            <w:r>
+              <w:rPr>
+                <w:sz w:val="20"/>
+              </w:rPr>
+              <w:t>différence entre la quantité ………………… et la quantité reçue.</w:t>
+            </w:r>
+          </w:p>
+        </w:tc>
+      </w:tr>
+      <w:tr>
+        <w:trPr>
+          <w:trHeight w:val="595"/>
+        </w:trPr>
+        <w:tc>
+          <w:tcPr>
+            <w:tcW w:type="dxa" w:w="2494"/>
+          </w:tcPr>
+          <w:p>
+            <w:pPr>
+              <w:spacing w:after="0"/>
+            </w:pPr>
+            <w:r>
+              <w:rPr>
+                <w:sz w:val="20"/>
+              </w:rPr>
+              <w:t>Bon de réception</w:t>
+            </w:r>
+          </w:p>
+        </w:tc>
+        <w:tc>
+          <w:tcPr>
+            <w:tcW w:type="dxa" w:w="7143"/>
+          </w:tcPr>
+          <w:p>
+            <w:pPr>
+              <w:spacing w:after="0"/>
+            </w:pPr>
+            <w:r>
+              <w:rPr>
+                <w:sz w:val="20"/>
+              </w:rPr>
+              <w:t>document où le réceptionnaire écrit ce qu'il a vraiment ………………… à l'arrivée.</w:t>
+            </w:r>
+          </w:p>
+        </w:tc>
+      </w:tr>
+      <w:tr>
+        <w:trPr>
+          <w:trHeight w:val="595"/>
+        </w:trPr>
+        <w:tc>
+          <w:tcPr>
+            <w:tcW w:type="dxa" w:w="2494"/>
+          </w:tcPr>
+          <w:p>
+            <w:pPr>
+              <w:spacing w:after="0"/>
+            </w:pPr>
+            <w:r>
+              <w:rPr>
+                <w:sz w:val="20"/>
+              </w:rPr>
+              <w:t>Mouvement de stock</w:t>
+            </w:r>
+          </w:p>
+        </w:tc>
+        <w:tc>
+          <w:tcPr>
+            <w:tcW w:type="dxa" w:w="7143"/>
+          </w:tcPr>
+          <w:p>
+            <w:pPr>
+              <w:spacing w:after="0"/>
+            </w:pPr>
+            <w:r>
+              <w:rPr>
+                <w:sz w:val="20"/>
+              </w:rPr>
+              <w:t>toute ………………… ou sortie d'articles, enregistrée par le système.</w:t>
+            </w:r>
+          </w:p>
+        </w:tc>
+      </w:tr>
+      <w:tr>
+        <w:trPr>
+          <w:trHeight w:val="595"/>
+        </w:trPr>
+        <w:tc>
+          <w:tcPr>
+            <w:tcW w:type="dxa" w:w="2494"/>
+          </w:tcPr>
+          <w:p>
+            <w:pPr>
+              <w:spacing w:after="0"/>
+            </w:pPr>
+            <w:r>
+              <w:rPr>
+                <w:sz w:val="20"/>
+              </w:rPr>
+              <w:t>Stock du système</w:t>
+            </w:r>
+          </w:p>
+        </w:tc>
+        <w:tc>
+          <w:tcPr>
+            <w:tcW w:type="dxa" w:w="7143"/>
+          </w:tcPr>
+          <w:p>
+            <w:pPr>
+              <w:spacing w:after="0"/>
+            </w:pPr>
+            <w:r>
+              <w:rPr>
+                <w:sz w:val="20"/>
+              </w:rPr>
+              <w:t>le stock qu'………………… le logiciel, calculé à partir des mouvements enregistrés.</w:t>
+            </w:r>
+          </w:p>
+        </w:tc>
+      </w:tr>
+    </w:tbl>
+    <w:p>
+      <w:pPr>
+        <w:spacing w:after="40"/>
+      </w:pPr>
+    </w:p>
+    <w:p>
+      <w:pPr>
+        <w:pageBreakBefore/>
+        <w:spacing w:after="40"/>
+      </w:pPr>
+      <w:r>
+        <w:rPr>
+          <w:rFonts w:ascii="Consolas" w:hAnsi="Consolas"/>
+          <w:b/>
+          <w:color w:val="595959"/>
+          <w:sz w:val="19"/>
+        </w:rPr>
+        <w:t>À la maison — pour aller plus loin</w:t>
+      </w:r>
+    </w:p>
+    <w:p>
+      <w:pPr>
+        <w:spacing w:after="120"/>
+      </w:pPr>
+      <w:r>
+        <w:rPr>
+          <w:b/>
+          <w:color w:val="111111"/>
+          <w:sz w:val="30"/>
+        </w:rPr>
+        <w:t>La livraison des Baskets du Nord</w:t>
+      </w:r>
+    </w:p>
+    <w:p>
+      <w:pPr>
+        <w:keepNext/>
+        <w:spacing w:before="0" w:after="80"/>
+      </w:pPr>
+      <w:r>
+        <w:rPr>
+          <w:b w:val="0"/>
+          <w:color w:val="1A1A1A"/>
+          <w:sz w:val="22"/>
+        </w:rPr>
+        <w:t>Un fournisseur (inventé pour l'exercice) livre trois références. Voici son bon de livraison et les colis déposés sur le quai.</w:t>
+      </w:r>
+    </w:p>
+    <w:tbl>
+      <w:tblPr>
+        <w:tblStyle w:val="TableGrid"/>
+        <w:tblW w:type="auto" w:w="0"/>
+        <w:jc w:val="left"/>
+        <w:tblLook w:firstColumn="1" w:firstRow="1" w:lastColumn="0" w:lastRow="0" w:noHBand="0" w:noVBand="1" w:val="04A0"/>
+      </w:tblPr>
+      <w:tblGrid>
+        <w:gridCol w:w="10086"/>
+      </w:tblGrid>
+      <w:tr>
+        <w:trPr>
+          <w:cantSplit/>
+        </w:trPr>
+        <w:tc>
+          <w:tcPr>
+            <w:tcW w:type="dxa" w:w="10086"/>
+            <w:shd w:fill="F2F2F2"/>
+          </w:tcPr>
+          <w:p>
+            <w:pPr>
+              <w:keepNext/>
+              <w:spacing w:after="40"/>
+            </w:pPr>
+            <w:r>
+              <w:rPr>
+                <w:b/>
+                <w:color w:val="111111"/>
+                <w:sz w:val="20"/>
+              </w:rPr>
+              <w:t>Bon de livraison BL-5512, lot LOT-BN-0704 :</w:t>
+            </w:r>
+          </w:p>
+          <w:p>
+            <w:pPr>
+              <w:spacing w:before="0" w:after="0"/>
+              <w:ind w:left="397" w:hanging="227"/>
+            </w:pPr>
+            <w:r>
+              <w:rPr>
+                <w:sz w:val="20"/>
+              </w:rPr>
+              <w:t>•  BK-RUN-40 : 10 paires · BK-RUN-42 : 6 paires · BK-TRL-41 : 8 paires.</w:t>
+            </w:r>
+          </w:p>
+        </w:tc>
+      </w:tr>
+    </w:tbl>
+    <w:p>
+      <w:pPr>
+        <w:keepNext/>
+        <w:spacing w:after="40"/>
+      </w:pPr>
+    </w:p>
+    <w:tbl>
+      <w:tblPr>
+        <w:tblStyle w:val="TableGrid"/>
+        <w:tblW w:type="auto" w:w="0"/>
+        <w:jc w:val="left"/>
+        <w:tblLook w:firstColumn="1" w:firstRow="1" w:lastColumn="0" w:lastRow="0" w:noHBand="0" w:noVBand="1" w:val="04A0"/>
+      </w:tblPr>
+      <w:tblGrid>
+        <w:gridCol w:w="10086"/>
+      </w:tblGrid>
+      <w:tr>
+        <w:trPr>
+          <w:cantSplit/>
+        </w:trPr>
+        <w:tc>
+          <w:tcPr>
+            <w:tcW w:type="dxa" w:w="10086"/>
+            <w:shd w:fill="F2F2F2"/>
+          </w:tcPr>
+          <w:p>
+            <w:pPr>
+              <w:keepNext/>
+              <w:spacing w:after="40"/>
+            </w:pPr>
+            <w:r>
+              <w:rPr>
+                <w:b/>
+                <w:color w:val="111111"/>
+                <w:sz w:val="20"/>
+              </w:rPr>
+              <w:t>Colis sur le quai :</w:t>
+            </w:r>
+          </w:p>
+          <w:p>
+            <w:pPr>
+              <w:keepNext/>
+              <w:spacing w:before="0" w:after="40"/>
+              <w:ind w:left="397" w:hanging="227"/>
+            </w:pPr>
+            <w:r>
+              <w:rPr>
+                <w:sz w:val="20"/>
+              </w:rPr>
+              <w:t>•  colis 1 : BK-RUN-40, 5 paires, carton en bon état ;</w:t>
+            </w:r>
+          </w:p>
+          <w:p>
+            <w:pPr>
+              <w:keepNext/>
+              <w:spacing w:before="0" w:after="40"/>
+              <w:ind w:left="397" w:hanging="227"/>
+            </w:pPr>
+            <w:r>
+              <w:rPr>
+                <w:sz w:val="20"/>
+              </w:rPr>
+              <w:t>•  colis 2 : BK-RUN-40, 5 paires, carton en bon état ;</w:t>
+            </w:r>
+          </w:p>
+          <w:p>
+            <w:pPr>
+              <w:keepNext/>
+              <w:spacing w:before="0" w:after="40"/>
+              <w:ind w:left="397" w:hanging="227"/>
+            </w:pPr>
+            <w:r>
+              <w:rPr>
+                <w:sz w:val="20"/>
+              </w:rPr>
+              <w:t>•  colis 3 : BK-RUN-42, 4 paires, carton en bon état ;</w:t>
+            </w:r>
+          </w:p>
+          <w:p>
+            <w:pPr>
+              <w:spacing w:before="0" w:after="0"/>
+              <w:ind w:left="397" w:hanging="227"/>
+            </w:pPr>
+            <w:r>
+              <w:rPr>
+                <w:sz w:val="20"/>
+              </w:rPr>
+              <w:t>•  colis 4 : BK-TRL-41, 8 paires, carton mouillé.</w:t>
+            </w:r>
+          </w:p>
+        </w:tc>
+      </w:tr>
+    </w:tbl>
+    <w:p>
+      <w:pPr>
+        <w:keepNext/>
+        <w:spacing w:after="40"/>
+      </w:pPr>
+    </w:p>
+    <w:tbl>
+      <w:tblPr>
+        <w:tblStyle w:val="TableGrid"/>
+        <w:tblW w:type="auto" w:w="0"/>
+        <w:jc w:val="left"/>
+        <w:tblLook w:firstColumn="1" w:firstRow="1" w:lastColumn="0" w:lastRow="0" w:noHBand="0" w:noVBand="1" w:val="04A0"/>
+      </w:tblPr>
+      <w:tblGrid>
+        <w:gridCol w:w="10086"/>
+      </w:tblGrid>
+      <w:tr>
+        <w:tc>
+          <w:tcPr>
+            <w:tcW w:type="dxa" w:w="10086"/>
+            <w:shd w:fill="F2F2F2"/>
+          </w:tcPr>
+          <w:p>
+            <w:pPr>
+              <w:spacing w:after="0"/>
+            </w:pPr>
+            <w:r>
+              <w:rPr>
+                <w:b/>
+                <w:color w:val="111111"/>
+                <w:sz w:val="20"/>
+              </w:rPr>
+              <w:t xml:space="preserve">Règle : </w:t>
+            </w:r>
+            <w:r>
+              <w:rPr>
+                <w:sz w:val="20"/>
+              </w:rPr>
+              <w:t>écart de quantité ou carton abîmé → accepté sous réserve ; on ne refuse que si la marchandise est inutilisable.</w:t>
+            </w:r>
+          </w:p>
+        </w:tc>
+      </w:tr>
+    </w:tbl>
+    <w:p>
+      <w:pPr>
+        <w:keepNext/>
+        <w:spacing w:after="40"/>
+      </w:pPr>
+    </w:p>
+    <w:tbl>
+      <w:tblPr>
+        <w:tblStyle w:val="TableGrid"/>
+        <w:tblW w:type="auto" w:w="0"/>
+        <w:tblLayout w:type="fixed"/>
+        <w:tblLook w:firstColumn="1" w:firstRow="1" w:lastColumn="0" w:lastRow="0" w:noHBand="0" w:noVBand="1" w:val="04A0"/>
+      </w:tblPr>
+      <w:tblGrid>
+        <w:gridCol w:w="1814"/>
+        <w:gridCol w:w="1247"/>
+        <w:gridCol w:w="1247"/>
+        <w:gridCol w:w="1134"/>
+        <w:gridCol w:w="1928"/>
+        <w:gridCol w:w="2268"/>
+      </w:tblGrid>
+      <w:tr>
+        <w:tc>
+          <w:tcPr>
+            <w:tcW w:type="dxa" w:w="1814"/>
+            <w:shd w:fill="E8E8E8"/>
+          </w:tcPr>
+          <w:p>
+            <w:pPr>
+              <w:keepNext/>
+              <w:spacing w:after="0"/>
+            </w:pPr>
+            <w:r>
+              <w:rPr>
+                <w:b/>
+                <w:color w:val="111111"/>
+                <w:sz w:val="20"/>
+              </w:rPr>
+              <w:t>Référence</w:t>
+            </w:r>
+          </w:p>
+        </w:tc>
+        <w:tc>
+          <w:tcPr>
+            <w:tcW w:type="dxa" w:w="1247"/>
+            <w:shd w:fill="E8E8E8"/>
+          </w:tcPr>
+          <w:p>
+            <w:pPr>
+              <w:keepNext/>
+              <w:spacing w:after="0"/>
+            </w:pPr>
+            <w:r>
+              <w:rPr>
+                <w:b/>
+                <w:color w:val="111111"/>
+                <w:sz w:val="20"/>
+              </w:rPr>
+              <w:t>Annoncé</w:t>
+            </w:r>
+          </w:p>
+        </w:tc>
+        <w:tc>
+          <w:tcPr>
+            <w:tcW w:type="dxa" w:w="1247"/>
+            <w:shd w:fill="E8E8E8"/>
+          </w:tcPr>
+          <w:p>
+            <w:pPr>
+              <w:keepNext/>
+              <w:spacing w:after="0"/>
+            </w:pPr>
+            <w:r>
+              <w:rPr>
+                <w:b/>
+                <w:color w:val="111111"/>
+                <w:sz w:val="20"/>
+              </w:rPr>
+              <w:t>Compté</w:t>
+            </w:r>
+          </w:p>
+        </w:tc>
+        <w:tc>
+          <w:tcPr>
+            <w:tcW w:type="dxa" w:w="1134"/>
+            <w:shd w:fill="E8E8E8"/>
+          </w:tcPr>
+          <w:p>
+            <w:pPr>
+              <w:keepNext/>
+              <w:spacing w:after="0"/>
+            </w:pPr>
+            <w:r>
+              <w:rPr>
+                <w:b/>
+                <w:color w:val="111111"/>
+                <w:sz w:val="20"/>
+              </w:rPr>
+              <w:t>Écart</w:t>
+            </w:r>
+          </w:p>
+        </w:tc>
+        <w:tc>
+          <w:tcPr>
+            <w:tcW w:type="dxa" w:w="1928"/>
+            <w:shd w:fill="E8E8E8"/>
+          </w:tcPr>
+          <w:p>
+            <w:pPr>
+              <w:keepNext/>
+              <w:spacing w:after="0"/>
+            </w:pPr>
+            <w:r>
+              <w:rPr>
+                <w:b/>
+                <w:color w:val="111111"/>
+                <w:sz w:val="20"/>
+              </w:rPr>
+              <w:t>État</w:t>
+            </w:r>
+          </w:p>
+        </w:tc>
+        <w:tc>
+          <w:tcPr>
+            <w:tcW w:type="dxa" w:w="2268"/>
+            <w:shd w:fill="E8E8E8"/>
+          </w:tcPr>
+          <w:p>
+            <w:pPr>
+              <w:keepNext/>
+              <w:spacing w:after="0"/>
+            </w:pPr>
+            <w:r>
+              <w:rPr>
+                <w:b/>
+                <w:color w:val="111111"/>
+                <w:sz w:val="20"/>
+              </w:rPr>
+              <w:t>Décision</w:t>
+            </w:r>
+          </w:p>
+        </w:tc>
+      </w:tr>
+      <w:tr>
+        <w:trPr>
+          <w:trHeight w:val="567"/>
+        </w:trPr>
+        <w:tc>
+          <w:tcPr>
+            <w:tcW w:type="dxa" w:w="1814"/>
+          </w:tcPr>
+          <w:p>
+            <w:pPr>
+              <w:spacing w:after="0"/>
+            </w:pPr>
+            <w:r>
+              <w:rPr>
+                <w:sz w:val="20"/>
+              </w:rPr>
+              <w:t>BK-RUN-40</w:t>
+            </w:r>
+          </w:p>
+        </w:tc>
+        <w:tc>
+          <w:tcPr>
+            <w:tcW w:type="dxa" w:w="1247"/>
+          </w:tcPr>
+          <w:p/>
+        </w:tc>
+        <w:tc>
+          <w:tcPr>
+            <w:tcW w:type="dxa" w:w="1247"/>
+          </w:tcPr>
+          <w:p/>
+        </w:tc>
+        <w:tc>
+          <w:tcPr>
+            <w:tcW w:type="dxa" w:w="1134"/>
+          </w:tcPr>
+          <w:p/>
+        </w:tc>
+        <w:tc>
+          <w:tcPr>
+            <w:tcW w:type="dxa" w:w="1928"/>
+          </w:tcPr>
+          <w:p/>
+        </w:tc>
+        <w:tc>
+          <w:tcPr>
+            <w:tcW w:type="dxa" w:w="2268"/>
+          </w:tcPr>
+          <w:p/>
+        </w:tc>
+      </w:tr>
+      <w:tr>
+        <w:trPr>
+          <w:trHeight w:val="567"/>
+        </w:trPr>
+        <w:tc>
+          <w:tcPr>
+            <w:tcW w:type="dxa" w:w="1814"/>
+          </w:tcPr>
+          <w:p>
+            <w:pPr>
+              <w:spacing w:after="0"/>
+            </w:pPr>
+            <w:r>
+              <w:rPr>
+                <w:sz w:val="20"/>
+              </w:rPr>
+              <w:t>BK-RUN-42</w:t>
+            </w:r>
+          </w:p>
+        </w:tc>
+        <w:tc>
+          <w:tcPr>
+            <w:tcW w:type="dxa" w:w="1247"/>
+          </w:tcPr>
+          <w:p/>
+        </w:tc>
+        <w:tc>
+          <w:tcPr>
+            <w:tcW w:type="dxa" w:w="1247"/>
+          </w:tcPr>
+          <w:p/>
+        </w:tc>
+        <w:tc>
+          <w:tcPr>
+            <w:tcW w:type="dxa" w:w="1134"/>
+          </w:tcPr>
+          <w:p/>
+        </w:tc>
+        <w:tc>
+          <w:tcPr>
+            <w:tcW w:type="dxa" w:w="1928"/>
+          </w:tcPr>
+          <w:p/>
+        </w:tc>
+        <w:tc>
+          <w:tcPr>
+            <w:tcW w:type="dxa" w:w="2268"/>
+          </w:tcPr>
+          <w:p/>
+        </w:tc>
+      </w:tr>
+      <w:tr>
+        <w:trPr>
+          <w:trHeight w:val="567"/>
+        </w:trPr>
+        <w:tc>
+          <w:tcPr>
+            <w:tcW w:type="dxa" w:w="1814"/>
+          </w:tcPr>
+          <w:p>
+            <w:pPr>
+              <w:spacing w:after="0"/>
+            </w:pPr>
+            <w:r>
+              <w:rPr>
+                <w:sz w:val="20"/>
+              </w:rPr>
+              <w:t>BK-TRL-41</w:t>
+            </w:r>
+          </w:p>
+        </w:tc>
+        <w:tc>
+          <w:tcPr>
+            <w:tcW w:type="dxa" w:w="1247"/>
+          </w:tcPr>
+          <w:p/>
+        </w:tc>
+        <w:tc>
+          <w:tcPr>
+            <w:tcW w:type="dxa" w:w="1247"/>
+          </w:tcPr>
+          <w:p/>
+        </w:tc>
+        <w:tc>
+          <w:tcPr>
+            <w:tcW w:type="dxa" w:w="1134"/>
+          </w:tcPr>
+          <w:p/>
+        </w:tc>
+        <w:tc>
+          <w:tcPr>
+            <w:tcW w:type="dxa" w:w="1928"/>
+          </w:tcPr>
+          <w:p/>
+        </w:tc>
+        <w:tc>
+          <w:tcPr>
+            <w:tcW w:type="dxa" w:w="2268"/>
+          </w:tcPr>
+          <w:p/>
+        </w:tc>
+      </w:tr>
+    </w:tbl>
+    <w:p>
+      <w:pPr>
+        <w:keepNext/>
+        <w:spacing w:after="40"/>
+      </w:pPr>
+    </w:p>
+    <w:tbl>
+      <w:tblPr>
+        <w:tblStyle w:val="TableGrid"/>
+        <w:tblW w:type="auto" w:w="0"/>
+        <w:tblLook w:firstColumn="1" w:firstRow="1" w:lastColumn="0" w:lastRow="0" w:noHBand="0" w:noVBand="1" w:val="04A0"/>
+      </w:tblPr>
+      <w:tblGrid>
+        <w:gridCol w:w="10086"/>
+      </w:tblGrid>
+      <w:tr>
+        <w:trPr>
+          <w:cantSplit/>
+          <w:trHeight w:val="1956"/>
+        </w:trPr>
+        <w:tc>
+          <w:tcPr>
+            <w:tcW w:type="dxa" w:w="10086"/>
+            <w:shd w:fill="FAFAFA"/>
+          </w:tcPr>
+          <w:p>
+            <w:pPr>
+              <w:spacing w:after="80"/>
+            </w:pPr>
+            <w:r>
+              <w:rPr>
+                <w:b/>
+                <w:sz w:val="21"/>
+              </w:rPr>
+              <w:t>Écris en deux phrases ton message de réserves au fournisseur.</w:t>
+            </w:r>
+          </w:p>
+          <w:p>
+            <w:pPr>
+              <w:spacing w:before="0" w:after="80"/>
+            </w:pPr>
+            <w:r>
+              <w:rPr>
+                <w:sz w:val="22"/>
+              </w:rPr>
+            </w:r>
+          </w:p>
+          <w:p>
+            <w:pPr>
+              <w:spacing w:before="0" w:after="80"/>
+            </w:pPr>
+            <w:r>
+              <w:rPr>
+                <w:sz w:val="22"/>
+              </w:rPr>
+            </w:r>
+          </w:p>
+          <w:p>
+            <w:pPr>
+              <w:spacing w:before="0" w:after="80"/>
+            </w:pPr>
+            <w:r>
+              <w:rPr>
+                <w:sz w:val="22"/>
+              </w:rPr>
+            </w:r>
+          </w:p>
+        </w:tc>
+      </w:tr>
+    </w:tbl>
+    <w:p>
+      <w:pPr>
+        <w:spacing w:after="0" w:line="60" w:lineRule="exact"/>
+      </w:pPr>
+      <w:r>
+        <w:rPr>
+          <w:sz w:val="10"/>
+        </w:rPr>
+      </w:r>
+    </w:p>
+    <w:p>
+      <w:pPr>
+        <w:keepNext/>
+        <w:spacing w:before="160" w:after="80"/>
+      </w:pPr>
+      <w:r>
+        <w:rPr>
+          <w:b/>
+          <w:color w:val="111111"/>
+          <w:sz w:val="23"/>
+        </w:rPr>
+        <w:t>Pour réfléchir</w:t>
+      </w:r>
+      <w:r>
+        <w:rPr>
+          <w:color w:val="595959"/>
+          <w:sz w:val="19"/>
+        </w:rPr>
+        <w:t xml:space="preserve">   Il n'y a pas une seule bonne réponse : explique la tienne, avec tes mots.</w:t>
+      </w:r>
+    </w:p>
+    <w:tbl>
+      <w:tblPr>
+        <w:tblStyle w:val="TableGrid"/>
+        <w:tblW w:type="auto" w:w="0"/>
+        <w:tblLook w:firstColumn="1" w:firstRow="1" w:lastColumn="0" w:lastRow="0" w:noHBand="0" w:noVBand="1" w:val="04A0"/>
+      </w:tblPr>
+      <w:tblGrid>
+        <w:gridCol w:w="10086"/>
+      </w:tblGrid>
+      <w:tr>
+        <w:trPr>
+          <w:cantSplit/>
+          <w:trHeight w:val="2438"/>
+        </w:trPr>
+        <w:tc>
+          <w:tcPr>
+            <w:tcW w:type="dxa" w:w="10086"/>
+            <w:shd w:fill="FAFAFA"/>
+          </w:tcPr>
+          <w:p>
+            <w:pPr>
+              <w:spacing w:after="80"/>
+            </w:pPr>
+            <w:r>
+              <w:rPr>
+                <w:b/>
+                <w:sz w:val="21"/>
+              </w:rPr>
+              <w:t>Le chauffeur est pressé et te demande de signer sans compter. Que lui réponds-tu ?</w:t>
+            </w:r>
+          </w:p>
+          <w:p>
+            <w:pPr>
+              <w:spacing w:before="0" w:after="80"/>
+            </w:pPr>
+            <w:r>
+              <w:rPr>
+                <w:sz w:val="22"/>
+              </w:rPr>
+            </w:r>
+          </w:p>
+          <w:p>
+            <w:pPr>
+              <w:spacing w:before="0" w:after="80"/>
+            </w:pPr>
+            <w:r>
+              <w:rPr>
+                <w:sz w:val="22"/>
+              </w:rPr>
+            </w:r>
+          </w:p>
+          <w:p>
+            <w:pPr>
+              <w:spacing w:before="0" w:after="80"/>
+            </w:pPr>
+            <w:r>
+              <w:rPr>
+                <w:sz w:val="22"/>
+              </w:rPr>
+            </w:r>
+          </w:p>
+          <w:p>
+            <w:pPr>
+              <w:spacing w:before="0" w:after="80"/>
+            </w:pPr>
+            <w:r>
+              <w:rPr>
+                <w:sz w:val="22"/>
+              </w:rPr>
+            </w:r>
+          </w:p>
+        </w:tc>
+      </w:tr>
+    </w:tbl>
+    <w:p>
+      <w:pPr>
+        <w:spacing w:after="0" w:line="60" w:lineRule="exact"/>
+      </w:pPr>
+      <w:r>
+        <w:rPr>
+          <w:sz w:val="10"/>
+        </w:rPr>
+      </w:r>
+    </w:p>
     <w:sectPr>
+      <w:type w:val="oddPage"/>
       <w:pgSz w:w="12240" w:h="15840"/>
       <w:pgMar w:top="680" w:right="1077" w:bottom="737" w:left="1077" w:header="720" w:footer="720" w:gutter="0"/>
       <w:cols w:space="720"/>

--- a/contenus/trames/ENT-1.1-spartoo-reception-trame-eleve.docx
+++ b/contenus/trames/ENT-1.1-spartoo-reception-trame-eleve.docx
@@ -12,7 +12,7 @@
       <w:r>
         <w:drawing>
           <wp:inline xmlns:a="http://schemas.openxmlformats.org/drawingml/2006/main" xmlns:pic="http://schemas.openxmlformats.org/drawingml/2006/picture">
-            <wp:extent cx="413999" cy="413999"/>
+            <wp:extent cx="1861364" cy="468000"/>
             <wp:docPr id="1" name="Picture 1"/>
             <wp:cNvGraphicFramePr>
               <a:graphicFrameLocks noChangeAspect="1"/>
@@ -21,7 +21,7 @@
               <a:graphicData uri="http://schemas.openxmlformats.org/drawingml/2006/picture">
                 <pic:pic>
                   <pic:nvPicPr>
-                    <pic:cNvPr id="0" name="logo.png"/>
+                    <pic:cNvPr id="0" name="simulog.png"/>
                     <pic:cNvPicPr/>
                   </pic:nvPicPr>
                   <pic:blipFill>
@@ -33,7 +33,7 @@
                   <pic:spPr>
                     <a:xfrm>
                       <a:off x="0" y="0"/>
-                      <a:ext cx="413999" cy="413999"/>
+                      <a:ext cx="1861364" cy="468000"/>
                     </a:xfrm>
                     <a:prstGeom prst="rect"/>
                   </pic:spPr>
@@ -42,14 +42,6 @@
             </a:graphic>
           </wp:inline>
         </w:drawing>
-      </w:r>
-      <w:r>
-        <w:rPr>
-          <w:b/>
-          <w:color w:val="111111"/>
-          <w:sz w:val="40"/>
-        </w:rPr>
-        <w:t xml:space="preserve">  Simulog</w:t>
       </w:r>
       <w:r>
         <w:tab/>

--- a/contenus/trames/ENT-1.1-spartoo-reception-trame-eleve.docx
+++ b/contenus/trames/ENT-1.1-spartoo-reception-trame-eleve.docx
@@ -295,7 +295,7 @@
               <w:rPr>
                 <w:sz w:val="20"/>
               </w:rPr>
-              <w:t>tu peux le suivre seul, étape par étape. Aujourd'hui, tu es au quai de réception de Spartoo : une livraison arrive, et c'est toi qui la contrôles. Le logiciel ne compte rien à ta place et ne corrige aucune erreur : ce que tu saisis entre vraiment dans le stock.</w:t>
+              <w:t>tu peux le suivre seul, étape par étape. Aujourd'hui, tu es au quai de réception de Spartoo : un camion arrive, et c'est toi qui contrôles la livraison, du quai jusqu'à l'entrée en stock. Le logiciel ne compte rien à ta place : ce que tu saisis entre vraiment dans le stock.</w:t>
             </w:r>
           </w:p>
         </w:tc>
@@ -342,7 +342,7 @@
               <w:rPr>
                 <w:sz w:val="20"/>
               </w:rPr>
-              <w:t>trois points : ton contrôle à réception (numéro de lot, quantités, état et décision de chaque ligne), l'entrée en stock avec le bon lot, et ton message de réserves à Puma. Tes réponses écrites ici servent à réfléchir.</w:t>
+              <w:t>huit points : ton questionnaire sur la procédure, ton comptage de la palette, ta décision, tes réserves écrites sur le bon de livraison, la signature du chauffeur, ton bon de réception, l'entrée en stock avec le bon lot, et ton message de réserves à Puma. Tes réponses écrites ici servent à réfléchir.</w:t>
             </w:r>
           </w:p>
         </w:tc>
@@ -389,7 +389,7 @@
               <w:rPr>
                 <w:sz w:val="20"/>
               </w:rPr>
-              <w:t>Spartoo, son métier (la vente de chaussures en ligne) et la marque Puma sont réels. Le bon de livraison, les quantités, les numéros, les coordonnées de Puma et M. Morin sont inventés pour l'exercice.</w:t>
+              <w:t>Spartoo, son entrepôt Toolog de Saint-Quentin-Fallavier (Isère), la marque Puma et le transporteur Geodis sont réels. Le quai 7, l'horaire, le chauffeur, les numéros, les quantités, les défauts et M. Morin sont inventés pour l'exercice.</w:t>
             </w:r>
           </w:p>
         </w:tc>
@@ -504,7 +504,7 @@
       </w:tr>
       <w:tr>
         <w:trPr>
-          <w:trHeight w:val="510"/>
+          <w:trHeight w:val="482"/>
         </w:trPr>
         <w:tc>
           <w:tcPr>
@@ -550,14 +550,14 @@
               <w:rPr>
                 <w:sz w:val="20"/>
               </w:rPr>
-              <w:t>Sur Internet</w:t>
+              <w:t>Internet et ce carnet</w:t>
             </w:r>
           </w:p>
         </w:tc>
       </w:tr>
       <w:tr>
         <w:trPr>
-          <w:trHeight w:val="510"/>
+          <w:trHeight w:val="482"/>
         </w:trPr>
         <w:tc>
           <w:tcPr>
@@ -587,7 +587,7 @@
               <w:rPr>
                 <w:sz w:val="20"/>
               </w:rPr>
-              <w:t>Comprendre le contrôle à réception</w:t>
+              <w:t>Comprendre le bon de livraison et les réserves</w:t>
             </w:r>
           </w:p>
         </w:tc>
@@ -603,14 +603,14 @@
               <w:rPr>
                 <w:sz w:val="20"/>
               </w:rPr>
-              <w:t>Sur Internet</w:t>
+              <w:t>Dans ce carnet</w:t>
             </w:r>
           </w:p>
         </w:tc>
       </w:tr>
       <w:tr>
         <w:trPr>
-          <w:trHeight w:val="510"/>
+          <w:trHeight w:val="482"/>
         </w:trPr>
         <w:tc>
           <w:tcPr>
@@ -640,7 +640,7 @@
               <w:rPr>
                 <w:sz w:val="20"/>
               </w:rPr>
-              <w:t>Lire la procédure de l'entreprise</w:t>
+              <w:t>Lire la procédure et répondre au questionnaire</w:t>
             </w:r>
           </w:p>
         </w:tc>
@@ -663,7 +663,7 @@
       </w:tr>
       <w:tr>
         <w:trPr>
-          <w:trHeight w:val="510"/>
+          <w:trHeight w:val="482"/>
         </w:trPr>
         <w:tc>
           <w:tcPr>
@@ -693,7 +693,7 @@
               <w:rPr>
                 <w:sz w:val="20"/>
               </w:rPr>
-              <w:t>Lire le bon de livraison</w:t>
+              <w:t>Recevoir le camion</w:t>
             </w:r>
           </w:p>
         </w:tc>
@@ -709,14 +709,14 @@
               <w:rPr>
                 <w:sz w:val="20"/>
               </w:rPr>
-              <w:t>Dans Prepalog</w:t>
+              <w:t>Prepalog : Quai</w:t>
             </w:r>
           </w:p>
         </w:tc>
       </w:tr>
       <w:tr>
         <w:trPr>
-          <w:trHeight w:val="510"/>
+          <w:trHeight w:val="482"/>
         </w:trPr>
         <w:tc>
           <w:tcPr>
@@ -746,7 +746,7 @@
               <w:rPr>
                 <w:sz w:val="20"/>
               </w:rPr>
-              <w:t>Compter les colis sur le quai</w:t>
+              <w:t>Compter la palette et faire signer le chauffeur</w:t>
             </w:r>
           </w:p>
         </w:tc>
@@ -762,14 +762,14 @@
               <w:rPr>
                 <w:sz w:val="20"/>
               </w:rPr>
-              <w:t>Dans Prepalog</w:t>
+              <w:t>Prepalog : Quai</w:t>
             </w:r>
           </w:p>
         </w:tc>
       </w:tr>
       <w:tr>
         <w:trPr>
-          <w:trHeight w:val="510"/>
+          <w:trHeight w:val="482"/>
         </w:trPr>
         <w:tc>
           <w:tcPr>
@@ -799,7 +799,7 @@
               <w:rPr>
                 <w:sz w:val="20"/>
               </w:rPr>
-              <w:t>Remplir le bon de réception</w:t>
+              <w:t>Retrouver ta réception et la saisir en paires</w:t>
             </w:r>
           </w:p>
         </w:tc>
@@ -815,14 +815,14 @@
               <w:rPr>
                 <w:sz w:val="20"/>
               </w:rPr>
-              <w:t>Dans Prepalog</w:t>
+              <w:t>Prepalog : Réceptions</w:t>
             </w:r>
           </w:p>
         </w:tc>
       </w:tr>
       <w:tr>
         <w:trPr>
-          <w:trHeight w:val="510"/>
+          <w:trHeight w:val="482"/>
         </w:trPr>
         <w:tc>
           <w:tcPr>
@@ -852,7 +852,7 @@
               <w:rPr>
                 <w:sz w:val="20"/>
               </w:rPr>
-              <w:t>Valider et vérifier dans la base</w:t>
+              <w:t>Découvrir la console et vérifier ta réception</w:t>
             </w:r>
           </w:p>
         </w:tc>
@@ -868,14 +868,14 @@
               <w:rPr>
                 <w:sz w:val="20"/>
               </w:rPr>
-              <w:t>Dans Prepalog</w:t>
+              <w:t>Prepalog : Console</w:t>
             </w:r>
           </w:p>
         </w:tc>
       </w:tr>
       <w:tr>
         <w:trPr>
-          <w:trHeight w:val="510"/>
+          <w:trHeight w:val="482"/>
         </w:trPr>
         <w:tc>
           <w:tcPr>
@@ -905,7 +905,7 @@
               <w:rPr>
                 <w:sz w:val="20"/>
               </w:rPr>
-              <w:t>Signaler les réserves au fournisseur</w:t>
+              <w:t>Signaler les réserves à Puma</w:t>
             </w:r>
           </w:p>
         </w:tc>
@@ -921,7 +921,7 @@
               <w:rPr>
                 <w:sz w:val="20"/>
               </w:rPr>
-              <w:t>Dans Prepalog</w:t>
+              <w:t>Prepalog : Messagerie</w:t>
             </w:r>
           </w:p>
         </w:tc>
@@ -972,7 +972,7 @@
           <w:color w:val="1A1A1A"/>
           <w:sz w:val="22"/>
         </w:rPr>
-        <w:t>Avant d'ouvrir le logiciel, il faut savoir pour qui tu travailles. Spartoo existe réellement : c'est un vrai site marchand français de vente de chaussures en ligne. Fais une recherche sur Internet pour découvrir qui elle est.</w:t>
+        <w:t>Avant d'ouvrir le logiciel, il faut savoir pour qui tu travailles. Spartoo existe réellement : c'est un site français de vente de chaussures en ligne. Fais une courte recherche sur Internet pour la découvrir.</w:t>
       </w:r>
     </w:p>
     <w:p>
@@ -1014,7 +1014,7 @@
         <w:rPr>
           <w:sz w:val="22"/>
         </w:rPr>
-        <w:t>Regarde sa fiche Wikipédia ou un article de presse économique, puis la page « Politique de confidentialité » ou « CGV » de son site.</w:t>
+        <w:t>Regarde sa fiche Wikipédia ou un article de presse économique.</w:t>
       </w:r>
     </w:p>
     <w:p>
@@ -1035,7 +1035,7 @@
         <w:rPr>
           <w:sz w:val="22"/>
         </w:rPr>
-        <w:t>Réponds aux questions ci-dessous avec ce que tu trouves.</w:t>
+        <w:t>Réponds aux quatre questions ci-dessous.</w:t>
       </w:r>
     </w:p>
     <w:tbl>
@@ -1046,13 +1046,13 @@
         <w:tblLook w:firstColumn="1" w:firstRow="1" w:lastColumn="0" w:lastRow="0" w:noHBand="0" w:noVBand="1" w:val="04A0"/>
       </w:tblPr>
       <w:tblGrid>
-        <w:gridCol w:w="5896"/>
-        <w:gridCol w:w="3742"/>
+        <w:gridCol w:w="4195"/>
+        <w:gridCol w:w="5443"/>
       </w:tblGrid>
       <w:tr>
         <w:tc>
           <w:tcPr>
-            <w:tcW w:type="dxa" w:w="5896"/>
+            <w:tcW w:type="dxa" w:w="4195"/>
             <w:shd w:fill="E8E8E8"/>
           </w:tcPr>
           <w:p>
@@ -1072,7 +1072,7 @@
         </w:tc>
         <w:tc>
           <w:tcPr>
-            <w:tcW w:type="dxa" w:w="3742"/>
+            <w:tcW w:type="dxa" w:w="5443"/>
             <w:shd w:fill="E8E8E8"/>
           </w:tcPr>
           <w:p>
@@ -1093,12 +1093,12 @@
       </w:tr>
       <w:tr>
         <w:trPr>
-          <w:trHeight w:val="482"/>
+          <w:trHeight w:val="737"/>
           <w:cantSplit/>
         </w:trPr>
         <w:tc>
           <w:tcPr>
-            <w:tcW w:type="dxa" w:w="5896"/>
+            <w:tcW w:type="dxa" w:w="4195"/>
           </w:tcPr>
           <w:p>
             <w:pPr>
@@ -1114,19 +1114,19 @@
         </w:tc>
         <w:tc>
           <w:tcPr>
-            <w:tcW w:type="dxa" w:w="3742"/>
+            <w:tcW w:type="dxa" w:w="5443"/>
           </w:tcPr>
           <w:p/>
         </w:tc>
       </w:tr>
       <w:tr>
         <w:trPr>
-          <w:trHeight w:val="482"/>
+          <w:trHeight w:val="737"/>
           <w:cantSplit/>
         </w:trPr>
         <w:tc>
           <w:tcPr>
-            <w:tcW w:type="dxa" w:w="5896"/>
+            <w:tcW w:type="dxa" w:w="4195"/>
           </w:tcPr>
           <w:p>
             <w:pPr>
@@ -1142,19 +1142,19 @@
         </w:tc>
         <w:tc>
           <w:tcPr>
-            <w:tcW w:type="dxa" w:w="3742"/>
+            <w:tcW w:type="dxa" w:w="5443"/>
           </w:tcPr>
           <w:p/>
         </w:tc>
       </w:tr>
       <w:tr>
         <w:trPr>
-          <w:trHeight w:val="482"/>
+          <w:trHeight w:val="737"/>
           <w:cantSplit/>
         </w:trPr>
         <w:tc>
           <w:tcPr>
-            <w:tcW w:type="dxa" w:w="5896"/>
+            <w:tcW w:type="dxa" w:w="4195"/>
           </w:tcPr>
           <w:p>
             <w:pPr>
@@ -1170,19 +1170,19 @@
         </w:tc>
         <w:tc>
           <w:tcPr>
-            <w:tcW w:type="dxa" w:w="3742"/>
+            <w:tcW w:type="dxa" w:w="5443"/>
           </w:tcPr>
           <w:p/>
         </w:tc>
       </w:tr>
       <w:tr>
         <w:trPr>
-          <w:trHeight w:val="482"/>
+          <w:trHeight w:val="737"/>
           <w:cantSplit/>
         </w:trPr>
         <w:tc>
           <w:tcPr>
-            <w:tcW w:type="dxa" w:w="5896"/>
+            <w:tcW w:type="dxa" w:w="4195"/>
           </w:tcPr>
           <w:p>
             <w:pPr>
@@ -1198,7 +1198,378 @@
         </w:tc>
         <w:tc>
           <w:tcPr>
-            <w:tcW w:type="dxa" w:w="3742"/>
+            <w:tcW w:type="dxa" w:w="5443"/>
+          </w:tcPr>
+          <w:p/>
+        </w:tc>
+      </w:tr>
+    </w:tbl>
+    <w:p>
+      <w:pPr>
+        <w:spacing w:after="0" w:line="60" w:lineRule="exact"/>
+      </w:pPr>
+      <w:r>
+        <w:rPr>
+          <w:sz w:val="10"/>
+        </w:rPr>
+      </w:r>
+    </w:p>
+    <w:p>
+      <w:pPr>
+        <w:keepNext/>
+        <w:spacing w:before="120" w:after="120"/>
+      </w:pPr>
+      <w:r>
+        <w:rPr>
+          <w:b/>
+          <w:color w:val="1A1A1A"/>
+          <w:sz w:val="21"/>
+        </w:rPr>
+        <w:t>Pas besoin de chercher la suite : lis les deux textes ci-dessous.</w:t>
+      </w:r>
+    </w:p>
+    <w:tbl>
+      <w:tblPr>
+        <w:tblStyle w:val="TableGrid"/>
+        <w:tblW w:type="auto" w:w="0"/>
+        <w:jc w:val="left"/>
+        <w:tblLook w:firstColumn="1" w:firstRow="1" w:lastColumn="0" w:lastRow="0" w:noHBand="0" w:noVBand="1" w:val="04A0"/>
+      </w:tblPr>
+      <w:tblGrid>
+        <w:gridCol w:w="10086"/>
+      </w:tblGrid>
+      <w:tr>
+        <w:trPr>
+          <w:cantSplit/>
+        </w:trPr>
+        <w:tc>
+          <w:tcPr>
+            <w:tcW w:type="dxa" w:w="10086"/>
+            <w:shd w:fill="F2F2F2"/>
+          </w:tcPr>
+          <w:p>
+            <w:pPr>
+              <w:keepNext/>
+              <w:spacing w:after="40"/>
+            </w:pPr>
+            <w:r>
+              <w:rPr>
+                <w:b/>
+                <w:color w:val="111111"/>
+                <w:sz w:val="20"/>
+              </w:rPr>
+              <w:t>Ce que Spartoo annonce à ses clients (résumé de ses conditions de retour, octobre 2026)</w:t>
+            </w:r>
+          </w:p>
+          <w:p>
+            <w:pPr>
+              <w:keepNext/>
+              <w:spacing w:before="0" w:after="40"/>
+              <w:ind w:left="397" w:hanging="227"/>
+            </w:pPr>
+            <w:r>
+              <w:rPr>
+                <w:sz w:val="20"/>
+              </w:rPr>
+              <w:t>•  Tu as 30 jours après avoir reçu ta commande pour nous renvoyer un article.</w:t>
+            </w:r>
+          </w:p>
+          <w:p>
+            <w:pPr>
+              <w:keepNext/>
+              <w:spacing w:before="0" w:after="40"/>
+              <w:ind w:left="397" w:hanging="227"/>
+            </w:pPr>
+            <w:r>
+              <w:rPr>
+                <w:sz w:val="20"/>
+              </w:rPr>
+              <w:t>•  Le retour est gratuit.</w:t>
+            </w:r>
+          </w:p>
+          <w:p>
+            <w:pPr>
+              <w:keepNext/>
+              <w:spacing w:before="0" w:after="40"/>
+              <w:ind w:left="397" w:hanging="227"/>
+            </w:pPr>
+            <w:r>
+              <w:rPr>
+                <w:sz w:val="20"/>
+              </w:rPr>
+              <w:t>•  L'article doit être neuf, non porté à l'extérieur, dans sa boîte d'origine.</w:t>
+            </w:r>
+          </w:p>
+          <w:p>
+            <w:pPr>
+              <w:spacing w:before="0" w:after="0"/>
+              <w:ind w:left="397" w:hanging="227"/>
+            </w:pPr>
+            <w:r>
+              <w:rPr>
+                <w:sz w:val="20"/>
+              </w:rPr>
+              <w:t>•  Tu es remboursé sur le moyen de paiement que tu as utilisé.</w:t>
+            </w:r>
+          </w:p>
+        </w:tc>
+      </w:tr>
+    </w:tbl>
+    <w:p>
+      <w:pPr>
+        <w:keepNext/>
+        <w:spacing w:after="40"/>
+      </w:pPr>
+    </w:p>
+    <w:tbl>
+      <w:tblPr>
+        <w:tblStyle w:val="TableGrid"/>
+        <w:tblW w:type="auto" w:w="0"/>
+        <w:jc w:val="left"/>
+        <w:tblLook w:firstColumn="1" w:firstRow="1" w:lastColumn="0" w:lastRow="0" w:noHBand="0" w:noVBand="1" w:val="04A0"/>
+      </w:tblPr>
+      <w:tblGrid>
+        <w:gridCol w:w="10086"/>
+      </w:tblGrid>
+      <w:tr>
+        <w:trPr>
+          <w:cantSplit/>
+        </w:trPr>
+        <w:tc>
+          <w:tcPr>
+            <w:tcW w:type="dxa" w:w="10086"/>
+            <w:shd w:fill="F2F2F2"/>
+          </w:tcPr>
+          <w:p>
+            <w:pPr>
+              <w:keepNext/>
+              <w:spacing w:after="40"/>
+            </w:pPr>
+            <w:r>
+              <w:rPr>
+                <w:b/>
+                <w:color w:val="111111"/>
+                <w:sz w:val="20"/>
+              </w:rPr>
+              <w:t>Ce que dit la loi (Code de la consommation, article L221-18, extrait simplifié)</w:t>
+            </w:r>
+          </w:p>
+          <w:p>
+            <w:pPr>
+              <w:keepNext/>
+              <w:spacing w:before="0" w:after="40"/>
+              <w:ind w:left="397" w:hanging="227"/>
+            </w:pPr>
+            <w:r>
+              <w:rPr>
+                <w:sz w:val="20"/>
+              </w:rPr>
+              <w:t>•  « Le consommateur dispose d'un délai de quatorze jours pour exercer son droit de rétractation d'un contrat conclu à distance […] sans avoir à motiver sa décision. »</w:t>
+            </w:r>
+          </w:p>
+          <w:p>
+            <w:pPr>
+              <w:spacing w:before="0" w:after="0"/>
+              <w:ind w:left="397" w:hanging="227"/>
+            </w:pPr>
+            <w:r>
+              <w:rPr>
+                <w:sz w:val="20"/>
+              </w:rPr>
+              <w:t>•  Se rétracter = changer d'avis et annuler son achat. Cette règle s'impose à TOUS les vendeurs en ligne.</w:t>
+            </w:r>
+          </w:p>
+        </w:tc>
+      </w:tr>
+    </w:tbl>
+    <w:p>
+      <w:pPr>
+        <w:spacing w:after="40"/>
+      </w:pPr>
+    </w:p>
+    <w:p>
+      <w:pPr>
+        <w:keepNext/>
+        <w:spacing w:before="80" w:after="120"/>
+      </w:pPr>
+      <w:r>
+        <w:rPr>
+          <w:b/>
+          <w:color w:val="1A1A1A"/>
+          <w:sz w:val="21"/>
+        </w:rPr>
+        <w:t>Compare les deux textes :</w:t>
+      </w:r>
+    </w:p>
+    <w:tbl>
+      <w:tblPr>
+        <w:tblStyle w:val="TableGrid"/>
+        <w:tblW w:type="auto" w:w="0"/>
+        <w:tblLayout w:type="fixed"/>
+        <w:tblLook w:firstColumn="1" w:firstRow="1" w:lastColumn="0" w:lastRow="0" w:noHBand="0" w:noVBand="1" w:val="04A0"/>
+      </w:tblPr>
+      <w:tblGrid>
+        <w:gridCol w:w="2835"/>
+        <w:gridCol w:w="3402"/>
+        <w:gridCol w:w="3402"/>
+      </w:tblGrid>
+      <w:tr>
+        <w:tc>
+          <w:tcPr>
+            <w:tcW w:type="dxa" w:w="2835"/>
+            <w:shd w:fill="E8E8E8"/>
+          </w:tcPr>
+          <w:p>
+            <w:pPr>
+              <w:keepNext/>
+              <w:spacing w:after="0"/>
+            </w:pPr>
+            <w:r>
+              <w:rPr>
+                <w:b/>
+                <w:color w:val="111111"/>
+                <w:sz w:val="20"/>
+              </w:rPr>
+              <w:t>Question</w:t>
+            </w:r>
+          </w:p>
+        </w:tc>
+        <w:tc>
+          <w:tcPr>
+            <w:tcW w:type="dxa" w:w="3402"/>
+            <w:shd w:fill="E8E8E8"/>
+          </w:tcPr>
+          <w:p>
+            <w:pPr>
+              <w:keepNext/>
+              <w:spacing w:after="0"/>
+            </w:pPr>
+            <w:r>
+              <w:rPr>
+                <w:b/>
+                <w:color w:val="111111"/>
+                <w:sz w:val="20"/>
+              </w:rPr>
+              <w:t>Ce que la loi impose</w:t>
+            </w:r>
+          </w:p>
+        </w:tc>
+        <w:tc>
+          <w:tcPr>
+            <w:tcW w:type="dxa" w:w="3402"/>
+            <w:shd w:fill="E8E8E8"/>
+          </w:tcPr>
+          <w:p>
+            <w:pPr>
+              <w:keepNext/>
+              <w:spacing w:after="0"/>
+            </w:pPr>
+            <w:r>
+              <w:rPr>
+                <w:b/>
+                <w:color w:val="111111"/>
+                <w:sz w:val="20"/>
+              </w:rPr>
+              <w:t>Ce que Spartoo choisit d'offrir</w:t>
+            </w:r>
+          </w:p>
+        </w:tc>
+      </w:tr>
+      <w:tr>
+        <w:trPr>
+          <w:trHeight w:val="850"/>
+        </w:trPr>
+        <w:tc>
+          <w:tcPr>
+            <w:tcW w:type="dxa" w:w="2835"/>
+          </w:tcPr>
+          <w:p>
+            <w:pPr>
+              <w:spacing w:after="0"/>
+            </w:pPr>
+            <w:r>
+              <w:rPr>
+                <w:sz w:val="20"/>
+              </w:rPr>
+              <w:t>Combien de jours pour renvoyer un article ?</w:t>
+            </w:r>
+          </w:p>
+        </w:tc>
+        <w:tc>
+          <w:tcPr>
+            <w:tcW w:type="dxa" w:w="3402"/>
+          </w:tcPr>
+          <w:p/>
+        </w:tc>
+        <w:tc>
+          <w:tcPr>
+            <w:tcW w:type="dxa" w:w="3402"/>
+          </w:tcPr>
+          <w:p/>
+        </w:tc>
+      </w:tr>
+      <w:tr>
+        <w:trPr>
+          <w:trHeight w:val="850"/>
+        </w:trPr>
+        <w:tc>
+          <w:tcPr>
+            <w:tcW w:type="dxa" w:w="2835"/>
+          </w:tcPr>
+          <w:p>
+            <w:pPr>
+              <w:spacing w:after="0"/>
+            </w:pPr>
+            <w:r>
+              <w:rPr>
+                <w:sz w:val="20"/>
+              </w:rPr>
+              <w:t>Est-ce obligatoire ou est-ce un choix ?</w:t>
+            </w:r>
+          </w:p>
+        </w:tc>
+        <w:tc>
+          <w:tcPr>
+            <w:tcW w:type="dxa" w:w="3402"/>
+          </w:tcPr>
+          <w:p/>
+        </w:tc>
+        <w:tc>
+          <w:tcPr>
+            <w:tcW w:type="dxa" w:w="3402"/>
+          </w:tcPr>
+          <w:p/>
+        </w:tc>
+      </w:tr>
+      <w:tr>
+        <w:trPr>
+          <w:trHeight w:val="850"/>
+        </w:trPr>
+        <w:tc>
+          <w:tcPr>
+            <w:tcW w:type="dxa" w:w="2835"/>
+          </w:tcPr>
+          <w:p>
+            <w:pPr>
+              <w:spacing w:after="0"/>
+            </w:pPr>
+            <w:r>
+              <w:rPr>
+                <w:sz w:val="20"/>
+              </w:rPr>
+              <w:t>Qui doit le respecter ?</w:t>
+            </w:r>
+          </w:p>
+        </w:tc>
+        <w:tc>
+          <w:tcPr>
+            <w:tcW w:type="dxa" w:w="3402"/>
+          </w:tcPr>
+          <w:p/>
+        </w:tc>
+        <w:tc>
+          <w:tcPr>
+            <w:tcW w:type="dxa" w:w="3402"/>
           </w:tcPr>
           <w:p/>
         </w:tc>
@@ -1207,13 +1578,8 @@
     <w:p>
       <w:pPr>
         <w:keepNext/>
-        <w:spacing w:after="0" w:line="60" w:lineRule="exact"/>
+        <w:spacing w:after="40"/>
       </w:pPr>
-      <w:r>
-        <w:rPr>
-          <w:sz w:val="10"/>
-        </w:rPr>
-      </w:r>
     </w:p>
     <w:tbl>
       <w:tblPr>
@@ -1339,7 +1705,7 @@
                 <w:b/>
                 <w:sz w:val="21"/>
               </w:rPr>
-              <w:t>Après un achat sur Internet, combien de jours le client a-t-il pour changer d'avis ?</w:t>
+              <w:t>D'après la loi, combien de jours un client a-t-il pour changer d'avis après un achat sur Internet ?</w:t>
             </w:r>
           </w:p>
           <w:p>
@@ -1351,7 +1717,77 @@
               <w:rPr>
                 <w:sz w:val="21"/>
               </w:rPr>
-              <w:t>☐  2 jours      ☐  14 jours      ☐  60 jours</w:t>
+              <w:t>☐  2 jours      ☐  14 jours      ☐  30 jours</w:t>
+            </w:r>
+          </w:p>
+        </w:tc>
+      </w:tr>
+      <w:tr>
+        <w:trPr>
+          <w:cantSplit/>
+        </w:trPr>
+        <w:tc>
+          <w:tcPr>
+            <w:tcW w:type="dxa" w:w="10086"/>
+            <w:shd w:fill="FAFAFA"/>
+          </w:tcPr>
+          <w:p>
+            <w:pPr>
+              <w:keepNext/>
+              <w:spacing w:after="60"/>
+            </w:pPr>
+            <w:r>
+              <w:rPr>
+                <w:b/>
+                <w:color w:val="595959"/>
+                <w:sz w:val="18"/>
+              </w:rPr>
+              <w:t xml:space="preserve">QCM  </w:t>
+            </w:r>
+            <w:r>
+              <w:rPr>
+                <w:b/>
+                <w:sz w:val="21"/>
+              </w:rPr>
+              <w:t>Les 30 jours de Spartoo, c'est…</w:t>
+            </w:r>
+          </w:p>
+          <w:p>
+            <w:pPr>
+              <w:keepNext/>
+              <w:spacing w:before="0" w:after="40"/>
+              <w:ind w:left="227"/>
+            </w:pPr>
+            <w:r>
+              <w:rPr>
+                <w:sz w:val="21"/>
+              </w:rPr>
+              <w:t>☐  une obligation de la loi</w:t>
+            </w:r>
+          </w:p>
+          <w:p>
+            <w:pPr>
+              <w:keepNext/>
+              <w:spacing w:before="0" w:after="40"/>
+              <w:ind w:left="227"/>
+            </w:pPr>
+            <w:r>
+              <w:rPr>
+                <w:sz w:val="21"/>
+              </w:rPr>
+              <w:t>☐  un service pour attirer et garder les clients</w:t>
+            </w:r>
+          </w:p>
+          <w:p>
+            <w:pPr>
+              <w:spacing w:before="0" w:after="80"/>
+              <w:ind w:left="227"/>
+            </w:pPr>
+            <w:r>
+              <w:rPr>
+                <w:sz w:val="21"/>
+              </w:rPr>
+              <w:t>☐  une erreur du site</w:t>
             </w:r>
           </w:p>
         </w:tc>
@@ -1429,6 +1865,81 @@
     </w:tbl>
     <w:p>
       <w:pPr>
+        <w:keepNext/>
+        <w:spacing w:after="0" w:line="60" w:lineRule="exact"/>
+      </w:pPr>
+      <w:r>
+        <w:rPr>
+          <w:sz w:val="10"/>
+        </w:rPr>
+      </w:r>
+    </w:p>
+    <w:tbl>
+      <w:tblPr>
+        <w:tblStyle w:val="TableGrid"/>
+        <w:tblW w:type="auto" w:w="0"/>
+        <w:tblLook w:firstColumn="1" w:firstRow="1" w:lastColumn="0" w:lastRow="0" w:noHBand="0" w:noVBand="1" w:val="04A0"/>
+      </w:tblPr>
+      <w:tblGrid>
+        <w:gridCol w:w="10086"/>
+      </w:tblGrid>
+      <w:tr>
+        <w:trPr>
+          <w:cantSplit/>
+          <w:trHeight w:val="1956"/>
+        </w:trPr>
+        <w:tc>
+          <w:tcPr>
+            <w:tcW w:type="dxa" w:w="10086"/>
+            <w:shd w:fill="FAFAFA"/>
+          </w:tcPr>
+          <w:p>
+            <w:pPr>
+              <w:spacing w:after="80"/>
+            </w:pPr>
+            <w:r>
+              <w:rPr>
+                <w:b/>
+                <w:sz w:val="21"/>
+              </w:rPr>
+              <w:t>Pourquoi Spartoo donne-t-il à ses clients plus de temps que la loi ne l'oblige ?</w:t>
+            </w:r>
+          </w:p>
+          <w:p>
+            <w:pPr>
+              <w:spacing w:before="0" w:after="80"/>
+            </w:pPr>
+            <w:r>
+              <w:rPr>
+                <w:sz w:val="22"/>
+              </w:rPr>
+            </w:r>
+          </w:p>
+          <w:p>
+            <w:pPr>
+              <w:spacing w:before="0" w:after="80"/>
+            </w:pPr>
+            <w:r>
+              <w:rPr>
+                <w:sz w:val="22"/>
+              </w:rPr>
+            </w:r>
+          </w:p>
+          <w:p>
+            <w:pPr>
+              <w:spacing w:before="0" w:after="80"/>
+            </w:pPr>
+            <w:r>
+              <w:rPr>
+                <w:sz w:val="22"/>
+              </w:rPr>
+            </w:r>
+          </w:p>
+        </w:tc>
+      </w:tr>
+    </w:tbl>
+    <w:p>
+      <w:pPr>
         <w:spacing w:after="0" w:line="60" w:lineRule="exact"/>
       </w:pPr>
       <w:r>
@@ -1486,7 +1997,7 @@
                 <w:b/>
                 <w:sz w:val="21"/>
               </w:rPr>
-              <w:t>Pour une entreprise qui vend en ligne, pourquoi l'entrepôt et la logistique sont-ils aussi importants que le site Internet ?</w:t>
+              <w:t>30 jours pour renvoyer, et gratuitement : qu'est-ce que cela demande en plus à l'entrepôt de Spartoo ?</w:t>
             </w:r>
           </w:p>
           <w:p>
@@ -1569,11 +2080,12 @@
           <w:color w:val="111111"/>
           <w:sz w:val="30"/>
         </w:rPr>
-        <w:t>Comprendre le contrôle à réception</w:t>
+        <w:t>Comprendre le bon de livraison et les réserves</w:t>
       </w:r>
     </w:p>
     <w:p>
       <w:pPr>
+        <w:keepNext/>
         <w:spacing w:before="0" w:after="120"/>
       </w:pPr>
       <w:r>
@@ -1582,93 +2094,32 @@
           <w:color w:val="1A1A1A"/>
           <w:sz w:val="22"/>
         </w:rPr>
-        <w:t>Avant d'ouvrir le logiciel, il faut savoir ce qu'on va faire. Quand un camion se présente à l'entrepôt, le réceptionnaire ne se contente pas de signer : il contrôle. Fais une recherche sur Internet pour comprendre pourquoi.</w:t>
-      </w:r>
-    </w:p>
-    <w:p>
-      <w:pPr>
-        <w:keepNext/>
-        <w:spacing w:after="80"/>
-        <w:ind w:left="454" w:hanging="454"/>
-      </w:pPr>
-      <w:r>
-        <w:rPr>
-          <w:b/>
-          <w:color w:val="111111"/>
-          <w:sz w:val="22"/>
-        </w:rPr>
-        <w:t xml:space="preserve">1.  </w:t>
-      </w:r>
-      <w:r>
-        <w:rPr>
-          <w:sz w:val="22"/>
-        </w:rPr>
-        <w:t>Cherche « bon de livraison définition » puis « réserves à la livraison ».</w:t>
-      </w:r>
-    </w:p>
-    <w:p>
-      <w:pPr>
-        <w:keepNext/>
-        <w:spacing w:after="80"/>
-        <w:ind w:left="454" w:hanging="454"/>
-      </w:pPr>
-      <w:r>
-        <w:rPr>
-          <w:b/>
-          <w:color w:val="111111"/>
-          <w:sz w:val="22"/>
-        </w:rPr>
-        <w:t xml:space="preserve">2.  </w:t>
-      </w:r>
-      <w:r>
-        <w:rPr>
-          <w:sz w:val="22"/>
-        </w:rPr>
-        <w:t>Regarde en particulier ce que dit le Code de commerce sur le délai pour émettre des réserves.</w:t>
-      </w:r>
-    </w:p>
-    <w:p>
-      <w:pPr>
-        <w:keepNext/>
-        <w:spacing w:after="80"/>
-        <w:ind w:left="454" w:hanging="454"/>
-      </w:pPr>
-      <w:r>
-        <w:rPr>
-          <w:b/>
-          <w:color w:val="111111"/>
-          <w:sz w:val="22"/>
-        </w:rPr>
-        <w:t xml:space="preserve">3.  </w:t>
-      </w:r>
-      <w:r>
-        <w:rPr>
-          <w:sz w:val="22"/>
-        </w:rPr>
-        <w:t>Réponds aux questions ci-dessous avec ce que tu trouves.</w:t>
+        <w:t>Quand un camion se présente à l'entrepôt, le réceptionnaire ne se contente pas de signer : il contrôle. Lis le document ci-dessous, puis réponds aux questions : toutes les réponses sont dedans.</w:t>
       </w:r>
     </w:p>
     <w:tbl>
       <w:tblPr>
         <w:tblStyle w:val="TableGrid"/>
         <w:tblW w:type="auto" w:w="0"/>
-        <w:tblLayout w:type="fixed"/>
+        <w:jc w:val="left"/>
         <w:tblLook w:firstColumn="1" w:firstRow="1" w:lastColumn="0" w:lastRow="0" w:noHBand="0" w:noVBand="1" w:val="04A0"/>
       </w:tblPr>
       <w:tblGrid>
-        <w:gridCol w:w="5896"/>
-        <w:gridCol w:w="3742"/>
+        <w:gridCol w:w="10086"/>
       </w:tblGrid>
       <w:tr>
+        <w:trPr>
+          <w:cantSplit/>
+        </w:trPr>
         <w:tc>
           <w:tcPr>
-            <w:tcW w:type="dxa" w:w="5896"/>
-            <w:shd w:fill="E8E8E8"/>
+            <w:tcW w:type="dxa" w:w="10086"/>
+            <w:shd w:fill="F2F2F2"/>
           </w:tcPr>
           <w:p>
             <w:pPr>
               <w:keepNext/>
-              <w:spacing w:after="0"/>
+              <w:spacing w:after="40"/>
             </w:pPr>
             <w:r>
               <w:rPr>
@@ -1676,85 +2127,190 @@
                 <w:color w:val="111111"/>
                 <w:sz w:val="20"/>
               </w:rPr>
-              <w:t>Question</w:t>
+              <w:t>Document — Le bon de livraison et les réserves</w:t>
+            </w:r>
+          </w:p>
+          <w:p>
+            <w:pPr>
+              <w:keepNext/>
+              <w:spacing w:before="0" w:after="40"/>
+              <w:ind w:left="397" w:hanging="227"/>
+            </w:pPr>
+            <w:r>
+              <w:rPr>
+                <w:sz w:val="20"/>
+              </w:rPr>
+              <w:t>•  Le bon de livraison (BL) est rédigé par l'expéditeur, c'est-à-dire le fournisseur. Il accompagne la marchandise et dit ce qui a été envoyé (références, quantités). Il ne prouve pas ce qui est arrivé.</w:t>
+            </w:r>
+          </w:p>
+          <w:p>
+            <w:pPr>
+              <w:keepNext/>
+              <w:spacing w:before="0" w:after="40"/>
+              <w:ind w:left="397" w:hanging="227"/>
+            </w:pPr>
+            <w:r>
+              <w:rPr>
+                <w:sz w:val="20"/>
+              </w:rPr>
+              <w:t>•  À l'arrivée, le destinataire signe le BL que lui tend le chauffeur. Signer sans rien écrire, c'est dire : « tout est arrivé, en bon état ».</w:t>
+            </w:r>
+          </w:p>
+          <w:p>
+            <w:pPr>
+              <w:keepNext/>
+              <w:spacing w:before="0" w:after="40"/>
+              <w:ind w:left="397" w:hanging="227"/>
+            </w:pPr>
+            <w:r>
+              <w:rPr>
+                <w:sz w:val="20"/>
+              </w:rPr>
+              <w:t>•  Émettre des réserves, c'est écrire sur le BL, AVANT de signer, ce qui ne va pas : ce qui manque, ce qui est abîmé. Les réserves gardent la preuve du problème.</w:t>
+            </w:r>
+          </w:p>
+          <w:p>
+            <w:pPr>
+              <w:keepNext/>
+              <w:spacing w:before="0" w:after="40"/>
+              <w:ind w:left="397" w:hanging="227"/>
+            </w:pPr>
+            <w:r>
+              <w:rPr>
+                <w:sz w:val="20"/>
+              </w:rPr>
+              <w:t>•  Une réserve doit être précise : quoi, combien, quel dommage. Exemple : « manque 2 cartons réf. AB-12 ; 1 carton écrasé réf. CD-34 ».</w:t>
+            </w:r>
+          </w:p>
+          <w:p>
+            <w:pPr>
+              <w:keepNext/>
+              <w:spacing w:before="0" w:after="40"/>
+              <w:ind w:left="397" w:hanging="227"/>
+            </w:pPr>
+            <w:r>
+              <w:rPr>
+                <w:sz w:val="20"/>
+              </w:rPr>
+              <w:t>•  « Sous réserve de déballage » ne veut rien dire de précis : les juges considèrent que cette formule n'a aucune valeur.</w:t>
+            </w:r>
+          </w:p>
+          <w:p>
+            <w:pPr>
+              <w:spacing w:before="0" w:after="0"/>
+              <w:ind w:left="397" w:hanging="227"/>
+            </w:pPr>
+            <w:r>
+              <w:rPr>
+                <w:sz w:val="20"/>
+              </w:rPr>
+              <w:t>•  Code de commerce, article L133-3 : « La réception des objets transportés éteint toute action contre le voiturier pour avarie ou perte partielle si dans les trois jours, non compris les jours fériés, qui suivent celui de cette réception, le destinataire n'a pas notifié au voiturier, par acte extrajudiciaire ou par lettre recommandée, sa protestation motivée. »  (Le voiturier = le transporteur.)</w:t>
             </w:r>
           </w:p>
         </w:tc>
+      </w:tr>
+    </w:tbl>
+    <w:p>
+      <w:pPr>
+        <w:keepNext/>
+        <w:spacing w:after="40"/>
+      </w:pPr>
+    </w:p>
+    <w:tbl>
+      <w:tblPr>
+        <w:tblStyle w:val="TableGrid"/>
+        <w:tblW w:type="auto" w:w="0"/>
+        <w:tblLook w:firstColumn="1" w:firstRow="1" w:lastColumn="0" w:lastRow="0" w:noHBand="0" w:noVBand="1" w:val="04A0"/>
+      </w:tblPr>
+      <w:tblGrid>
+        <w:gridCol w:w="10086"/>
+      </w:tblGrid>
+      <w:tr>
+        <w:trPr>
+          <w:cantSplit/>
+          <w:trHeight w:val="1956"/>
+        </w:trPr>
         <w:tc>
           <w:tcPr>
-            <w:tcW w:type="dxa" w:w="3742"/>
-            <w:shd w:fill="E8E8E8"/>
+            <w:tcW w:type="dxa" w:w="10086"/>
+            <w:shd w:fill="FAFAFA"/>
           </w:tcPr>
           <w:p>
             <w:pPr>
-              <w:keepNext/>
-              <w:spacing w:after="0"/>
+              <w:spacing w:after="80"/>
             </w:pPr>
             <w:r>
               <w:rPr>
                 <w:b/>
-                <w:color w:val="111111"/>
-                <w:sz w:val="20"/>
+                <w:sz w:val="21"/>
               </w:rPr>
-              <w:t>Ta réponse</w:t>
+              <w:t>Qu'est-ce qu'un bon de livraison ?</w:t>
+            </w:r>
+          </w:p>
+          <w:p>
+            <w:pPr>
+              <w:spacing w:before="0" w:after="80"/>
+            </w:pPr>
+            <w:r>
+              <w:rPr>
+                <w:sz w:val="22"/>
+              </w:rPr>
+            </w:r>
+          </w:p>
+          <w:p>
+            <w:pPr>
+              <w:spacing w:before="0" w:after="80"/>
+            </w:pPr>
+            <w:r>
+              <w:rPr>
+                <w:sz w:val="22"/>
+              </w:rPr>
+            </w:r>
+          </w:p>
+          <w:p>
+            <w:pPr>
+              <w:spacing w:before="0" w:after="80"/>
+            </w:pPr>
+            <w:r>
+              <w:rPr>
+                <w:sz w:val="22"/>
+              </w:rPr>
             </w:r>
           </w:p>
         </w:tc>
       </w:tr>
       <w:tr>
         <w:trPr>
-          <w:trHeight w:val="510"/>
           <w:cantSplit/>
+          <w:trHeight w:val="992"/>
         </w:trPr>
         <w:tc>
           <w:tcPr>
-            <w:tcW w:type="dxa" w:w="5896"/>
+            <w:tcW w:type="dxa" w:w="10086"/>
+            <w:shd w:fill="FAFAFA"/>
           </w:tcPr>
           <w:p>
             <w:pPr>
-              <w:spacing w:after="0"/>
+              <w:spacing w:after="80"/>
             </w:pPr>
             <w:r>
               <w:rPr>
-                <w:sz w:val="20"/>
-              </w:rPr>
-              <w:t>Qu'est-ce qu'un bon de livraison ?</w:t>
-            </w:r>
-          </w:p>
-        </w:tc>
-        <w:tc>
-          <w:tcPr>
-            <w:tcW w:type="dxa" w:w="3742"/>
-          </w:tcPr>
-          <w:p/>
-        </w:tc>
-      </w:tr>
-      <w:tr>
-        <w:trPr>
-          <w:trHeight w:val="510"/>
-          <w:cantSplit/>
-        </w:trPr>
-        <w:tc>
-          <w:tcPr>
-            <w:tcW w:type="dxa" w:w="5896"/>
-          </w:tcPr>
-          <w:p>
-            <w:pPr>
-              <w:spacing w:after="0"/>
-            </w:pPr>
-            <w:r>
-              <w:rPr>
-                <w:sz w:val="20"/>
+                <w:b/>
+                <w:sz w:val="21"/>
               </w:rPr>
               <w:t>Qui rédige le bon de livraison ?</w:t>
             </w:r>
           </w:p>
-        </w:tc>
-        <w:tc>
-          <w:tcPr>
-            <w:tcW w:type="dxa" w:w="3742"/>
-          </w:tcPr>
-          <w:p/>
+          <w:p>
+            <w:pPr>
+              <w:spacing w:before="0" w:after="80"/>
+            </w:pPr>
+            <w:r>
+              <w:rPr>
+                <w:sz w:val="22"/>
+              </w:rPr>
+            </w:r>
+          </w:p>
         </w:tc>
       </w:tr>
     </w:tbl>
@@ -1781,7 +2337,7 @@
       <w:tr>
         <w:trPr>
           <w:cantSplit/>
-          <w:trHeight w:val="1474"/>
+          <w:trHeight w:val="1956"/>
         </w:trPr>
         <w:tc>
           <w:tcPr>
@@ -1790,6 +2346,7 @@
           </w:tcPr>
           <w:p>
             <w:pPr>
+              <w:pageBreakBefore/>
               <w:spacing w:after="80"/>
             </w:pPr>
             <w:r>
@@ -1798,6 +2355,16 @@
                 <w:sz w:val="21"/>
               </w:rPr>
               <w:t>Que veut dire « émettre des réserves » à la réception d'une marchandise ?</w:t>
+            </w:r>
+          </w:p>
+          <w:p>
+            <w:pPr>
+              <w:spacing w:before="0" w:after="80"/>
+            </w:pPr>
+            <w:r>
+              <w:rPr>
+                <w:sz w:val="22"/>
+              </w:rPr>
             </w:r>
           </w:p>
           <w:p>
@@ -1838,81 +2405,43 @@
       <w:tblPr>
         <w:tblStyle w:val="TableGrid"/>
         <w:tblW w:type="auto" w:w="0"/>
-        <w:tblLayout w:type="fixed"/>
         <w:tblLook w:firstColumn="1" w:firstRow="1" w:lastColumn="0" w:lastRow="0" w:noHBand="0" w:noVBand="1" w:val="04A0"/>
       </w:tblPr>
       <w:tblGrid>
-        <w:gridCol w:w="5896"/>
-        <w:gridCol w:w="3742"/>
+        <w:gridCol w:w="10086"/>
       </w:tblGrid>
       <w:tr>
+        <w:trPr>
+          <w:cantSplit/>
+          <w:trHeight w:val="992"/>
+        </w:trPr>
         <w:tc>
           <w:tcPr>
-            <w:tcW w:type="dxa" w:w="5896"/>
-            <w:shd w:fill="E8E8E8"/>
+            <w:tcW w:type="dxa" w:w="10086"/>
+            <w:shd w:fill="FAFAFA"/>
           </w:tcPr>
           <w:p>
             <w:pPr>
-              <w:keepNext/>
-              <w:spacing w:after="0"/>
+              <w:spacing w:after="80"/>
             </w:pPr>
             <w:r>
               <w:rPr>
                 <w:b/>
-                <w:color w:val="111111"/>
-                <w:sz w:val="20"/>
+                <w:sz w:val="21"/>
               </w:rPr>
-              <w:t>Question</w:t>
+              <w:t>De combien de jours dispose-t-on pour confirmer ses réserves au transporteur ?</w:t>
             </w:r>
           </w:p>
-        </w:tc>
-        <w:tc>
-          <w:tcPr>
-            <w:tcW w:type="dxa" w:w="3742"/>
-            <w:shd w:fill="E8E8E8"/>
-          </w:tcPr>
           <w:p>
             <w:pPr>
-              <w:keepNext/>
-              <w:spacing w:after="0"/>
+              <w:spacing w:before="0" w:after="80"/>
             </w:pPr>
             <w:r>
               <w:rPr>
-                <w:b/>
-                <w:color w:val="111111"/>
-                <w:sz w:val="20"/>
+                <w:sz w:val="22"/>
               </w:rPr>
-              <w:t>Ta réponse</w:t>
             </w:r>
           </w:p>
-        </w:tc>
-      </w:tr>
-      <w:tr>
-        <w:trPr>
-          <w:trHeight w:val="510"/>
-          <w:cantSplit/>
-        </w:trPr>
-        <w:tc>
-          <w:tcPr>
-            <w:tcW w:type="dxa" w:w="5896"/>
-          </w:tcPr>
-          <w:p>
-            <w:pPr>
-              <w:spacing w:after="0"/>
-            </w:pPr>
-            <w:r>
-              <w:rPr>
-                <w:sz w:val="20"/>
-              </w:rPr>
-              <w:t>De combien de jours dispose-t-on, en général, pour confirmer ses réserves au transporteur ?</w:t>
-            </w:r>
-          </w:p>
-        </w:tc>
-        <w:tc>
-          <w:tcPr>
-            <w:tcW w:type="dxa" w:w="3742"/>
-          </w:tcPr>
-          <w:p/>
         </w:tc>
       </w:tr>
     </w:tbl>
@@ -1962,7 +2491,7 @@
               <w:rPr>
                 <w:sz w:val="20"/>
               </w:rPr>
-              <w:t>les réserves se confirment au transporteur, qui a apporté la marchandise. On prévient aussi le fournisseur : c'est lui qui doit livrer ce qui a été commandé.</w:t>
+              <w:t>les réserves s'écrivent sur le BL du transporteur, qui a apporté la marchandise. On prévient aussi le fournisseur : c'est lui qui doit livrer ce qui a été commandé. Tu feras les deux aujourd'hui (étapes 5 et 8).</w:t>
             </w:r>
           </w:p>
         </w:tc>
@@ -1983,6 +2512,50 @@
       <w:tblGrid>
         <w:gridCol w:w="10086"/>
       </w:tblGrid>
+      <w:tr>
+        <w:trPr>
+          <w:cantSplit/>
+        </w:trPr>
+        <w:tc>
+          <w:tcPr>
+            <w:tcW w:type="dxa" w:w="10086"/>
+            <w:shd w:fill="FAFAFA"/>
+          </w:tcPr>
+          <w:p>
+            <w:pPr>
+              <w:keepNext/>
+              <w:spacing w:after="60"/>
+            </w:pPr>
+            <w:r>
+              <w:rPr>
+                <w:b/>
+                <w:color w:val="595959"/>
+                <w:sz w:val="18"/>
+              </w:rPr>
+              <w:t xml:space="preserve">QCM  </w:t>
+            </w:r>
+            <w:r>
+              <w:rPr>
+                <w:b/>
+                <w:sz w:val="21"/>
+              </w:rPr>
+              <w:t>Laquelle de ces réserves est valable ?</w:t>
+            </w:r>
+          </w:p>
+          <w:p>
+            <w:pPr>
+              <w:spacing w:before="0" w:after="80"/>
+              <w:ind w:left="227"/>
+            </w:pPr>
+            <w:r>
+              <w:rPr>
+                <w:sz w:val="21"/>
+              </w:rPr>
+              <w:t>☐  « sous réserve de déballage »      ☐  « manque 1 carton réf. AB-12 »      ☐  « livraison abîmée »</w:t>
+            </w:r>
+          </w:p>
+        </w:tc>
+      </w:tr>
       <w:tr>
         <w:trPr>
           <w:cantSplit/>
@@ -2196,21 +2769,54 @@
           <w:color w:val="111111"/>
           <w:sz w:val="30"/>
         </w:rPr>
-        <w:t>Lire la procédure de l'entreprise</w:t>
+        <w:t>Lire la procédure et répondre au questionnaire</w:t>
       </w:r>
     </w:p>
+    <w:tbl>
+      <w:tblPr>
+        <w:tblStyle w:val="TableGrid"/>
+        <w:tblW w:type="auto" w:w="0"/>
+        <w:jc w:val="left"/>
+        <w:tblLook w:firstColumn="1" w:firstRow="1" w:lastColumn="0" w:lastRow="0" w:noHBand="0" w:noVBand="1" w:val="04A0"/>
+      </w:tblPr>
+      <w:tblGrid>
+        <w:gridCol w:w="10086"/>
+      </w:tblGrid>
+      <w:tr>
+        <w:trPr>
+          <w:cantSplit/>
+        </w:trPr>
+        <w:tc>
+          <w:tcPr>
+            <w:tcW w:type="dxa" w:w="10086"/>
+            <w:shd w:fill="F2F2F2"/>
+          </w:tcPr>
+          <w:p>
+            <w:pPr>
+              <w:spacing w:after="0"/>
+            </w:pPr>
+            <w:r>
+              <w:rPr>
+                <w:b/>
+                <w:color w:val="111111"/>
+                <w:sz w:val="20"/>
+              </w:rPr>
+              <w:t xml:space="preserve">⚠  À partir d'ici, tu travailles dans Prepalog. </w:t>
+            </w:r>
+            <w:r>
+              <w:rPr>
+                <w:sz w:val="20"/>
+              </w:rPr>
+              <w:t>Ferme ta recherche Internet. Tout le reste de la séance se passe dans le logiciel de l'entreprise, et tu continues de répondre dans ce carnet.</w:t>
+            </w:r>
+          </w:p>
+        </w:tc>
+      </w:tr>
+    </w:tbl>
     <w:p>
       <w:pPr>
-        <w:spacing w:before="0" w:after="120"/>
+        <w:spacing w:after="40"/>
       </w:pPr>
-      <w:r>
-        <w:rPr>
-          <w:b w:val="0"/>
-          <w:color w:val="1A1A1A"/>
-          <w:sz w:val="22"/>
-        </w:rPr>
-        <w:t>Connecte-toi à Prepalog, ouvre la rubrique Simulog puis l'activité « Spartoo — réception ». Tu arrives dans le logiciel de l'entreprise. Va dans Messagerie : M. Morin, ton responsable, t'a écrit.</w:t>
-      </w:r>
     </w:p>
     <w:p>
       <w:pPr>
@@ -2230,7 +2836,7 @@
         <w:rPr>
           <w:sz w:val="22"/>
         </w:rPr>
-        <w:t>Ouvre d'abord le message « Bienvenue chez Spartoo : votre mission » : c'est ton premier message dans l'entreprise, il présente ton travail.</w:t>
+        <w:t>Ouvre Prepalog et saisis ton matricule et ton code (le matricule noté en première page), puis « Entrer ».</w:t>
       </w:r>
     </w:p>
     <w:p>
@@ -2251,7 +2857,7 @@
         <w:rPr>
           <w:sz w:val="22"/>
         </w:rPr>
-        <w:t>Ouvre ensuite le message « Procédure de réception : à lire avant de décharger ».</w:t>
+        <w:t>Clique sur la pastille « Simulog », puis ouvre l'activité « Spartoo — réception ». Le bandeau en haut affiche « ENT-1.1 ».</w:t>
       </w:r>
     </w:p>
     <w:p>
@@ -2272,13 +2878,56 @@
         <w:rPr>
           <w:sz w:val="22"/>
         </w:rPr>
-        <w:t>Lis-le en entier : les cinq règles qu'il donne sont celles que tu vas appliquer aujourd'hui.</w:t>
+        <w:t>Va dans Messagerie. Ouvre d'abord « Bienvenue chez Spartoo », puis « Procédure de réception : à lire avant le quai » : M. Morin, ton responsable, y donne cinq règles.</w:t>
+      </w:r>
+    </w:p>
+    <w:p>
+      <w:pPr>
+        <w:keepNext/>
+        <w:spacing w:after="80"/>
+        <w:ind w:left="454" w:hanging="454"/>
+      </w:pPr>
+      <w:r>
+        <w:rPr>
+          <w:b/>
+          <w:color w:val="111111"/>
+          <w:sz w:val="22"/>
+        </w:rPr>
+        <w:t xml:space="preserve">4.  </w:t>
+      </w:r>
+      <w:r>
+        <w:rPr>
+          <w:sz w:val="22"/>
+        </w:rPr>
+        <w:t>Lis aussi l'« Avis d'expédition » de Puma : il annonce le camion qui arrive aujourd'hui.</w:t>
+      </w:r>
+    </w:p>
+    <w:p>
+      <w:pPr>
+        <w:keepNext/>
+        <w:spacing w:after="80"/>
+        <w:ind w:left="454" w:hanging="454"/>
+      </w:pPr>
+      <w:r>
+        <w:rPr>
+          <w:b/>
+          <w:color w:val="111111"/>
+          <w:sz w:val="22"/>
+        </w:rPr>
+        <w:t xml:space="preserve">5.  </w:t>
+      </w:r>
+      <w:r>
+        <w:rPr>
+          <w:sz w:val="22"/>
+        </w:rPr>
+        <w:t>Dans le message de M. Morin, clique sur « Répondre au questionnaire ». La procédure reste affichée à côté : réponds aux 5 questions, puis clique sur « Envoyer à M. Morin ».</w:t>
       </w:r>
     </w:p>
     <w:tbl>
       <w:tblPr>
         <w:tblStyle w:val="TableGrid"/>
         <w:tblW w:type="auto" w:w="0"/>
+        <w:jc w:val="left"/>
         <w:tblLook w:firstColumn="1" w:firstRow="1" w:lastColumn="0" w:lastRow="0" w:noHBand="0" w:noVBand="1" w:val="04A0"/>
       </w:tblPr>
       <w:tblGrid>
@@ -2287,133 +2936,208 @@
       <w:tr>
         <w:trPr>
           <w:cantSplit/>
-          <w:trHeight w:val="1474"/>
         </w:trPr>
         <w:tc>
           <w:tcPr>
             <w:tcW w:type="dxa" w:w="10086"/>
-            <w:shd w:fill="FAFAFA"/>
+            <w:shd w:fill="F2F2F2"/>
           </w:tcPr>
           <w:p>
             <w:pPr>
-              <w:spacing w:after="80"/>
+              <w:keepNext/>
+              <w:spacing w:after="40"/>
             </w:pPr>
             <w:r>
               <w:rPr>
                 <w:b/>
-                <w:sz w:val="21"/>
+                <w:color w:val="111111"/>
+                <w:sz w:val="20"/>
               </w:rPr>
-              <w:t>Dans quels deux cas une ligne doit-elle être « acceptée sous réserve » ?</w:t>
+              <w:t>Ce que tu dois voir :</w:t>
             </w:r>
           </w:p>
           <w:p>
             <w:pPr>
-              <w:spacing w:before="0" w:after="80"/>
+              <w:keepNext/>
+              <w:spacing w:before="0" w:after="40"/>
+              <w:ind w:left="397" w:hanging="227"/>
             </w:pPr>
             <w:r>
               <w:rPr>
-                <w:sz w:val="22"/>
+                <w:sz w:val="20"/>
               </w:rPr>
+              <w:t>•  dans le menu de gauche, « Quai de réception » est grisé : « Réponds d'abord au questionnaire de la procédure (Messagerie) » ;</w:t>
             </w:r>
           </w:p>
           <w:p>
             <w:pPr>
-              <w:spacing w:before="0" w:after="80"/>
+              <w:spacing w:before="0" w:after="0"/>
+              <w:ind w:left="397" w:hanging="227"/>
             </w:pPr>
             <w:r>
               <w:rPr>
-                <w:sz w:val="22"/>
+                <w:sz w:val="20"/>
               </w:rPr>
+              <w:t>•  après l'envoi : « Le quai est ouvert : va recevoir le camion ». Le quai s'ouvre même si tu t'es trompé, mais ton enseignant voit tes réponses : relis bien la procédure avant d'envoyer.</w:t>
+            </w:r>
+          </w:p>
+        </w:tc>
+      </w:tr>
+    </w:tbl>
+    <w:p>
+      <w:pPr>
+        <w:spacing w:after="40"/>
+      </w:pPr>
+    </w:p>
+    <w:p>
+      <w:pPr>
+        <w:keepNext/>
+        <w:spacing w:before="120" w:after="120"/>
+      </w:pPr>
+      <w:r>
+        <w:rPr>
+          <w:b/>
+          <w:color w:val="1A1A1A"/>
+          <w:sz w:val="21"/>
+        </w:rPr>
+        <w:t>D'après l'avis d'expédition de Puma :</w:t>
+      </w:r>
+    </w:p>
+    <w:tbl>
+      <w:tblPr>
+        <w:tblStyle w:val="TableGrid"/>
+        <w:tblW w:type="auto" w:w="0"/>
+        <w:tblLayout w:type="fixed"/>
+        <w:tblLook w:firstColumn="1" w:firstRow="1" w:lastColumn="0" w:lastRow="0" w:noHBand="0" w:noVBand="1" w:val="04A0"/>
+      </w:tblPr>
+      <w:tblGrid>
+        <w:gridCol w:w="4195"/>
+        <w:gridCol w:w="5443"/>
+      </w:tblGrid>
+      <w:tr>
+        <w:tc>
+          <w:tcPr>
+            <w:tcW w:type="dxa" w:w="4195"/>
+            <w:shd w:fill="E8E8E8"/>
+          </w:tcPr>
+          <w:p>
+            <w:pPr>
+              <w:keepNext/>
+              <w:spacing w:after="0"/>
+            </w:pPr>
+            <w:r>
+              <w:rPr>
+                <w:b/>
+                <w:color w:val="111111"/>
+                <w:sz w:val="20"/>
+              </w:rPr>
+              <w:t>Question</w:t>
+            </w:r>
+          </w:p>
+        </w:tc>
+        <w:tc>
+          <w:tcPr>
+            <w:tcW w:type="dxa" w:w="5443"/>
+            <w:shd w:fill="E8E8E8"/>
+          </w:tcPr>
+          <w:p>
+            <w:pPr>
+              <w:keepNext/>
+              <w:spacing w:after="0"/>
+            </w:pPr>
+            <w:r>
+              <w:rPr>
+                <w:b/>
+                <w:color w:val="111111"/>
+                <w:sz w:val="20"/>
+              </w:rPr>
+              <w:t>Ta réponse</w:t>
             </w:r>
           </w:p>
         </w:tc>
       </w:tr>
       <w:tr>
         <w:trPr>
+          <w:trHeight w:val="737"/>
           <w:cantSplit/>
-          <w:trHeight w:val="1474"/>
         </w:trPr>
         <w:tc>
           <w:tcPr>
-            <w:tcW w:type="dxa" w:w="10086"/>
-            <w:shd w:fill="FAFAFA"/>
+            <w:tcW w:type="dxa" w:w="4195"/>
           </w:tcPr>
           <w:p>
             <w:pPr>
-              <w:spacing w:after="80"/>
+              <w:spacing w:after="0"/>
             </w:pPr>
             <w:r>
               <w:rPr>
-                <w:b/>
-                <w:sz w:val="21"/>
+                <w:sz w:val="20"/>
               </w:rPr>
-              <w:t>Dans quel cas seulement peut-on refuser une ligne ?</w:t>
+              <w:t>Quel transporteur apporte la livraison ?</w:t>
             </w:r>
           </w:p>
-          <w:p>
-            <w:pPr>
-              <w:spacing w:before="0" w:after="80"/>
-            </w:pPr>
-            <w:r>
-              <w:rPr>
-                <w:sz w:val="22"/>
-              </w:rPr>
-            </w:r>
-          </w:p>
-          <w:p>
-            <w:pPr>
-              <w:spacing w:before="0" w:after="80"/>
-            </w:pPr>
-            <w:r>
-              <w:rPr>
-                <w:sz w:val="22"/>
-              </w:rPr>
-            </w:r>
-          </w:p>
+        </w:tc>
+        <w:tc>
+          <w:tcPr>
+            <w:tcW w:type="dxa" w:w="5443"/>
+          </w:tcPr>
+          <w:p/>
         </w:tc>
       </w:tr>
       <w:tr>
         <w:trPr>
+          <w:trHeight w:val="737"/>
           <w:cantSplit/>
-          <w:trHeight w:val="1474"/>
         </w:trPr>
         <w:tc>
           <w:tcPr>
-            <w:tcW w:type="dxa" w:w="10086"/>
-            <w:shd w:fill="FAFAFA"/>
+            <w:tcW w:type="dxa" w:w="4195"/>
           </w:tcPr>
           <w:p>
             <w:pPr>
-              <w:spacing w:after="80"/>
+              <w:spacing w:after="0"/>
             </w:pPr>
             <w:r>
               <w:rPr>
-                <w:b/>
-                <w:sz w:val="21"/>
+                <w:sz w:val="20"/>
               </w:rPr>
-              <w:t>À quoi sert le numéro de lot, d'après M. Morin ?</w:t>
+              <w:t>Combien de palettes sont annoncées ?</w:t>
             </w:r>
           </w:p>
+        </w:tc>
+        <w:tc>
+          <w:tcPr>
+            <w:tcW w:type="dxa" w:w="5443"/>
+          </w:tcPr>
+          <w:p/>
+        </w:tc>
+      </w:tr>
+      <w:tr>
+        <w:trPr>
+          <w:trHeight w:val="737"/>
+          <w:cantSplit/>
+        </w:trPr>
+        <w:tc>
+          <w:tcPr>
+            <w:tcW w:type="dxa" w:w="4195"/>
+          </w:tcPr>
           <w:p>
             <w:pPr>
-              <w:spacing w:before="0" w:after="80"/>
+              <w:spacing w:after="0"/>
             </w:pPr>
             <w:r>
               <w:rPr>
-                <w:sz w:val="22"/>
+                <w:sz w:val="20"/>
               </w:rPr>
+              <w:t>Sous quel délai Puma veut-il recevoir les réserves ?</w:t>
             </w:r>
           </w:p>
-          <w:p>
-            <w:pPr>
-              <w:spacing w:before="0" w:after="80"/>
-            </w:pPr>
-            <w:r>
-              <w:rPr>
-                <w:sz w:val="22"/>
-              </w:rPr>
-            </w:r>
-          </w:p>
+        </w:tc>
+        <w:tc>
+          <w:tcPr>
+            <w:tcW w:type="dxa" w:w="5443"/>
+          </w:tcPr>
+          <w:p/>
         </w:tc>
       </w:tr>
     </w:tbl>
@@ -2650,11 +3374,12 @@
           <w:color w:val="111111"/>
           <w:sz w:val="30"/>
         </w:rPr>
-        <w:t>Lire le bon de livraison</w:t>
+        <w:t>Recevoir le camion</w:t>
       </w:r>
     </w:p>
     <w:p>
       <w:pPr>
+        <w:keepNext/>
         <w:spacing w:before="0" w:after="120"/>
       </w:pPr>
       <w:r>
@@ -2663,8 +3388,74 @@
           <w:color w:val="1A1A1A"/>
           <w:sz w:val="22"/>
         </w:rPr>
-        <w:t>Toujours dans la Messagerie, ouvre le message de Puma France : « Bon de livraison BL-77421 ». Le document est affiché sous le message. C'est ce que le fournisseur annonce avoir expédié — pas forcément ce qui est arrivé.</w:t>
+        <w:t>Ouvre « Quai de réception ». Le camion de Geodis recule à la porte 7 de l'entrepôt Toolog. Le chauffeur te parle et te remet le bon de livraison, affiché à droite. Ne signe rien pour l'instant.</w:t>
       </w:r>
+    </w:p>
+    <w:tbl>
+      <w:tblPr>
+        <w:tblStyle w:val="TableGrid"/>
+        <w:tblW w:type="auto" w:w="0"/>
+        <w:jc w:val="left"/>
+        <w:tblLook w:firstColumn="1" w:firstRow="1" w:lastColumn="0" w:lastRow="0" w:noHBand="0" w:noVBand="1" w:val="04A0"/>
+      </w:tblPr>
+      <w:tblGrid>
+        <w:gridCol w:w="10086"/>
+      </w:tblGrid>
+      <w:tr>
+        <w:trPr>
+          <w:cantSplit/>
+        </w:trPr>
+        <w:tc>
+          <w:tcPr>
+            <w:tcW w:type="dxa" w:w="10086"/>
+            <w:shd w:fill="F2F2F2"/>
+          </w:tcPr>
+          <w:p>
+            <w:pPr>
+              <w:keepNext/>
+              <w:spacing w:after="40"/>
+            </w:pPr>
+            <w:r>
+              <w:rPr>
+                <w:b/>
+                <w:color w:val="111111"/>
+                <w:sz w:val="20"/>
+              </w:rPr>
+              <w:t>Ce que tu dois voir :</w:t>
+            </w:r>
+          </w:p>
+          <w:p>
+            <w:pPr>
+              <w:keepNext/>
+              <w:spacing w:before="0" w:after="40"/>
+              <w:ind w:left="397" w:hanging="227"/>
+            </w:pPr>
+            <w:r>
+              <w:rPr>
+                <w:sz w:val="20"/>
+              </w:rPr>
+              <w:t>•  le camion à quai, le chauffeur et sa bulle : « Voilà le bon de livraison : vous me signez quand c'est bon ? » ;</w:t>
+            </w:r>
+          </w:p>
+          <w:p>
+            <w:pPr>
+              <w:spacing w:before="0" w:after="0"/>
+              <w:ind w:left="397" w:hanging="227"/>
+            </w:pPr>
+            <w:r>
+              <w:rPr>
+                <w:sz w:val="20"/>
+              </w:rPr>
+              <w:t>•  à droite, le bon de livraison de Puma France : une palette mixte, trois références, en cartons.</w:t>
+            </w:r>
+          </w:p>
+        </w:tc>
+      </w:tr>
+    </w:tbl>
+    <w:p>
+      <w:pPr>
+        <w:spacing w:after="40"/>
+      </w:pPr>
     </w:p>
     <w:p>
       <w:pPr>
@@ -2677,7 +3468,7 @@
           <w:color w:val="1A1A1A"/>
           <w:sz w:val="21"/>
         </w:rPr>
-        <w:t>Relève les informations du document :</w:t>
+        <w:t>Relève les informations du bon de livraison :</w:t>
       </w:r>
     </w:p>
     <w:tbl>
@@ -2735,7 +3526,7 @@
       </w:tr>
       <w:tr>
         <w:trPr>
-          <w:trHeight w:val="567"/>
+          <w:trHeight w:val="539"/>
         </w:trPr>
         <w:tc>
           <w:tcPr>
@@ -2762,7 +3553,34 @@
       </w:tr>
       <w:tr>
         <w:trPr>
-          <w:trHeight w:val="567"/>
+          <w:trHeight w:val="539"/>
+        </w:trPr>
+        <w:tc>
+          <w:tcPr>
+            <w:tcW w:type="dxa" w:w="3628"/>
+          </w:tcPr>
+          <w:p>
+            <w:pPr>
+              <w:spacing w:after="0"/>
+            </w:pPr>
+            <w:r>
+              <w:rPr>
+                <w:sz w:val="20"/>
+              </w:rPr>
+              <w:t>Numéro de commande</w:t>
+            </w:r>
+          </w:p>
+        </w:tc>
+        <w:tc>
+          <w:tcPr>
+            <w:tcW w:type="dxa" w:w="6009"/>
+          </w:tcPr>
+          <w:p/>
+        </w:tc>
+      </w:tr>
+      <w:tr>
+        <w:trPr>
+          <w:trHeight w:val="539"/>
         </w:trPr>
         <w:tc>
           <w:tcPr>
@@ -2789,7 +3607,7 @@
       </w:tr>
       <w:tr>
         <w:trPr>
-          <w:trHeight w:val="567"/>
+          <w:trHeight w:val="539"/>
         </w:trPr>
         <w:tc>
           <w:tcPr>
@@ -2816,7 +3634,7 @@
       </w:tr>
       <w:tr>
         <w:trPr>
-          <w:trHeight w:val="567"/>
+          <w:trHeight w:val="539"/>
         </w:trPr>
         <w:tc>
           <w:tcPr>
@@ -2843,7 +3661,7 @@
       </w:tr>
       <w:tr>
         <w:trPr>
-          <w:trHeight w:val="567"/>
+          <w:trHeight w:val="539"/>
         </w:trPr>
         <w:tc>
           <w:tcPr>
@@ -2857,176 +3675,13 @@
               <w:rPr>
                 <w:sz w:val="20"/>
               </w:rPr>
-              <w:t>Nombre total de paires annoncées</w:t>
+              <w:t>Nombre de cartons annoncés</w:t>
             </w:r>
           </w:p>
         </w:tc>
         <w:tc>
           <w:tcPr>
             <w:tcW w:type="dxa" w:w="6009"/>
-          </w:tcPr>
-          <w:p/>
-        </w:tc>
-      </w:tr>
-    </w:tbl>
-    <w:p>
-      <w:pPr>
-        <w:spacing w:after="40"/>
-      </w:pPr>
-    </w:p>
-    <w:p>
-      <w:pPr>
-        <w:keepNext/>
-        <w:spacing w:before="120" w:after="120"/>
-      </w:pPr>
-      <w:r>
-        <w:rPr>
-          <w:b/>
-          <w:color w:val="1A1A1A"/>
-          <w:sz w:val="21"/>
-        </w:rPr>
-        <w:t>Recopie maintenant les lignes annoncées :</w:t>
-      </w:r>
-    </w:p>
-    <w:tbl>
-      <w:tblPr>
-        <w:tblStyle w:val="TableGrid"/>
-        <w:tblW w:type="auto" w:w="0"/>
-        <w:tblLayout w:type="fixed"/>
-        <w:tblLook w:firstColumn="1" w:firstRow="1" w:lastColumn="0" w:lastRow="0" w:noHBand="0" w:noVBand="1" w:val="04A0"/>
-      </w:tblPr>
-      <w:tblGrid>
-        <w:gridCol w:w="3061"/>
-        <w:gridCol w:w="4309"/>
-        <w:gridCol w:w="2268"/>
-      </w:tblGrid>
-      <w:tr>
-        <w:tc>
-          <w:tcPr>
-            <w:tcW w:type="dxa" w:w="3061"/>
-            <w:shd w:fill="E8E8E8"/>
-          </w:tcPr>
-          <w:p>
-            <w:pPr>
-              <w:keepNext/>
-              <w:spacing w:after="0"/>
-            </w:pPr>
-            <w:r>
-              <w:rPr>
-                <w:b/>
-                <w:color w:val="111111"/>
-                <w:sz w:val="20"/>
-              </w:rPr>
-              <w:t>Référence article</w:t>
-            </w:r>
-          </w:p>
-        </w:tc>
-        <w:tc>
-          <w:tcPr>
-            <w:tcW w:type="dxa" w:w="4309"/>
-            <w:shd w:fill="E8E8E8"/>
-          </w:tcPr>
-          <w:p>
-            <w:pPr>
-              <w:keepNext/>
-              <w:spacing w:after="0"/>
-            </w:pPr>
-            <w:r>
-              <w:rPr>
-                <w:b/>
-                <w:color w:val="111111"/>
-                <w:sz w:val="20"/>
-              </w:rPr>
-              <w:t>Article</w:t>
-            </w:r>
-          </w:p>
-        </w:tc>
-        <w:tc>
-          <w:tcPr>
-            <w:tcW w:type="dxa" w:w="2268"/>
-            <w:shd w:fill="E8E8E8"/>
-          </w:tcPr>
-          <w:p>
-            <w:pPr>
-              <w:keepNext/>
-              <w:spacing w:after="0"/>
-            </w:pPr>
-            <w:r>
-              <w:rPr>
-                <w:b/>
-                <w:color w:val="111111"/>
-                <w:sz w:val="20"/>
-              </w:rPr>
-              <w:t>Quantité annoncée</w:t>
-            </w:r>
-          </w:p>
-        </w:tc>
-      </w:tr>
-      <w:tr>
-        <w:trPr>
-          <w:trHeight w:val="652"/>
-        </w:trPr>
-        <w:tc>
-          <w:tcPr>
-            <w:tcW w:type="dxa" w:w="3061"/>
-          </w:tcPr>
-          <w:p/>
-        </w:tc>
-        <w:tc>
-          <w:tcPr>
-            <w:tcW w:type="dxa" w:w="4309"/>
-          </w:tcPr>
-          <w:p/>
-        </w:tc>
-        <w:tc>
-          <w:tcPr>
-            <w:tcW w:type="dxa" w:w="2268"/>
-          </w:tcPr>
-          <w:p/>
-        </w:tc>
-      </w:tr>
-      <w:tr>
-        <w:trPr>
-          <w:trHeight w:val="652"/>
-        </w:trPr>
-        <w:tc>
-          <w:tcPr>
-            <w:tcW w:type="dxa" w:w="3061"/>
-          </w:tcPr>
-          <w:p/>
-        </w:tc>
-        <w:tc>
-          <w:tcPr>
-            <w:tcW w:type="dxa" w:w="4309"/>
-          </w:tcPr>
-          <w:p/>
-        </w:tc>
-        <w:tc>
-          <w:tcPr>
-            <w:tcW w:type="dxa" w:w="2268"/>
-          </w:tcPr>
-          <w:p/>
-        </w:tc>
-      </w:tr>
-      <w:tr>
-        <w:trPr>
-          <w:trHeight w:val="652"/>
-        </w:trPr>
-        <w:tc>
-          <w:tcPr>
-            <w:tcW w:type="dxa" w:w="3061"/>
-          </w:tcPr>
-          <w:p/>
-        </w:tc>
-        <w:tc>
-          <w:tcPr>
-            <w:tcW w:type="dxa" w:w="4309"/>
-          </w:tcPr>
-          <w:p/>
-        </w:tc>
-        <w:tc>
-          <w:tcPr>
-            <w:tcW w:type="dxa" w:w="2268"/>
           </w:tcPr>
           <w:p/>
         </w:tc>
@@ -3059,6 +3714,288 @@
           </w:tcPr>
           <w:p>
             <w:pPr>
+              <w:keepNext/>
+              <w:spacing w:after="40"/>
+            </w:pPr>
+            <w:r>
+              <w:rPr>
+                <w:b/>
+                <w:color w:val="111111"/>
+                <w:sz w:val="20"/>
+              </w:rPr>
+              <w:t>Le PCB, « par combien » :</w:t>
+            </w:r>
+          </w:p>
+          <w:p>
+            <w:pPr>
+              <w:keepNext/>
+              <w:spacing w:before="0" w:after="40"/>
+              <w:ind w:left="397" w:hanging="227"/>
+            </w:pPr>
+            <w:r>
+              <w:rPr>
+                <w:sz w:val="20"/>
+              </w:rPr>
+              <w:t>•  le PCB est le nombre d'unités que contient un colis : ici, le nombre de paires dans un carton ;</w:t>
+            </w:r>
+          </w:p>
+          <w:p>
+            <w:pPr>
+              <w:keepNext/>
+              <w:spacing w:before="0" w:after="40"/>
+              <w:ind w:left="397" w:hanging="227"/>
+            </w:pPr>
+            <w:r>
+              <w:rPr>
+                <w:sz w:val="20"/>
+              </w:rPr>
+              <w:t>•  il est écrit sur le BL et sur l'étiquette de chaque carton (« 6 paires par carton ») ;</w:t>
+            </w:r>
+          </w:p>
+          <w:p>
+            <w:pPr>
+              <w:spacing w:before="0" w:after="0"/>
+              <w:ind w:left="397" w:hanging="227"/>
+            </w:pPr>
+            <w:r>
+              <w:rPr>
+                <w:sz w:val="20"/>
+              </w:rPr>
+              <w:t>•  le fournisseur annonce des cartons, le stock se compte en paires : paires = cartons × PCB.</w:t>
+            </w:r>
+          </w:p>
+        </w:tc>
+      </w:tr>
+    </w:tbl>
+    <w:p>
+      <w:pPr>
+        <w:spacing w:after="40"/>
+      </w:pPr>
+    </w:p>
+    <w:p>
+      <w:pPr>
+        <w:keepNext/>
+        <w:spacing w:before="120" w:after="120"/>
+      </w:pPr>
+      <w:r>
+        <w:rPr>
+          <w:b/>
+          <w:color w:val="1A1A1A"/>
+          <w:sz w:val="21"/>
+        </w:rPr>
+        <w:t>Recopie les lignes du BL, puis calcule les paires :</w:t>
+      </w:r>
+    </w:p>
+    <w:tbl>
+      <w:tblPr>
+        <w:tblStyle w:val="TableGrid"/>
+        <w:tblW w:type="auto" w:w="0"/>
+        <w:tblLayout w:type="fixed"/>
+        <w:tblLook w:firstColumn="1" w:firstRow="1" w:lastColumn="0" w:lastRow="0" w:noHBand="0" w:noVBand="1" w:val="04A0"/>
+      </w:tblPr>
+      <w:tblGrid>
+        <w:gridCol w:w="2494"/>
+        <w:gridCol w:w="2381"/>
+        <w:gridCol w:w="2268"/>
+        <w:gridCol w:w="2494"/>
+      </w:tblGrid>
+      <w:tr>
+        <w:tc>
+          <w:tcPr>
+            <w:tcW w:type="dxa" w:w="2494"/>
+            <w:shd w:fill="E8E8E8"/>
+          </w:tcPr>
+          <w:p>
+            <w:pPr>
+              <w:keepNext/>
+              <w:spacing w:after="0"/>
+            </w:pPr>
+            <w:r>
+              <w:rPr>
+                <w:b/>
+                <w:color w:val="111111"/>
+                <w:sz w:val="20"/>
+              </w:rPr>
+              <w:t>Référence article</w:t>
+            </w:r>
+          </w:p>
+        </w:tc>
+        <w:tc>
+          <w:tcPr>
+            <w:tcW w:type="dxa" w:w="2381"/>
+            <w:shd w:fill="E8E8E8"/>
+          </w:tcPr>
+          <w:p>
+            <w:pPr>
+              <w:keepNext/>
+              <w:spacing w:after="0"/>
+            </w:pPr>
+            <w:r>
+              <w:rPr>
+                <w:b/>
+                <w:color w:val="111111"/>
+                <w:sz w:val="20"/>
+              </w:rPr>
+              <w:t>Cartons annoncés par le fournisseur</w:t>
+            </w:r>
+          </w:p>
+        </w:tc>
+        <w:tc>
+          <w:tcPr>
+            <w:tcW w:type="dxa" w:w="2268"/>
+            <w:shd w:fill="E8E8E8"/>
+          </w:tcPr>
+          <w:p>
+            <w:pPr>
+              <w:keepNext/>
+              <w:spacing w:after="0"/>
+            </w:pPr>
+            <w:r>
+              <w:rPr>
+                <w:b/>
+                <w:color w:val="111111"/>
+                <w:sz w:val="20"/>
+              </w:rPr>
+              <w:t>Paires par carton (PCB)</w:t>
+            </w:r>
+          </w:p>
+        </w:tc>
+        <w:tc>
+          <w:tcPr>
+            <w:tcW w:type="dxa" w:w="2494"/>
+            <w:shd w:fill="E8E8E8"/>
+          </w:tcPr>
+          <w:p>
+            <w:pPr>
+              <w:keepNext/>
+              <w:spacing w:after="0"/>
+            </w:pPr>
+            <w:r>
+              <w:rPr>
+                <w:b/>
+                <w:color w:val="111111"/>
+                <w:sz w:val="20"/>
+              </w:rPr>
+              <w:t>Paires annoncées (cartons × PCB)</w:t>
+            </w:r>
+          </w:p>
+        </w:tc>
+      </w:tr>
+      <w:tr>
+        <w:trPr>
+          <w:trHeight w:val="652"/>
+        </w:trPr>
+        <w:tc>
+          <w:tcPr>
+            <w:tcW w:type="dxa" w:w="2494"/>
+          </w:tcPr>
+          <w:p/>
+        </w:tc>
+        <w:tc>
+          <w:tcPr>
+            <w:tcW w:type="dxa" w:w="2381"/>
+          </w:tcPr>
+          <w:p/>
+        </w:tc>
+        <w:tc>
+          <w:tcPr>
+            <w:tcW w:type="dxa" w:w="2268"/>
+          </w:tcPr>
+          <w:p/>
+        </w:tc>
+        <w:tc>
+          <w:tcPr>
+            <w:tcW w:type="dxa" w:w="2494"/>
+          </w:tcPr>
+          <w:p/>
+        </w:tc>
+      </w:tr>
+      <w:tr>
+        <w:trPr>
+          <w:trHeight w:val="652"/>
+        </w:trPr>
+        <w:tc>
+          <w:tcPr>
+            <w:tcW w:type="dxa" w:w="2494"/>
+          </w:tcPr>
+          <w:p/>
+        </w:tc>
+        <w:tc>
+          <w:tcPr>
+            <w:tcW w:type="dxa" w:w="2381"/>
+          </w:tcPr>
+          <w:p/>
+        </w:tc>
+        <w:tc>
+          <w:tcPr>
+            <w:tcW w:type="dxa" w:w="2268"/>
+          </w:tcPr>
+          <w:p/>
+        </w:tc>
+        <w:tc>
+          <w:tcPr>
+            <w:tcW w:type="dxa" w:w="2494"/>
+          </w:tcPr>
+          <w:p/>
+        </w:tc>
+      </w:tr>
+      <w:tr>
+        <w:trPr>
+          <w:trHeight w:val="652"/>
+        </w:trPr>
+        <w:tc>
+          <w:tcPr>
+            <w:tcW w:type="dxa" w:w="2494"/>
+          </w:tcPr>
+          <w:p/>
+        </w:tc>
+        <w:tc>
+          <w:tcPr>
+            <w:tcW w:type="dxa" w:w="2381"/>
+          </w:tcPr>
+          <w:p/>
+        </w:tc>
+        <w:tc>
+          <w:tcPr>
+            <w:tcW w:type="dxa" w:w="2268"/>
+          </w:tcPr>
+          <w:p/>
+        </w:tc>
+        <w:tc>
+          <w:tcPr>
+            <w:tcW w:type="dxa" w:w="2494"/>
+          </w:tcPr>
+          <w:p/>
+        </w:tc>
+      </w:tr>
+    </w:tbl>
+    <w:p>
+      <w:pPr>
+        <w:spacing w:after="40"/>
+      </w:pPr>
+    </w:p>
+    <w:tbl>
+      <w:tblPr>
+        <w:tblStyle w:val="TableGrid"/>
+        <w:tblW w:type="auto" w:w="0"/>
+        <w:jc w:val="left"/>
+        <w:tblLook w:firstColumn="1" w:firstRow="1" w:lastColumn="0" w:lastRow="0" w:noHBand="0" w:noVBand="1" w:val="04A0"/>
+      </w:tblPr>
+      <w:tblGrid>
+        <w:gridCol w:w="10086"/>
+      </w:tblGrid>
+      <w:tr>
+        <w:trPr>
+          <w:cantSplit/>
+        </w:trPr>
+        <w:tc>
+          <w:tcPr>
+            <w:tcW w:type="dxa" w:w="10086"/>
+            <w:shd w:fill="F2F2F2"/>
+          </w:tcPr>
+          <w:p>
+            <w:pPr>
+              <w:pageBreakBefore/>
               <w:spacing w:after="0"/>
             </w:pPr>
             <w:r>
@@ -3083,6 +4020,337 @@
       <w:pPr>
         <w:spacing w:after="40"/>
       </w:pPr>
+    </w:p>
+    <w:p>
+      <w:pPr>
+        <w:keepNext/>
+        <w:spacing w:after="80"/>
+        <w:ind w:left="454" w:hanging="454"/>
+      </w:pPr>
+      <w:r>
+        <w:rPr>
+          <w:b/>
+          <w:color w:val="111111"/>
+          <w:sz w:val="22"/>
+        </w:rPr>
+        <w:t xml:space="preserve">1.  </w:t>
+      </w:r>
+      <w:r>
+        <w:rPr>
+          <w:sz w:val="22"/>
+        </w:rPr>
+        <w:t>Clique sur « Oui, vous pouvez décharger ».</w:t>
+      </w:r>
+    </w:p>
+    <w:p>
+      <w:pPr>
+        <w:keepNext/>
+        <w:spacing w:after="80"/>
+        <w:ind w:left="454" w:hanging="454"/>
+      </w:pPr>
+      <w:r>
+        <w:rPr>
+          <w:b/>
+          <w:color w:val="111111"/>
+          <w:sz w:val="22"/>
+        </w:rPr>
+        <w:t xml:space="preserve">2.  </w:t>
+      </w:r>
+      <w:r>
+        <w:rPr>
+          <w:sz w:val="22"/>
+        </w:rPr>
+        <w:t>Regarde le déchargement jusqu'au bout : la palette sort du camion et arrive dans la zone de réception.</w:t>
+      </w:r>
+    </w:p>
+    <w:tbl>
+      <w:tblPr>
+        <w:tblStyle w:val="TableGrid"/>
+        <w:tblW w:type="auto" w:w="0"/>
+        <w:tblLayout w:type="fixed"/>
+        <w:tblLook w:firstColumn="1" w:firstRow="1" w:lastColumn="0" w:lastRow="0" w:noHBand="0" w:noVBand="1" w:val="04A0"/>
+      </w:tblPr>
+      <w:tblGrid>
+        <w:gridCol w:w="4195"/>
+        <w:gridCol w:w="5443"/>
+      </w:tblGrid>
+      <w:tr>
+        <w:tc>
+          <w:tcPr>
+            <w:tcW w:type="dxa" w:w="4195"/>
+            <w:shd w:fill="E8E8E8"/>
+          </w:tcPr>
+          <w:p>
+            <w:pPr>
+              <w:keepNext/>
+              <w:spacing w:after="0"/>
+            </w:pPr>
+            <w:r>
+              <w:rPr>
+                <w:b/>
+                <w:color w:val="111111"/>
+                <w:sz w:val="20"/>
+              </w:rPr>
+              <w:t>Question</w:t>
+            </w:r>
+          </w:p>
+        </w:tc>
+        <w:tc>
+          <w:tcPr>
+            <w:tcW w:type="dxa" w:w="5443"/>
+            <w:shd w:fill="E8E8E8"/>
+          </w:tcPr>
+          <w:p>
+            <w:pPr>
+              <w:keepNext/>
+              <w:spacing w:after="0"/>
+            </w:pPr>
+            <w:r>
+              <w:rPr>
+                <w:b/>
+                <w:color w:val="111111"/>
+                <w:sz w:val="20"/>
+              </w:rPr>
+              <w:t>Ta réponse</w:t>
+            </w:r>
+          </w:p>
+        </w:tc>
+      </w:tr>
+      <w:tr>
+        <w:trPr>
+          <w:trHeight w:val="737"/>
+          <w:cantSplit/>
+        </w:trPr>
+        <w:tc>
+          <w:tcPr>
+            <w:tcW w:type="dxa" w:w="4195"/>
+          </w:tcPr>
+          <w:p>
+            <w:pPr>
+              <w:spacing w:after="0"/>
+            </w:pPr>
+            <w:r>
+              <w:rPr>
+                <w:sz w:val="20"/>
+              </w:rPr>
+              <w:t>Qui sort la palette du camion ?</w:t>
+            </w:r>
+          </w:p>
+        </w:tc>
+        <w:tc>
+          <w:tcPr>
+            <w:tcW w:type="dxa" w:w="5443"/>
+          </w:tcPr>
+          <w:p/>
+        </w:tc>
+      </w:tr>
+    </w:tbl>
+    <w:p>
+      <w:pPr>
+        <w:keepNext/>
+        <w:spacing w:after="0" w:line="60" w:lineRule="exact"/>
+      </w:pPr>
+      <w:r>
+        <w:rPr>
+          <w:sz w:val="10"/>
+        </w:rPr>
+      </w:r>
+    </w:p>
+    <w:tbl>
+      <w:tblPr>
+        <w:tblStyle w:val="TableGrid"/>
+        <w:tblW w:type="auto" w:w="0"/>
+        <w:jc w:val="left"/>
+        <w:tblLook w:firstColumn="1" w:firstRow="1" w:lastColumn="0" w:lastRow="0" w:noHBand="0" w:noVBand="1" w:val="04A0"/>
+      </w:tblPr>
+      <w:tblGrid>
+        <w:gridCol w:w="10086"/>
+      </w:tblGrid>
+      <w:tr>
+        <w:trPr>
+          <w:cantSplit/>
+        </w:trPr>
+        <w:tc>
+          <w:tcPr>
+            <w:tcW w:type="dxa" w:w="10086"/>
+            <w:shd w:fill="F2F2F2"/>
+          </w:tcPr>
+          <w:p>
+            <w:pPr>
+              <w:keepNext/>
+              <w:spacing w:after="40"/>
+            </w:pPr>
+            <w:r>
+              <w:rPr>
+                <w:b/>
+                <w:color w:val="111111"/>
+                <w:sz w:val="20"/>
+              </w:rPr>
+              <w:t>La règle des 3 tonnes (contrat type général du transport routier, article 7) :</w:t>
+            </w:r>
+          </w:p>
+          <w:p>
+            <w:pPr>
+              <w:keepNext/>
+              <w:spacing w:before="0" w:after="40"/>
+              <w:ind w:left="397" w:hanging="227"/>
+            </w:pPr>
+            <w:r>
+              <w:rPr>
+                <w:sz w:val="20"/>
+              </w:rPr>
+              <w:t>•  envoi de moins de 3 tonnes : le transporteur charge, cale, arrime et décharge, sous sa responsabilité ;</w:t>
+            </w:r>
+          </w:p>
+          <w:p>
+            <w:pPr>
+              <w:spacing w:before="0" w:after="0"/>
+              <w:ind w:left="397" w:hanging="227"/>
+            </w:pPr>
+            <w:r>
+              <w:rPr>
+                <w:sz w:val="20"/>
+              </w:rPr>
+              <w:t>•  envoi de 3 tonnes ou plus : l'expéditeur charge, et le destinataire décharge, chacun sous sa responsabilité.</w:t>
+            </w:r>
+          </w:p>
+        </w:tc>
+      </w:tr>
+    </w:tbl>
+    <w:p>
+      <w:pPr>
+        <w:keepNext/>
+        <w:spacing w:after="40"/>
+      </w:pPr>
+    </w:p>
+    <w:tbl>
+      <w:tblPr>
+        <w:tblStyle w:val="TableGrid"/>
+        <w:tblW w:type="auto" w:w="0"/>
+        <w:tblLook w:firstColumn="1" w:firstRow="1" w:lastColumn="0" w:lastRow="0" w:noHBand="0" w:noVBand="1" w:val="04A0"/>
+      </w:tblPr>
+      <w:tblGrid>
+        <w:gridCol w:w="10086"/>
+      </w:tblGrid>
+      <w:tr>
+        <w:trPr>
+          <w:cantSplit/>
+          <w:trHeight w:val="1474"/>
+        </w:trPr>
+        <w:tc>
+          <w:tcPr>
+            <w:tcW w:type="dxa" w:w="10086"/>
+            <w:shd w:fill="FAFAFA"/>
+          </w:tcPr>
+          <w:p>
+            <w:pPr>
+              <w:spacing w:after="80"/>
+            </w:pPr>
+            <w:r>
+              <w:rPr>
+                <w:b/>
+                <w:sz w:val="21"/>
+              </w:rPr>
+              <w:t>Ta palette de chaussures pèse une centaine de kilos. Qui doit la décharger, d'après cette règle ? Explique.</w:t>
+            </w:r>
+          </w:p>
+          <w:p>
+            <w:pPr>
+              <w:spacing w:before="0" w:after="80"/>
+            </w:pPr>
+            <w:r>
+              <w:rPr>
+                <w:sz w:val="22"/>
+              </w:rPr>
+            </w:r>
+          </w:p>
+          <w:p>
+            <w:pPr>
+              <w:spacing w:before="0" w:after="80"/>
+            </w:pPr>
+            <w:r>
+              <w:rPr>
+                <w:sz w:val="22"/>
+              </w:rPr>
+            </w:r>
+          </w:p>
+        </w:tc>
+      </w:tr>
+    </w:tbl>
+    <w:p>
+      <w:pPr>
+        <w:keepNext/>
+        <w:spacing w:after="0" w:line="60" w:lineRule="exact"/>
+      </w:pPr>
+      <w:r>
+        <w:rPr>
+          <w:sz w:val="10"/>
+        </w:rPr>
+      </w:r>
+    </w:p>
+    <w:tbl>
+      <w:tblPr>
+        <w:tblStyle w:val="TableGrid"/>
+        <w:tblW w:type="auto" w:w="0"/>
+        <w:tblLook w:firstColumn="1" w:firstRow="1" w:lastColumn="0" w:lastRow="0" w:noHBand="0" w:noVBand="1" w:val="04A0"/>
+      </w:tblPr>
+      <w:tblGrid>
+        <w:gridCol w:w="10086"/>
+      </w:tblGrid>
+      <w:tr>
+        <w:trPr>
+          <w:cantSplit/>
+        </w:trPr>
+        <w:tc>
+          <w:tcPr>
+            <w:tcW w:type="dxa" w:w="10086"/>
+            <w:shd w:fill="FAFAFA"/>
+          </w:tcPr>
+          <w:p>
+            <w:pPr>
+              <w:keepNext/>
+              <w:spacing w:after="60"/>
+            </w:pPr>
+            <w:r>
+              <w:rPr>
+                <w:b/>
+                <w:color w:val="595959"/>
+                <w:sz w:val="18"/>
+              </w:rPr>
+              <w:t xml:space="preserve">QCM  </w:t>
+            </w:r>
+            <w:r>
+              <w:rPr>
+                <w:b/>
+                <w:sz w:val="21"/>
+              </w:rPr>
+              <w:t>Un camion livre à Spartoo 8 tonnes de cartons en une seule fois. Qui doit les décharger ?</w:t>
+            </w:r>
+          </w:p>
+          <w:p>
+            <w:pPr>
+              <w:spacing w:before="0" w:after="80"/>
+              <w:ind w:left="227"/>
+            </w:pPr>
+            <w:r>
+              <w:rPr>
+                <w:sz w:val="21"/>
+              </w:rPr>
+              <w:t>☐  le chauffeur du transporteur      ☐  Spartoo, le destinataire      ☐  Puma, l'expéditeur</w:t>
+            </w:r>
+          </w:p>
+        </w:tc>
+      </w:tr>
+    </w:tbl>
+    <w:p>
+      <w:pPr>
+        <w:spacing w:after="0" w:line="60" w:lineRule="exact"/>
+      </w:pPr>
+      <w:r>
+        <w:rPr>
+          <w:sz w:val="10"/>
+        </w:rPr>
+      </w:r>
     </w:p>
     <w:p>
       <w:pPr>
@@ -3133,7 +4401,7 @@
                 <w:b/>
                 <w:sz w:val="21"/>
               </w:rPr>
-              <w:t>Qu'est-ce qui pourrait arriver si tu te trompais d'un seul caractère dans le numéro de lot ?</w:t>
+              <w:t>Le chauffeur te dit : « Signez vite, j'ai six livraisons après vous. » Que lui réponds-tu, et pourquoi ?</w:t>
             </w:r>
           </w:p>
           <w:p>
@@ -3216,7 +4484,7 @@
           <w:color w:val="111111"/>
           <w:sz w:val="30"/>
         </w:rPr>
-        <w:t>Compter les colis sur le quai</w:t>
+        <w:t>Compter la palette et faire signer le chauffeur</w:t>
       </w:r>
     </w:p>
     <w:p>
@@ -3229,7 +4497,7 @@
           <w:color w:val="1A1A1A"/>
           <w:sz w:val="22"/>
         </w:rPr>
-        <w:t>Le camion est déchargé. Va dans le menu Réceptions, ouvre la réception REC-04127 : tu vois la liste des colis réellement déposés, avec leur contenu et l'état du carton. Plusieurs colis peuvent contenir la même référence : c'est à toi de les additionner.</w:t>
+        <w:t>La palette est devant toi, en grand. Le BL annonce ce que Puma a voulu envoyer ; toi, tu comptes ce qui est vraiment là. Un carton peut manquer au fond, un autre être abîmé sur une face que tu ne vois pas : fais le tour.</w:t>
       </w:r>
     </w:p>
     <w:p>
@@ -3250,7 +4518,7 @@
         <w:rPr>
           <w:sz w:val="22"/>
         </w:rPr>
-        <w:t>Repère, pour chaque référence, tous les colis qui la contiennent.</w:t>
+        <w:t>Utilise « ⟲ Tourner » et « Tourner ⟳ » pour voir les quatre faces de la palette.</w:t>
       </w:r>
     </w:p>
     <w:p>
@@ -3271,7 +4539,7 @@
         <w:rPr>
           <w:sz w:val="22"/>
         </w:rPr>
-        <w:t>Additionne les quantités pour obtenir la quantité réellement reçue.</w:t>
+        <w:t>Clique sur un carton pour lire son étiquette : référence, taille, paires par carton, numéro du carton (« 5 / 12 »).</w:t>
       </w:r>
     </w:p>
     <w:p>
@@ -3292,11 +4560,12 @@
         <w:rPr>
           <w:sz w:val="22"/>
         </w:rPr>
-        <w:t>Note si l'un des cartons est endommagé.</w:t>
+        <w:t>Compte les cartons référence par référence (une couche = une référence), et repère ceux qui sont abîmés.</w:t>
       </w:r>
     </w:p>
     <w:p>
       <w:pPr>
+        <w:keepNext/>
         <w:spacing w:after="80"/>
         <w:ind w:left="454" w:hanging="454"/>
       </w:pPr>
@@ -3312,21 +4581,7 @@
         <w:rPr>
           <w:sz w:val="22"/>
         </w:rPr>
-        <w:t>Compare avec la quantité annoncée sur le bon de livraison (étape 4).</w:t>
-      </w:r>
-    </w:p>
-    <w:p>
-      <w:pPr>
-        <w:keepNext/>
-        <w:spacing w:before="120" w:after="120"/>
-      </w:pPr>
-      <w:r>
-        <w:rPr>
-          <w:b/>
-          <w:color w:val="1A1A1A"/>
-          <w:sz w:val="21"/>
-        </w:rPr>
-        <w:t>Fais ton comptage ici, avant de saisir quoi que ce soit dans le logiciel :</w:t>
+        <w:t>Note ton comptage ci-dessous AVANT de remplir la fiche de contrôle à l'écran.</w:t>
       </w:r>
     </w:p>
     <w:tbl>
@@ -3337,16 +4592,16 @@
         <w:tblLook w:firstColumn="1" w:firstRow="1" w:lastColumn="0" w:lastRow="0" w:noHBand="0" w:noVBand="1" w:val="04A0"/>
       </w:tblPr>
       <w:tblGrid>
-        <w:gridCol w:w="2494"/>
-        <w:gridCol w:w="1928"/>
+        <w:gridCol w:w="2608"/>
+        <w:gridCol w:w="1587"/>
         <w:gridCol w:w="1701"/>
-        <w:gridCol w:w="1701"/>
-        <w:gridCol w:w="1814"/>
+        <w:gridCol w:w="1474"/>
+        <w:gridCol w:w="2268"/>
       </w:tblGrid>
       <w:tr>
         <w:tc>
           <w:tcPr>
-            <w:tcW w:type="dxa" w:w="2494"/>
+            <w:tcW w:type="dxa" w:w="2608"/>
             <w:shd w:fill="E8E8E8"/>
           </w:tcPr>
           <w:p>
@@ -3366,7 +4621,7 @@
         </w:tc>
         <w:tc>
           <w:tcPr>
-            <w:tcW w:type="dxa" w:w="1928"/>
+            <w:tcW w:type="dxa" w:w="1587"/>
             <w:shd w:fill="E8E8E8"/>
           </w:tcPr>
           <w:p>
@@ -3380,7 +4635,7 @@
                 <w:color w:val="111111"/>
                 <w:sz w:val="20"/>
               </w:rPr>
-              <w:t>Colis concernés</w:t>
+              <w:t>Cartons au BL</w:t>
             </w:r>
           </w:p>
         </w:tc>
@@ -3400,33 +4655,13 @@
                 <w:color w:val="111111"/>
                 <w:sz w:val="20"/>
               </w:rPr>
-              <w:t>Quantité comptée</w:t>
+              <w:t>Cartons comptés</w:t>
             </w:r>
           </w:p>
         </w:tc>
         <w:tc>
           <w:tcPr>
-            <w:tcW w:type="dxa" w:w="1701"/>
-            <w:shd w:fill="E8E8E8"/>
-          </w:tcPr>
-          <w:p>
-            <w:pPr>
-              <w:keepNext/>
-              <w:spacing w:after="0"/>
-            </w:pPr>
-            <w:r>
-              <w:rPr>
-                <w:b/>
-                <w:color w:val="111111"/>
-                <w:sz w:val="20"/>
-              </w:rPr>
-              <w:t>Quantité annoncée</w:t>
-            </w:r>
-          </w:p>
-        </w:tc>
-        <w:tc>
-          <w:tcPr>
-            <w:tcW w:type="dxa" w:w="1814"/>
+            <w:tcW w:type="dxa" w:w="1474"/>
             <w:shd w:fill="E8E8E8"/>
           </w:tcPr>
           <w:p>
@@ -3444,20 +4679,40 @@
             </w:r>
           </w:p>
         </w:tc>
+        <w:tc>
+          <w:tcPr>
+            <w:tcW w:type="dxa" w:w="2268"/>
+            <w:shd w:fill="E8E8E8"/>
+          </w:tcPr>
+          <w:p>
+            <w:pPr>
+              <w:keepNext/>
+              <w:spacing w:after="0"/>
+            </w:pPr>
+            <w:r>
+              <w:rPr>
+                <w:b/>
+                <w:color w:val="111111"/>
+                <w:sz w:val="20"/>
+              </w:rPr>
+              <w:t>N° du carton abîmé</w:t>
+            </w:r>
+          </w:p>
+        </w:tc>
       </w:tr>
       <w:tr>
         <w:trPr>
-          <w:trHeight w:val="680"/>
+          <w:trHeight w:val="595"/>
         </w:trPr>
         <w:tc>
           <w:tcPr>
-            <w:tcW w:type="dxa" w:w="2494"/>
+            <w:tcW w:type="dxa" w:w="2608"/>
           </w:tcPr>
           <w:p/>
         </w:tc>
         <w:tc>
           <w:tcPr>
-            <w:tcW w:type="dxa" w:w="1928"/>
+            <w:tcW w:type="dxa" w:w="1587"/>
           </w:tcPr>
           <w:p/>
         </w:tc>
@@ -3469,30 +4724,30 @@
         </w:tc>
         <w:tc>
           <w:tcPr>
-            <w:tcW w:type="dxa" w:w="1701"/>
+            <w:tcW w:type="dxa" w:w="1474"/>
           </w:tcPr>
           <w:p/>
         </w:tc>
         <w:tc>
           <w:tcPr>
-            <w:tcW w:type="dxa" w:w="1814"/>
+            <w:tcW w:type="dxa" w:w="2268"/>
           </w:tcPr>
           <w:p/>
         </w:tc>
       </w:tr>
       <w:tr>
         <w:trPr>
-          <w:trHeight w:val="680"/>
+          <w:trHeight w:val="595"/>
         </w:trPr>
         <w:tc>
           <w:tcPr>
-            <w:tcW w:type="dxa" w:w="2494"/>
+            <w:tcW w:type="dxa" w:w="2608"/>
           </w:tcPr>
           <w:p/>
         </w:tc>
         <w:tc>
           <w:tcPr>
-            <w:tcW w:type="dxa" w:w="1928"/>
+            <w:tcW w:type="dxa" w:w="1587"/>
           </w:tcPr>
           <w:p/>
         </w:tc>
@@ -3504,30 +4759,30 @@
         </w:tc>
         <w:tc>
           <w:tcPr>
-            <w:tcW w:type="dxa" w:w="1701"/>
+            <w:tcW w:type="dxa" w:w="1474"/>
           </w:tcPr>
           <w:p/>
         </w:tc>
         <w:tc>
           <w:tcPr>
-            <w:tcW w:type="dxa" w:w="1814"/>
+            <w:tcW w:type="dxa" w:w="2268"/>
           </w:tcPr>
           <w:p/>
         </w:tc>
       </w:tr>
       <w:tr>
         <w:trPr>
-          <w:trHeight w:val="680"/>
+          <w:trHeight w:val="595"/>
         </w:trPr>
         <w:tc>
           <w:tcPr>
-            <w:tcW w:type="dxa" w:w="2494"/>
+            <w:tcW w:type="dxa" w:w="2608"/>
           </w:tcPr>
           <w:p/>
         </w:tc>
         <w:tc>
           <w:tcPr>
-            <w:tcW w:type="dxa" w:w="1928"/>
+            <w:tcW w:type="dxa" w:w="1587"/>
           </w:tcPr>
           <w:p/>
         </w:tc>
@@ -3539,13 +4794,13 @@
         </w:tc>
         <w:tc>
           <w:tcPr>
-            <w:tcW w:type="dxa" w:w="1701"/>
+            <w:tcW w:type="dxa" w:w="1474"/>
           </w:tcPr>
           <w:p/>
         </w:tc>
         <w:tc>
           <w:tcPr>
-            <w:tcW w:type="dxa" w:w="1814"/>
+            <w:tcW w:type="dxa" w:w="2268"/>
           </w:tcPr>
           <w:p/>
         </w:tc>
@@ -3556,6 +4811,250 @@
         <w:keepNext/>
         <w:spacing w:after="40"/>
       </w:pPr>
+    </w:p>
+    <w:tbl>
+      <w:tblPr>
+        <w:tblStyle w:val="TableGrid"/>
+        <w:tblW w:type="auto" w:w="0"/>
+        <w:tblLayout w:type="fixed"/>
+        <w:tblLook w:firstColumn="1" w:firstRow="1" w:lastColumn="0" w:lastRow="0" w:noHBand="0" w:noVBand="1" w:val="04A0"/>
+      </w:tblPr>
+      <w:tblGrid>
+        <w:gridCol w:w="4195"/>
+        <w:gridCol w:w="5443"/>
+      </w:tblGrid>
+      <w:tr>
+        <w:tc>
+          <w:tcPr>
+            <w:tcW w:type="dxa" w:w="4195"/>
+            <w:shd w:fill="E8E8E8"/>
+          </w:tcPr>
+          <w:p>
+            <w:pPr>
+              <w:keepNext/>
+              <w:spacing w:after="0"/>
+            </w:pPr>
+            <w:r>
+              <w:rPr>
+                <w:b/>
+                <w:color w:val="111111"/>
+                <w:sz w:val="20"/>
+              </w:rPr>
+              <w:t>Question</w:t>
+            </w:r>
+          </w:p>
+        </w:tc>
+        <w:tc>
+          <w:tcPr>
+            <w:tcW w:type="dxa" w:w="5443"/>
+            <w:shd w:fill="E8E8E8"/>
+          </w:tcPr>
+          <w:p>
+            <w:pPr>
+              <w:keepNext/>
+              <w:spacing w:after="0"/>
+            </w:pPr>
+            <w:r>
+              <w:rPr>
+                <w:b/>
+                <w:color w:val="111111"/>
+                <w:sz w:val="20"/>
+              </w:rPr>
+              <w:t>Ta réponse</w:t>
+            </w:r>
+          </w:p>
+        </w:tc>
+      </w:tr>
+      <w:tr>
+        <w:trPr>
+          <w:trHeight w:val="737"/>
+          <w:cantSplit/>
+        </w:trPr>
+        <w:tc>
+          <w:tcPr>
+            <w:tcW w:type="dxa" w:w="4195"/>
+          </w:tcPr>
+          <w:p>
+            <w:pPr>
+              <w:spacing w:after="0"/>
+            </w:pPr>
+            <w:r>
+              <w:rPr>
+                <w:sz w:val="20"/>
+              </w:rPr>
+              <w:t>Quel numéro de carton manque ? (aide-toi des numéros « x / 12 »)</w:t>
+            </w:r>
+          </w:p>
+        </w:tc>
+        <w:tc>
+          <w:tcPr>
+            <w:tcW w:type="dxa" w:w="5443"/>
+          </w:tcPr>
+          <w:p/>
+        </w:tc>
+      </w:tr>
+      <w:tr>
+        <w:trPr>
+          <w:trHeight w:val="737"/>
+          <w:cantSplit/>
+        </w:trPr>
+        <w:tc>
+          <w:tcPr>
+            <w:tcW w:type="dxa" w:w="4195"/>
+          </w:tcPr>
+          <w:p>
+            <w:pPr>
+              <w:spacing w:after="0"/>
+            </w:pPr>
+            <w:r>
+              <w:rPr>
+                <w:sz w:val="20"/>
+              </w:rPr>
+              <w:t>Sur quelle face as-tu vu le carton abîmé ?</w:t>
+            </w:r>
+          </w:p>
+        </w:tc>
+        <w:tc>
+          <w:tcPr>
+            <w:tcW w:type="dxa" w:w="5443"/>
+          </w:tcPr>
+          <w:p/>
+        </w:tc>
+      </w:tr>
+    </w:tbl>
+    <w:p>
+      <w:pPr>
+        <w:keepNext/>
+        <w:spacing w:after="0" w:line="60" w:lineRule="exact"/>
+      </w:pPr>
+      <w:r>
+        <w:rPr>
+          <w:sz w:val="10"/>
+        </w:rPr>
+      </w:r>
+    </w:p>
+    <w:tbl>
+      <w:tblPr>
+        <w:tblStyle w:val="TableGrid"/>
+        <w:tblW w:type="auto" w:w="0"/>
+        <w:jc w:val="left"/>
+        <w:tblLook w:firstColumn="1" w:firstRow="1" w:lastColumn="0" w:lastRow="0" w:noHBand="0" w:noVBand="1" w:val="04A0"/>
+      </w:tblPr>
+      <w:tblGrid>
+        <w:gridCol w:w="10086"/>
+      </w:tblGrid>
+      <w:tr>
+        <w:trPr>
+          <w:cantSplit/>
+        </w:trPr>
+        <w:tc>
+          <w:tcPr>
+            <w:tcW w:type="dxa" w:w="10086"/>
+            <w:shd w:fill="F2F2F2"/>
+          </w:tcPr>
+          <w:p>
+            <w:pPr>
+              <w:spacing w:after="0"/>
+            </w:pPr>
+            <w:r>
+              <w:rPr>
+                <w:b/>
+                <w:color w:val="111111"/>
+                <w:sz w:val="20"/>
+              </w:rPr>
+              <w:t xml:space="preserve">Et ce qu'il y a dans le carton abîmé ? </w:t>
+            </w:r>
+            <w:r>
+              <w:rPr>
+                <w:sz w:val="20"/>
+              </w:rPr>
+              <w:t>quand tu repères un carton abîmé, le chef de quai l'ouvre devant le chauffeur : ici, les boîtes et les chaussures sont intactes, elles peuvent être vendues. Applique la procédure de M. Morin pour choisir ta décision.</w:t>
+            </w:r>
+          </w:p>
+        </w:tc>
+      </w:tr>
+    </w:tbl>
+    <w:p>
+      <w:pPr>
+        <w:spacing w:after="40"/>
+      </w:pPr>
+    </w:p>
+    <w:p>
+      <w:pPr>
+        <w:pageBreakBefore/>
+        <w:spacing w:before="0" w:after="120"/>
+      </w:pPr>
+      <w:r>
+        <w:rPr>
+          <w:b/>
+          <w:color w:val="1A1A1A"/>
+          <w:sz w:val="21"/>
+        </w:rPr>
+        <w:t>À l'écran, maintenant : la fiche de contrôle, les réserves, la signature.</w:t>
+      </w:r>
+    </w:p>
+    <w:p>
+      <w:pPr>
+        <w:keepNext/>
+        <w:spacing w:after="80"/>
+        <w:ind w:left="454" w:hanging="454"/>
+      </w:pPr>
+      <w:r>
+        <w:rPr>
+          <w:b/>
+          <w:color w:val="111111"/>
+          <w:sz w:val="22"/>
+        </w:rPr>
+        <w:t xml:space="preserve">1.  </w:t>
+      </w:r>
+      <w:r>
+        <w:rPr>
+          <w:sz w:val="22"/>
+        </w:rPr>
+        <w:t>Remplis la fiche de contrôle à l'écran (référence lue, endommagés, manquants), puis choisis la décision et le ou les motifs.</w:t>
+      </w:r>
+    </w:p>
+    <w:p>
+      <w:pPr>
+        <w:keepNext/>
+        <w:spacing w:after="80"/>
+        <w:ind w:left="454" w:hanging="454"/>
+      </w:pPr>
+      <w:r>
+        <w:rPr>
+          <w:b/>
+          <w:color w:val="111111"/>
+          <w:sz w:val="22"/>
+        </w:rPr>
+        <w:t xml:space="preserve">2.  </w:t>
+      </w:r>
+      <w:r>
+        <w:rPr>
+          <w:sz w:val="22"/>
+        </w:rPr>
+        <w:t>Écris les réserves sur le BL : nombre de cartons endommagés, nombre de cartons manquants. Ne coche pas « Sous réserve de déballage ».</w:t>
+      </w:r>
+    </w:p>
+    <w:p>
+      <w:pPr>
+        <w:keepNext/>
+        <w:spacing w:after="80"/>
+        <w:ind w:left="454" w:hanging="454"/>
+      </w:pPr>
+      <w:r>
+        <w:rPr>
+          <w:b/>
+          <w:color w:val="111111"/>
+          <w:sz w:val="22"/>
+        </w:rPr>
+        <w:t xml:space="preserve">3.  </w:t>
+      </w:r>
+      <w:r>
+        <w:rPr>
+          <w:sz w:val="22"/>
+        </w:rPr>
+        <w:t>Fais signer le chauffeur.</w:t>
+      </w:r>
     </w:p>
     <w:tbl>
       <w:tblPr>
@@ -3600,20 +5099,7 @@
               <w:rPr>
                 <w:sz w:val="20"/>
               </w:rPr>
-              <w:t>•  en haut, le fournisseur, le transporteur et le bon de livraison de la réception ;</w:t>
-            </w:r>
-          </w:p>
-          <w:p>
-            <w:pPr>
-              <w:keepNext/>
-              <w:spacing w:before="0" w:after="40"/>
-              <w:ind w:left="397" w:hanging="227"/>
-            </w:pPr>
-            <w:r>
-              <w:rPr>
-                <w:sz w:val="20"/>
-              </w:rPr>
-              <w:t>•  le tableau « Colis reçus sur le quai » : une ligne par colis, avec son contenu et l'état du carton ;</w:t>
+              <w:t>•  sur le BL, ta ligne de réserves ajoutée avant les signatures ;</w:t>
             </w:r>
           </w:p>
           <w:p>
@@ -3625,7 +5111,7 @@
               <w:rPr>
                 <w:sz w:val="20"/>
               </w:rPr>
-              <w:t>•  plus bas, le « Bon de réception », encore vide : tu le rempliras à l'étape 6.</w:t>
+              <w:t>•  la signature du chauffeur, et la palette posée en zone de réception.</w:t>
             </w:r>
           </w:p>
         </w:tc>
@@ -3633,145 +5119,74 @@
     </w:tbl>
     <w:p>
       <w:pPr>
-        <w:keepNext/>
         <w:spacing w:after="40"/>
       </w:pPr>
+    </w:p>
+    <w:p>
+      <w:pPr>
+        <w:keepNext/>
+        <w:spacing w:before="80" w:after="120"/>
+      </w:pPr>
+      <w:r>
+        <w:rPr>
+          <w:b/>
+          <w:color w:val="1A1A1A"/>
+          <w:sz w:val="21"/>
+        </w:rPr>
+        <w:t>L'écran écrit le nombre de cartons, pas les références. Écris ici la réserve complète, comme sur un vrai BL :</w:t>
+      </w:r>
     </w:p>
     <w:tbl>
       <w:tblPr>
         <w:tblStyle w:val="TableGrid"/>
         <w:tblW w:type="auto" w:w="0"/>
-        <w:tblLayout w:type="fixed"/>
         <w:tblLook w:firstColumn="1" w:firstRow="1" w:lastColumn="0" w:lastRow="0" w:noHBand="0" w:noVBand="1" w:val="04A0"/>
       </w:tblPr>
       <w:tblGrid>
-        <w:gridCol w:w="5896"/>
-        <w:gridCol w:w="3742"/>
+        <w:gridCol w:w="10086"/>
       </w:tblGrid>
       <w:tr>
+        <w:trPr>
+          <w:cantSplit/>
+          <w:trHeight w:val="1474"/>
+        </w:trPr>
         <w:tc>
           <w:tcPr>
-            <w:tcW w:type="dxa" w:w="5896"/>
-            <w:shd w:fill="E8E8E8"/>
+            <w:tcW w:type="dxa" w:w="10086"/>
+            <w:shd w:fill="FAFAFA"/>
           </w:tcPr>
           <w:p>
             <w:pPr>
-              <w:keepNext/>
-              <w:spacing w:after="0"/>
+              <w:spacing w:after="80"/>
             </w:pPr>
             <w:r>
               <w:rPr>
                 <w:b/>
-                <w:color w:val="111111"/>
-                <w:sz w:val="20"/>
+                <w:sz w:val="21"/>
               </w:rPr>
-              <w:t>Question</w:t>
+              <w:t>Ta réserve, avec la référence de chaque carton :</w:t>
             </w:r>
           </w:p>
-        </w:tc>
-        <w:tc>
-          <w:tcPr>
-            <w:tcW w:type="dxa" w:w="3742"/>
-            <w:shd w:fill="E8E8E8"/>
-          </w:tcPr>
           <w:p>
             <w:pPr>
-              <w:keepNext/>
-              <w:spacing w:after="0"/>
+              <w:spacing w:before="0" w:after="80"/>
             </w:pPr>
             <w:r>
               <w:rPr>
-                <w:b/>
-                <w:color w:val="111111"/>
-                <w:sz w:val="20"/>
+                <w:sz w:val="22"/>
               </w:rPr>
-              <w:t>Ta réponse</w:t>
             </w:r>
           </w:p>
-        </w:tc>
-      </w:tr>
-      <w:tr>
-        <w:trPr>
-          <w:trHeight w:val="510"/>
-          <w:cantSplit/>
-        </w:trPr>
-        <w:tc>
-          <w:tcPr>
-            <w:tcW w:type="dxa" w:w="5896"/>
-          </w:tcPr>
           <w:p>
             <w:pPr>
-              <w:spacing w:after="0"/>
+              <w:spacing w:before="0" w:after="80"/>
             </w:pPr>
             <w:r>
               <w:rPr>
-                <w:sz w:val="20"/>
+                <w:sz w:val="22"/>
               </w:rPr>
-              <w:t>Sur quelle référence y a-t-il un écart ?</w:t>
             </w:r>
           </w:p>
-        </w:tc>
-        <w:tc>
-          <w:tcPr>
-            <w:tcW w:type="dxa" w:w="3742"/>
-          </w:tcPr>
-          <w:p/>
-        </w:tc>
-      </w:tr>
-      <w:tr>
-        <w:trPr>
-          <w:trHeight w:val="510"/>
-          <w:cantSplit/>
-        </w:trPr>
-        <w:tc>
-          <w:tcPr>
-            <w:tcW w:type="dxa" w:w="5896"/>
-          </w:tcPr>
-          <w:p>
-            <w:pPr>
-              <w:spacing w:after="0"/>
-            </w:pPr>
-            <w:r>
-              <w:rPr>
-                <w:sz w:val="20"/>
-              </w:rPr>
-              <w:t>De combien de paires est cet écart ?</w:t>
-            </w:r>
-          </w:p>
-        </w:tc>
-        <w:tc>
-          <w:tcPr>
-            <w:tcW w:type="dxa" w:w="3742"/>
-          </w:tcPr>
-          <w:p/>
-        </w:tc>
-      </w:tr>
-      <w:tr>
-        <w:trPr>
-          <w:trHeight w:val="510"/>
-          <w:cantSplit/>
-        </w:trPr>
-        <w:tc>
-          <w:tcPr>
-            <w:tcW w:type="dxa" w:w="5896"/>
-          </w:tcPr>
-          <w:p>
-            <w:pPr>
-              <w:spacing w:after="0"/>
-            </w:pPr>
-            <w:r>
-              <w:rPr>
-                <w:sz w:val="20"/>
-              </w:rPr>
-              <w:t>Quelle référence est arrivée dans un carton endommagé ?</w:t>
-            </w:r>
-          </w:p>
-        </w:tc>
-        <w:tc>
-          <w:tcPr>
-            <w:tcW w:type="dxa" w:w="3742"/>
-          </w:tcPr>
-          <w:p/>
         </w:tc>
       </w:tr>
     </w:tbl>
@@ -3982,7 +5397,7 @@
           <w:color w:val="111111"/>
           <w:sz w:val="30"/>
         </w:rPr>
-        <w:t>Remplir le bon de réception</w:t>
+        <w:t>Retrouver ta réception et la saisir en paires</w:t>
       </w:r>
     </w:p>
     <w:p>
@@ -3995,7 +5410,7 @@
           <w:color w:val="1A1A1A"/>
           <w:sz w:val="22"/>
         </w:rPr>
-        <w:t>Tu vas maintenant saisir ton contrôle dans le logiciel, sur le bon de réception. Attention : le logiciel enregistre ce que tu écris, sans le corriger. Une quantité mal recopiée, et c'est ton stock qui sera faux.</w:t>
+        <w:t>La palette est contrôlée : il faut maintenant la faire entrer dans le stock. Ouvre « Réceptions » : la liste montre toutes les réceptions de l'entrepôt, pas seulement la tienne. Tu retrouves la tienne par son numéro de BL.</w:t>
       </w:r>
     </w:p>
     <w:p>
@@ -4016,7 +5431,7 @@
         <w:rPr>
           <w:sz w:val="22"/>
         </w:rPr>
-        <w:t>Recopie le numéro de lot du bon de livraison dans le champ prévu, à l'identique.</w:t>
+        <w:t>Cherche ton numéro de BL dans la liste. Plusieurs réceptions se ressemblent : compare le numéro chiffre par chiffre.</w:t>
       </w:r>
     </w:p>
     <w:p>
@@ -4037,7 +5452,508 @@
         <w:rPr>
           <w:sz w:val="22"/>
         </w:rPr>
-        <w:t>Pour chaque référence : la quantité annoncée (bon de livraison), la quantité comptée (ton comptage de l'étape 5), l'état des colis, puis ta décision.</w:t>
+        <w:t>Ouvre ta réception.</w:t>
+      </w:r>
+    </w:p>
+    <w:tbl>
+      <w:tblPr>
+        <w:tblStyle w:val="TableGrid"/>
+        <w:tblW w:type="auto" w:w="0"/>
+        <w:tblLayout w:type="fixed"/>
+        <w:tblLook w:firstColumn="1" w:firstRow="1" w:lastColumn="0" w:lastRow="0" w:noHBand="0" w:noVBand="1" w:val="04A0"/>
+      </w:tblPr>
+      <w:tblGrid>
+        <w:gridCol w:w="4195"/>
+        <w:gridCol w:w="5443"/>
+      </w:tblGrid>
+      <w:tr>
+        <w:tc>
+          <w:tcPr>
+            <w:tcW w:type="dxa" w:w="4195"/>
+            <w:shd w:fill="E8E8E8"/>
+          </w:tcPr>
+          <w:p>
+            <w:pPr>
+              <w:keepNext/>
+              <w:spacing w:after="0"/>
+            </w:pPr>
+            <w:r>
+              <w:rPr>
+                <w:b/>
+                <w:color w:val="111111"/>
+                <w:sz w:val="20"/>
+              </w:rPr>
+              <w:t>Question</w:t>
+            </w:r>
+          </w:p>
+        </w:tc>
+        <w:tc>
+          <w:tcPr>
+            <w:tcW w:type="dxa" w:w="5443"/>
+            <w:shd w:fill="E8E8E8"/>
+          </w:tcPr>
+          <w:p>
+            <w:pPr>
+              <w:keepNext/>
+              <w:spacing w:after="0"/>
+            </w:pPr>
+            <w:r>
+              <w:rPr>
+                <w:b/>
+                <w:color w:val="111111"/>
+                <w:sz w:val="20"/>
+              </w:rPr>
+              <w:t>Ta réponse</w:t>
+            </w:r>
+          </w:p>
+        </w:tc>
+      </w:tr>
+      <w:tr>
+        <w:trPr>
+          <w:trHeight w:val="737"/>
+          <w:cantSplit/>
+        </w:trPr>
+        <w:tc>
+          <w:tcPr>
+            <w:tcW w:type="dxa" w:w="4195"/>
+          </w:tcPr>
+          <w:p>
+            <w:pPr>
+              <w:spacing w:after="0"/>
+            </w:pPr>
+            <w:r>
+              <w:rPr>
+                <w:sz w:val="20"/>
+              </w:rPr>
+              <w:t>Quel est le numéro de ta réception (REC-…) ?</w:t>
+            </w:r>
+          </w:p>
+        </w:tc>
+        <w:tc>
+          <w:tcPr>
+            <w:tcW w:type="dxa" w:w="5443"/>
+          </w:tcPr>
+          <w:p/>
+        </w:tc>
+      </w:tr>
+    </w:tbl>
+    <w:p>
+      <w:pPr>
+        <w:keepNext/>
+        <w:spacing w:after="0" w:line="60" w:lineRule="exact"/>
+      </w:pPr>
+      <w:r>
+        <w:rPr>
+          <w:sz w:val="10"/>
+        </w:rPr>
+      </w:r>
+    </w:p>
+    <w:tbl>
+      <w:tblPr>
+        <w:tblStyle w:val="TableGrid"/>
+        <w:tblW w:type="auto" w:w="0"/>
+        <w:tblLook w:firstColumn="1" w:firstRow="1" w:lastColumn="0" w:lastRow="0" w:noHBand="0" w:noVBand="1" w:val="04A0"/>
+      </w:tblPr>
+      <w:tblGrid>
+        <w:gridCol w:w="10086"/>
+      </w:tblGrid>
+      <w:tr>
+        <w:trPr>
+          <w:cantSplit/>
+          <w:trHeight w:val="1474"/>
+        </w:trPr>
+        <w:tc>
+          <w:tcPr>
+            <w:tcW w:type="dxa" w:w="10086"/>
+            <w:shd w:fill="FAFAFA"/>
+          </w:tcPr>
+          <w:p>
+            <w:pPr>
+              <w:spacing w:after="80"/>
+            </w:pPr>
+            <w:r>
+              <w:rPr>
+                <w:b/>
+                <w:sz w:val="21"/>
+              </w:rPr>
+              <w:t>Pourquoi la réception de Reebok n'a-t-elle pas de bouton pour l'ouvrir ?</w:t>
+            </w:r>
+          </w:p>
+          <w:p>
+            <w:pPr>
+              <w:spacing w:before="0" w:after="80"/>
+            </w:pPr>
+            <w:r>
+              <w:rPr>
+                <w:sz w:val="22"/>
+              </w:rPr>
+            </w:r>
+          </w:p>
+          <w:p>
+            <w:pPr>
+              <w:spacing w:before="0" w:after="80"/>
+            </w:pPr>
+            <w:r>
+              <w:rPr>
+                <w:sz w:val="22"/>
+              </w:rPr>
+            </w:r>
+          </w:p>
+        </w:tc>
+      </w:tr>
+    </w:tbl>
+    <w:p>
+      <w:pPr>
+        <w:keepNext/>
+        <w:spacing w:after="0" w:line="60" w:lineRule="exact"/>
+      </w:pPr>
+      <w:r>
+        <w:rPr>
+          <w:sz w:val="10"/>
+        </w:rPr>
+      </w:r>
+    </w:p>
+    <w:tbl>
+      <w:tblPr>
+        <w:tblStyle w:val="TableGrid"/>
+        <w:tblW w:type="auto" w:w="0"/>
+        <w:jc w:val="left"/>
+        <w:tblLook w:firstColumn="1" w:firstRow="1" w:lastColumn="0" w:lastRow="0" w:noHBand="0" w:noVBand="1" w:val="04A0"/>
+      </w:tblPr>
+      <w:tblGrid>
+        <w:gridCol w:w="10086"/>
+      </w:tblGrid>
+      <w:tr>
+        <w:trPr>
+          <w:cantSplit/>
+        </w:trPr>
+        <w:tc>
+          <w:tcPr>
+            <w:tcW w:type="dxa" w:w="10086"/>
+            <w:shd w:fill="F2F2F2"/>
+          </w:tcPr>
+          <w:p>
+            <w:pPr>
+              <w:spacing w:after="0"/>
+            </w:pPr>
+            <w:r>
+              <w:rPr>
+                <w:b/>
+                <w:color w:val="111111"/>
+                <w:sz w:val="20"/>
+              </w:rPr>
+              <w:t xml:space="preserve">Cartons ou paires ? </w:t>
+            </w:r>
+            <w:r>
+              <w:rPr>
+                <w:sz w:val="20"/>
+              </w:rPr>
+              <w:t>au quai, tu as compté des cartons. Sur le bon de réception, on écrit des paires : nombre de cartons × PCB (6 paires par carton).</w:t>
+            </w:r>
+          </w:p>
+        </w:tc>
+      </w:tr>
+    </w:tbl>
+    <w:p>
+      <w:pPr>
+        <w:spacing w:after="40"/>
+      </w:pPr>
+    </w:p>
+    <w:p>
+      <w:pPr>
+        <w:keepNext/>
+        <w:spacing w:before="120" w:after="120"/>
+      </w:pPr>
+      <w:r>
+        <w:rPr>
+          <w:b/>
+          <w:color w:val="1A1A1A"/>
+          <w:sz w:val="21"/>
+        </w:rPr>
+        <w:t>Prépare ta saisie : convertis ton comptage de l'étape 5 en paires.</w:t>
+      </w:r>
+    </w:p>
+    <w:tbl>
+      <w:tblPr>
+        <w:tblStyle w:val="TableGrid"/>
+        <w:tblW w:type="auto" w:w="0"/>
+        <w:tblLayout w:type="fixed"/>
+        <w:tblLook w:firstColumn="1" w:firstRow="1" w:lastColumn="0" w:lastRow="0" w:noHBand="0" w:noVBand="1" w:val="04A0"/>
+      </w:tblPr>
+      <w:tblGrid>
+        <w:gridCol w:w="2494"/>
+        <w:gridCol w:w="1474"/>
+        <w:gridCol w:w="1474"/>
+        <w:gridCol w:w="2041"/>
+        <w:gridCol w:w="2154"/>
+      </w:tblGrid>
+      <w:tr>
+        <w:tc>
+          <w:tcPr>
+            <w:tcW w:type="dxa" w:w="2494"/>
+            <w:shd w:fill="E8E8E8"/>
+          </w:tcPr>
+          <w:p>
+            <w:pPr>
+              <w:keepNext/>
+              <w:spacing w:after="0"/>
+            </w:pPr>
+            <w:r>
+              <w:rPr>
+                <w:b/>
+                <w:color w:val="111111"/>
+                <w:sz w:val="20"/>
+              </w:rPr>
+              <w:t>Référence article</w:t>
+            </w:r>
+          </w:p>
+        </w:tc>
+        <w:tc>
+          <w:tcPr>
+            <w:tcW w:type="dxa" w:w="1474"/>
+            <w:shd w:fill="E8E8E8"/>
+          </w:tcPr>
+          <w:p>
+            <w:pPr>
+              <w:keepNext/>
+              <w:spacing w:after="0"/>
+            </w:pPr>
+            <w:r>
+              <w:rPr>
+                <w:b/>
+                <w:color w:val="111111"/>
+                <w:sz w:val="20"/>
+              </w:rPr>
+              <w:t>Paires annoncées</w:t>
+            </w:r>
+          </w:p>
+        </w:tc>
+        <w:tc>
+          <w:tcPr>
+            <w:tcW w:type="dxa" w:w="1474"/>
+            <w:shd w:fill="E8E8E8"/>
+          </w:tcPr>
+          <w:p>
+            <w:pPr>
+              <w:keepNext/>
+              <w:spacing w:after="0"/>
+            </w:pPr>
+            <w:r>
+              <w:rPr>
+                <w:b/>
+                <w:color w:val="111111"/>
+                <w:sz w:val="20"/>
+              </w:rPr>
+              <w:t>Paires comptées</w:t>
+            </w:r>
+          </w:p>
+        </w:tc>
+        <w:tc>
+          <w:tcPr>
+            <w:tcW w:type="dxa" w:w="2041"/>
+            <w:shd w:fill="E8E8E8"/>
+          </w:tcPr>
+          <w:p>
+            <w:pPr>
+              <w:keepNext/>
+              <w:spacing w:after="0"/>
+            </w:pPr>
+            <w:r>
+              <w:rPr>
+                <w:b/>
+                <w:color w:val="111111"/>
+                <w:sz w:val="20"/>
+              </w:rPr>
+              <w:t>État des colis</w:t>
+            </w:r>
+          </w:p>
+        </w:tc>
+        <w:tc>
+          <w:tcPr>
+            <w:tcW w:type="dxa" w:w="2154"/>
+            <w:shd w:fill="E8E8E8"/>
+          </w:tcPr>
+          <w:p>
+            <w:pPr>
+              <w:keepNext/>
+              <w:spacing w:after="0"/>
+            </w:pPr>
+            <w:r>
+              <w:rPr>
+                <w:b/>
+                <w:color w:val="111111"/>
+                <w:sz w:val="20"/>
+              </w:rPr>
+              <w:t>Décision</w:t>
+            </w:r>
+          </w:p>
+        </w:tc>
+      </w:tr>
+      <w:tr>
+        <w:trPr>
+          <w:trHeight w:val="624"/>
+        </w:trPr>
+        <w:tc>
+          <w:tcPr>
+            <w:tcW w:type="dxa" w:w="2494"/>
+          </w:tcPr>
+          <w:p/>
+        </w:tc>
+        <w:tc>
+          <w:tcPr>
+            <w:tcW w:type="dxa" w:w="1474"/>
+          </w:tcPr>
+          <w:p/>
+        </w:tc>
+        <w:tc>
+          <w:tcPr>
+            <w:tcW w:type="dxa" w:w="1474"/>
+          </w:tcPr>
+          <w:p/>
+        </w:tc>
+        <w:tc>
+          <w:tcPr>
+            <w:tcW w:type="dxa" w:w="2041"/>
+          </w:tcPr>
+          <w:p/>
+        </w:tc>
+        <w:tc>
+          <w:tcPr>
+            <w:tcW w:type="dxa" w:w="2154"/>
+          </w:tcPr>
+          <w:p/>
+        </w:tc>
+      </w:tr>
+      <w:tr>
+        <w:trPr>
+          <w:trHeight w:val="624"/>
+        </w:trPr>
+        <w:tc>
+          <w:tcPr>
+            <w:tcW w:type="dxa" w:w="2494"/>
+          </w:tcPr>
+          <w:p/>
+        </w:tc>
+        <w:tc>
+          <w:tcPr>
+            <w:tcW w:type="dxa" w:w="1474"/>
+          </w:tcPr>
+          <w:p/>
+        </w:tc>
+        <w:tc>
+          <w:tcPr>
+            <w:tcW w:type="dxa" w:w="1474"/>
+          </w:tcPr>
+          <w:p/>
+        </w:tc>
+        <w:tc>
+          <w:tcPr>
+            <w:tcW w:type="dxa" w:w="2041"/>
+          </w:tcPr>
+          <w:p/>
+        </w:tc>
+        <w:tc>
+          <w:tcPr>
+            <w:tcW w:type="dxa" w:w="2154"/>
+          </w:tcPr>
+          <w:p/>
+        </w:tc>
+      </w:tr>
+      <w:tr>
+        <w:trPr>
+          <w:trHeight w:val="624"/>
+        </w:trPr>
+        <w:tc>
+          <w:tcPr>
+            <w:tcW w:type="dxa" w:w="2494"/>
+          </w:tcPr>
+          <w:p/>
+        </w:tc>
+        <w:tc>
+          <w:tcPr>
+            <w:tcW w:type="dxa" w:w="1474"/>
+          </w:tcPr>
+          <w:p/>
+        </w:tc>
+        <w:tc>
+          <w:tcPr>
+            <w:tcW w:type="dxa" w:w="1474"/>
+          </w:tcPr>
+          <w:p/>
+        </w:tc>
+        <w:tc>
+          <w:tcPr>
+            <w:tcW w:type="dxa" w:w="2041"/>
+          </w:tcPr>
+          <w:p/>
+        </w:tc>
+        <w:tc>
+          <w:tcPr>
+            <w:tcW w:type="dxa" w:w="2154"/>
+          </w:tcPr>
+          <w:p/>
+        </w:tc>
+      </w:tr>
+    </w:tbl>
+    <w:p>
+      <w:pPr>
+        <w:spacing w:after="40"/>
+      </w:pPr>
+    </w:p>
+    <w:p>
+      <w:pPr>
+        <w:pageBreakBefore/>
+        <w:spacing w:before="0" w:after="120"/>
+      </w:pPr>
+      <w:r>
+        <w:rPr>
+          <w:b/>
+          <w:color w:val="1A1A1A"/>
+          <w:sz w:val="21"/>
+        </w:rPr>
+        <w:t>Saisis maintenant ton bon de réception à l'écran :</w:t>
+      </w:r>
+    </w:p>
+    <w:p>
+      <w:pPr>
+        <w:keepNext/>
+        <w:spacing w:after="80"/>
+        <w:ind w:left="454" w:hanging="454"/>
+      </w:pPr>
+      <w:r>
+        <w:rPr>
+          <w:b/>
+          <w:color w:val="111111"/>
+          <w:sz w:val="22"/>
+        </w:rPr>
+        <w:t xml:space="preserve">1.  </w:t>
+      </w:r>
+      <w:r>
+        <w:rPr>
+          <w:sz w:val="22"/>
+        </w:rPr>
+        <w:t>Recopie le numéro de lot du BL dans le champ prévu, à l'identique.</w:t>
+      </w:r>
+    </w:p>
+    <w:p>
+      <w:pPr>
+        <w:keepNext/>
+        <w:spacing w:after="80"/>
+        <w:ind w:left="454" w:hanging="454"/>
+      </w:pPr>
+      <w:r>
+        <w:rPr>
+          <w:b/>
+          <w:color w:val="111111"/>
+          <w:sz w:val="22"/>
+        </w:rPr>
+        <w:t xml:space="preserve">2.  </w:t>
+      </w:r>
+      <w:r>
+        <w:rPr>
+          <w:sz w:val="22"/>
+        </w:rPr>
+        <w:t>Pour chaque référence : paires annoncées, paires comptées, état des colis, décision.</w:t>
       </w:r>
     </w:p>
     <w:p>
@@ -4058,7 +5974,7 @@
         <w:rPr>
           <w:sz w:val="22"/>
         </w:rPr>
-        <w:t>Applique la règle de M. Morin : écart de quantité ou carton endommagé → accepté sous réserve.</w:t>
+        <w:t>Applique la règle de M. Morin : il manque quelque chose ou un carton est endommagé → accepté sous réserve.</w:t>
       </w:r>
     </w:p>
     <w:p>
@@ -4079,7 +5995,7 @@
         <w:rPr>
           <w:sz w:val="22"/>
         </w:rPr>
-        <w:t>Vérifie ta saisie ligne par ligne avant de valider : après validation, tu ne peux plus la modifier.</w:t>
+        <w:t>Clique sur « Valider la réception (entrée en stock) ». Une fenêtre rappelle le numéro de réception et le numéro de BL : vérifie-les avant de confirmer. Après, tu ne peux plus rien modifier.</w:t>
       </w:r>
     </w:p>
     <w:tbl>
@@ -4125,7 +6041,20 @@
               <w:rPr>
                 <w:sz w:val="20"/>
               </w:rPr>
-              <w:t>•  le bouton « Valider la réception (entrée en stock) » reste gris tant que le numéro de lot et toutes les lignes ne sont pas remplis ;</w:t>
+              <w:t>•  plus de liste des colis : « Les cartons ont été comptés au quai : reprends ta fiche de contrôle » ;</w:t>
+            </w:r>
+          </w:p>
+          <w:p>
+            <w:pPr>
+              <w:keepNext/>
+              <w:spacing w:before="0" w:after="40"/>
+              <w:ind w:left="397" w:hanging="227"/>
+            </w:pPr>
+            <w:r>
+              <w:rPr>
+                <w:sz w:val="20"/>
+              </w:rPr>
+              <w:t>•  le bouton de validation reste gris tant que le lot et toutes les lignes ne sont pas remplis ;</w:t>
             </w:r>
           </w:p>
           <w:p>
@@ -4137,7 +6066,7 @@
               <w:rPr>
                 <w:sz w:val="20"/>
               </w:rPr>
-              <w:t>•  quand tout est rempli, il devient cliquable. Ne clique pas encore : recopie d'abord ta saisie ci-dessous.</w:t>
+              <w:t>•  après confirmation : « Réception validée », et le bon ne se modifie plus.</w:t>
             </w:r>
           </w:p>
         </w:tc>
@@ -4145,22 +6074,9 @@
     </w:tbl>
     <w:p>
       <w:pPr>
+        <w:keepNext/>
         <w:spacing w:after="40"/>
       </w:pPr>
-    </w:p>
-    <w:p>
-      <w:pPr>
-        <w:keepNext/>
-        <w:spacing w:before="120" w:after="120"/>
-      </w:pPr>
-      <w:r>
-        <w:rPr>
-          <w:b/>
-          <w:color w:val="1A1A1A"/>
-          <w:sz w:val="21"/>
-        </w:rPr>
-        <w:t>Recopie ici ce que tu as saisi :</w:t>
-      </w:r>
     </w:p>
     <w:tbl>
       <w:tblPr>
@@ -4170,16 +6086,13 @@
         <w:tblLook w:firstColumn="1" w:firstRow="1" w:lastColumn="0" w:lastRow="0" w:noHBand="0" w:noVBand="1" w:val="04A0"/>
       </w:tblPr>
       <w:tblGrid>
-        <w:gridCol w:w="2494"/>
-        <w:gridCol w:w="1247"/>
-        <w:gridCol w:w="1247"/>
-        <w:gridCol w:w="2268"/>
-        <w:gridCol w:w="2381"/>
+        <w:gridCol w:w="4195"/>
+        <w:gridCol w:w="5443"/>
       </w:tblGrid>
       <w:tr>
         <w:tc>
           <w:tcPr>
-            <w:tcW w:type="dxa" w:w="2494"/>
+            <w:tcW w:type="dxa" w:w="4195"/>
             <w:shd w:fill="E8E8E8"/>
           </w:tcPr>
           <w:p>
@@ -4193,13 +6106,13 @@
                 <w:color w:val="111111"/>
                 <w:sz w:val="20"/>
               </w:rPr>
-              <w:t>Référence article</w:t>
+              <w:t>Question</w:t>
             </w:r>
           </w:p>
         </w:tc>
         <w:tc>
           <w:tcPr>
-            <w:tcW w:type="dxa" w:w="1247"/>
+            <w:tcW w:type="dxa" w:w="5443"/>
             <w:shd w:fill="E8E8E8"/>
           </w:tcPr>
           <w:p>
@@ -4213,172 +6126,35 @@
                 <w:color w:val="111111"/>
                 <w:sz w:val="20"/>
               </w:rPr>
-              <w:t>Annoncé</w:t>
-            </w:r>
-          </w:p>
-        </w:tc>
-        <w:tc>
-          <w:tcPr>
-            <w:tcW w:type="dxa" w:w="1247"/>
-            <w:shd w:fill="E8E8E8"/>
-          </w:tcPr>
-          <w:p>
-            <w:pPr>
-              <w:keepNext/>
-              <w:spacing w:after="0"/>
-            </w:pPr>
-            <w:r>
-              <w:rPr>
-                <w:b/>
-                <w:color w:val="111111"/>
-                <w:sz w:val="20"/>
-              </w:rPr>
-              <w:t>Compté</w:t>
-            </w:r>
-          </w:p>
-        </w:tc>
-        <w:tc>
-          <w:tcPr>
-            <w:tcW w:type="dxa" w:w="2268"/>
-            <w:shd w:fill="E8E8E8"/>
-          </w:tcPr>
-          <w:p>
-            <w:pPr>
-              <w:keepNext/>
-              <w:spacing w:after="0"/>
-            </w:pPr>
-            <w:r>
-              <w:rPr>
-                <w:b/>
-                <w:color w:val="111111"/>
-                <w:sz w:val="20"/>
-              </w:rPr>
-              <w:t>État des colis</w:t>
-            </w:r>
-          </w:p>
-        </w:tc>
-        <w:tc>
-          <w:tcPr>
-            <w:tcW w:type="dxa" w:w="2381"/>
-            <w:shd w:fill="E8E8E8"/>
-          </w:tcPr>
-          <w:p>
-            <w:pPr>
-              <w:keepNext/>
-              <w:spacing w:after="0"/>
-            </w:pPr>
-            <w:r>
-              <w:rPr>
-                <w:b/>
-                <w:color w:val="111111"/>
-                <w:sz w:val="20"/>
-              </w:rPr>
-              <w:t>Décision</w:t>
+              <w:t>Ta réponse</w:t>
             </w:r>
           </w:p>
         </w:tc>
       </w:tr>
       <w:tr>
         <w:trPr>
-          <w:trHeight w:val="680"/>
+          <w:trHeight w:val="737"/>
+          <w:cantSplit/>
         </w:trPr>
         <w:tc>
           <w:tcPr>
-            <w:tcW w:type="dxa" w:w="2494"/>
+            <w:tcW w:type="dxa" w:w="4195"/>
           </w:tcPr>
-          <w:p/>
+          <w:p>
+            <w:pPr>
+              <w:spacing w:after="0"/>
+            </w:pPr>
+            <w:r>
+              <w:rPr>
+                <w:sz w:val="20"/>
+              </w:rPr>
+              <w:t>Combien de paires, au total, vont entrer en stock ?</w:t>
+            </w:r>
+          </w:p>
         </w:tc>
         <w:tc>
           <w:tcPr>
-            <w:tcW w:type="dxa" w:w="1247"/>
-          </w:tcPr>
-          <w:p/>
-        </w:tc>
-        <w:tc>
-          <w:tcPr>
-            <w:tcW w:type="dxa" w:w="1247"/>
-          </w:tcPr>
-          <w:p/>
-        </w:tc>
-        <w:tc>
-          <w:tcPr>
-            <w:tcW w:type="dxa" w:w="2268"/>
-          </w:tcPr>
-          <w:p/>
-        </w:tc>
-        <w:tc>
-          <w:tcPr>
-            <w:tcW w:type="dxa" w:w="2381"/>
-          </w:tcPr>
-          <w:p/>
-        </w:tc>
-      </w:tr>
-      <w:tr>
-        <w:trPr>
-          <w:trHeight w:val="680"/>
-        </w:trPr>
-        <w:tc>
-          <w:tcPr>
-            <w:tcW w:type="dxa" w:w="2494"/>
-          </w:tcPr>
-          <w:p/>
-        </w:tc>
-        <w:tc>
-          <w:tcPr>
-            <w:tcW w:type="dxa" w:w="1247"/>
-          </w:tcPr>
-          <w:p/>
-        </w:tc>
-        <w:tc>
-          <w:tcPr>
-            <w:tcW w:type="dxa" w:w="1247"/>
-          </w:tcPr>
-          <w:p/>
-        </w:tc>
-        <w:tc>
-          <w:tcPr>
-            <w:tcW w:type="dxa" w:w="2268"/>
-          </w:tcPr>
-          <w:p/>
-        </w:tc>
-        <w:tc>
-          <w:tcPr>
-            <w:tcW w:type="dxa" w:w="2381"/>
-          </w:tcPr>
-          <w:p/>
-        </w:tc>
-      </w:tr>
-      <w:tr>
-        <w:trPr>
-          <w:trHeight w:val="680"/>
-        </w:trPr>
-        <w:tc>
-          <w:tcPr>
-            <w:tcW w:type="dxa" w:w="2494"/>
-          </w:tcPr>
-          <w:p/>
-        </w:tc>
-        <w:tc>
-          <w:tcPr>
-            <w:tcW w:type="dxa" w:w="1247"/>
-          </w:tcPr>
-          <w:p/>
-        </w:tc>
-        <w:tc>
-          <w:tcPr>
-            <w:tcW w:type="dxa" w:w="1247"/>
-          </w:tcPr>
-          <w:p/>
-        </w:tc>
-        <w:tc>
-          <w:tcPr>
-            <w:tcW w:type="dxa" w:w="2268"/>
-          </w:tcPr>
-          <w:p/>
-        </w:tc>
-        <w:tc>
-          <w:tcPr>
-            <w:tcW w:type="dxa" w:w="2381"/>
+            <w:tcW w:type="dxa" w:w="5443"/>
           </w:tcPr>
           <w:p/>
         </w:tc>
@@ -4386,8 +6162,13 @@
     </w:tbl>
     <w:p>
       <w:pPr>
-        <w:spacing w:after="40"/>
+        <w:spacing w:after="0" w:line="60" w:lineRule="exact"/>
       </w:pPr>
+      <w:r>
+        <w:rPr>
+          <w:sz w:val="10"/>
+        </w:rPr>
+      </w:r>
     </w:p>
     <w:p>
       <w:pPr>
@@ -4438,7 +6219,7 @@
                 <w:b/>
                 <w:sz w:val="21"/>
               </w:rPr>
-              <w:t>Pour la ligne où il manque des paires, pourquoi as-tu choisi ta décision plutôt qu'une autre ?</w:t>
+              <w:t>Pour la ligne où il manque un carton, pourquoi as-tu choisi ta décision plutôt qu'une autre ?</w:t>
             </w:r>
           </w:p>
           <w:p>
@@ -4521,7 +6302,7 @@
           <w:color w:val="111111"/>
           <w:sz w:val="30"/>
         </w:rPr>
-        <w:t>Valider et vérifier dans la base</w:t>
+        <w:t>Découvrir la console et vérifier ta réception</w:t>
       </w:r>
     </w:p>
     <w:p>
@@ -4534,7 +6315,20 @@
           <w:color w:val="1A1A1A"/>
           <w:sz w:val="22"/>
         </w:rPr>
-        <w:t>Clique sur « Valider la réception (entrée en stock) ». Les quantités acceptées entrent en stock, avec leur numéro de lot. Un professionnel ne s'arrête pas là : il vérifie que sa saisie a bien produit ce qu'il attendait.</w:t>
+        <w:t>Un professionnel ne s'arrête pas à « Réception validée » : il vérifie que sa saisie a produit ce qu'il attendait. Pour cela, Spartoo a une console. Tu t'en serviras dans toutes les séances Spartoo.</w:t>
+      </w:r>
+    </w:p>
+    <w:p>
+      <w:pPr>
+        <w:spacing w:before="0" w:after="120"/>
+      </w:pPr>
+      <w:r>
+        <w:rPr>
+          <w:b w:val="0"/>
+          <w:color w:val="1A1A1A"/>
+          <w:sz w:val="22"/>
+        </w:rPr>
+        <w:t>La console permet d'interroger et de modifier la base avec des commandes qui commencent toujours par un point. Tu peux écrire les références en majuscules ou en minuscules : la console comprend les deux.</w:t>
       </w:r>
     </w:p>
     <w:p>
@@ -4555,7 +6349,7 @@
         <w:rPr>
           <w:sz w:val="22"/>
         </w:rPr>
-        <w:t>Va dans la Console.</w:t>
+        <w:t>Va dans Console.</w:t>
       </w:r>
     </w:p>
     <w:p>
@@ -4576,7 +6370,7 @@
         <w:rPr>
           <w:sz w:val="22"/>
         </w:rPr>
-        <w:t>Tape .movements pour voir les derniers mouvements de stock.</w:t>
+        <w:t>Tape .help et appuie sur Entrée : la liste complète des commandes disponibles s'affiche.</w:t>
       </w:r>
     </w:p>
     <w:p>
@@ -4597,7 +6391,284 @@
         <w:rPr>
           <w:sz w:val="22"/>
         </w:rPr>
-        <w:t>Tape .getstock suivi d'une des références réceptionnées.</w:t>
+        <w:t>Observe bien la colonne de gauche (le nom exact de chaque commande) et la colonne de droite (ce qu'elle fait).</w:t>
+      </w:r>
+    </w:p>
+    <w:tbl>
+      <w:tblPr>
+        <w:tblStyle w:val="TableGrid"/>
+        <w:tblW w:type="auto" w:w="0"/>
+        <w:jc w:val="left"/>
+        <w:tblLook w:firstColumn="1" w:firstRow="1" w:lastColumn="0" w:lastRow="0" w:noHBand="0" w:noVBand="1" w:val="04A0"/>
+      </w:tblPr>
+      <w:tblGrid>
+        <w:gridCol w:w="10086"/>
+      </w:tblGrid>
+      <w:tr>
+        <w:trPr>
+          <w:cantSplit/>
+        </w:trPr>
+        <w:tc>
+          <w:tcPr>
+            <w:tcW w:type="dxa" w:w="10086"/>
+            <w:shd w:fill="F2F2F2"/>
+          </w:tcPr>
+          <w:p>
+            <w:pPr>
+              <w:spacing w:after="0"/>
+            </w:pPr>
+            <w:r>
+              <w:rPr>
+                <w:b/>
+                <w:color w:val="111111"/>
+                <w:sz w:val="20"/>
+              </w:rPr>
+              <w:t xml:space="preserve">Rassure-toi : </w:t>
+            </w:r>
+            <w:r>
+              <w:rPr>
+                <w:sz w:val="20"/>
+              </w:rPr>
+              <w:t>si tu tapes une commande qui n'existe pas, ou si tu oublies le point, la console t'explique l'erreur et te propose de taper .help. N'hésite pas à essayer, tu ne peux rien casser !</w:t>
+            </w:r>
+          </w:p>
+        </w:tc>
+      </w:tr>
+    </w:tbl>
+    <w:p>
+      <w:pPr>
+        <w:keepNext/>
+        <w:spacing w:after="40"/>
+      </w:pPr>
+    </w:p>
+    <w:tbl>
+      <w:tblPr>
+        <w:tblStyle w:val="TableGrid"/>
+        <w:tblW w:type="auto" w:w="0"/>
+        <w:tblLayout w:type="fixed"/>
+        <w:tblLook w:firstColumn="1" w:firstRow="1" w:lastColumn="0" w:lastRow="0" w:noHBand="0" w:noVBand="1" w:val="04A0"/>
+      </w:tblPr>
+      <w:tblGrid>
+        <w:gridCol w:w="4195"/>
+        <w:gridCol w:w="5443"/>
+      </w:tblGrid>
+      <w:tr>
+        <w:tc>
+          <w:tcPr>
+            <w:tcW w:type="dxa" w:w="4195"/>
+            <w:shd w:fill="E8E8E8"/>
+          </w:tcPr>
+          <w:p>
+            <w:pPr>
+              <w:keepNext/>
+              <w:spacing w:after="0"/>
+            </w:pPr>
+            <w:r>
+              <w:rPr>
+                <w:b/>
+                <w:color w:val="111111"/>
+                <w:sz w:val="20"/>
+              </w:rPr>
+              <w:t>Question</w:t>
+            </w:r>
+          </w:p>
+        </w:tc>
+        <w:tc>
+          <w:tcPr>
+            <w:tcW w:type="dxa" w:w="5443"/>
+            <w:shd w:fill="E8E8E8"/>
+          </w:tcPr>
+          <w:p>
+            <w:pPr>
+              <w:keepNext/>
+              <w:spacing w:after="0"/>
+            </w:pPr>
+            <w:r>
+              <w:rPr>
+                <w:b/>
+                <w:color w:val="111111"/>
+                <w:sz w:val="20"/>
+              </w:rPr>
+              <w:t>Ta réponse</w:t>
+            </w:r>
+          </w:p>
+        </w:tc>
+      </w:tr>
+      <w:tr>
+        <w:trPr>
+          <w:trHeight w:val="737"/>
+          <w:cantSplit/>
+        </w:trPr>
+        <w:tc>
+          <w:tcPr>
+            <w:tcW w:type="dxa" w:w="4195"/>
+          </w:tcPr>
+          <w:p>
+            <w:pPr>
+              <w:spacing w:after="0"/>
+            </w:pPr>
+            <w:r>
+              <w:rPr>
+                <w:sz w:val="20"/>
+              </w:rPr>
+              <w:t>Par quel caractère commence toujours une commande ?</w:t>
+            </w:r>
+          </w:p>
+        </w:tc>
+        <w:tc>
+          <w:tcPr>
+            <w:tcW w:type="dxa" w:w="5443"/>
+          </w:tcPr>
+          <w:p/>
+        </w:tc>
+      </w:tr>
+    </w:tbl>
+    <w:p>
+      <w:pPr>
+        <w:spacing w:after="0" w:line="60" w:lineRule="exact"/>
+      </w:pPr>
+      <w:r>
+        <w:rPr>
+          <w:sz w:val="10"/>
+        </w:rPr>
+      </w:r>
+    </w:p>
+    <w:p>
+      <w:pPr>
+        <w:keepNext/>
+        <w:spacing w:before="120" w:after="120"/>
+      </w:pPr>
+      <w:r>
+        <w:rPr>
+          <w:b/>
+          <w:color w:val="1A1A1A"/>
+          <w:sz w:val="21"/>
+        </w:rPr>
+        <w:t>Cite 3 commandes de la liste (par exemple .getstock) et explique en une phrase ce que fait chacune :</w:t>
+      </w:r>
+    </w:p>
+    <w:tbl>
+      <w:tblPr>
+        <w:tblStyle w:val="TableGrid"/>
+        <w:tblW w:type="auto" w:w="0"/>
+        <w:tblLayout w:type="fixed"/>
+        <w:tblLook w:firstColumn="1" w:firstRow="1" w:lastColumn="0" w:lastRow="0" w:noHBand="0" w:noVBand="1" w:val="04A0"/>
+      </w:tblPr>
+      <w:tblGrid>
+        <w:gridCol w:w="2608"/>
+        <w:gridCol w:w="7030"/>
+      </w:tblGrid>
+      <w:tr>
+        <w:tc>
+          <w:tcPr>
+            <w:tcW w:type="dxa" w:w="2608"/>
+            <w:shd w:fill="E8E8E8"/>
+          </w:tcPr>
+          <w:p>
+            <w:pPr>
+              <w:keepNext/>
+              <w:spacing w:after="0"/>
+            </w:pPr>
+            <w:r>
+              <w:rPr>
+                <w:b/>
+                <w:color w:val="111111"/>
+                <w:sz w:val="20"/>
+              </w:rPr>
+              <w:t>Commande</w:t>
+            </w:r>
+          </w:p>
+        </w:tc>
+        <w:tc>
+          <w:tcPr>
+            <w:tcW w:type="dxa" w:w="7030"/>
+            <w:shd w:fill="E8E8E8"/>
+          </w:tcPr>
+          <w:p>
+            <w:pPr>
+              <w:keepNext/>
+              <w:spacing w:after="0"/>
+            </w:pPr>
+            <w:r>
+              <w:rPr>
+                <w:b/>
+                <w:color w:val="111111"/>
+                <w:sz w:val="20"/>
+              </w:rPr>
+              <w:t>Ce qu'elle fait</w:t>
+            </w:r>
+          </w:p>
+        </w:tc>
+      </w:tr>
+      <w:tr>
+        <w:trPr>
+          <w:trHeight w:val="680"/>
+        </w:trPr>
+        <w:tc>
+          <w:tcPr>
+            <w:tcW w:type="dxa" w:w="2608"/>
+          </w:tcPr>
+          <w:p/>
+        </w:tc>
+        <w:tc>
+          <w:tcPr>
+            <w:tcW w:type="dxa" w:w="7030"/>
+          </w:tcPr>
+          <w:p/>
+        </w:tc>
+      </w:tr>
+      <w:tr>
+        <w:trPr>
+          <w:trHeight w:val="680"/>
+        </w:trPr>
+        <w:tc>
+          <w:tcPr>
+            <w:tcW w:type="dxa" w:w="2608"/>
+          </w:tcPr>
+          <w:p/>
+        </w:tc>
+        <w:tc>
+          <w:tcPr>
+            <w:tcW w:type="dxa" w:w="7030"/>
+          </w:tcPr>
+          <w:p/>
+        </w:tc>
+      </w:tr>
+      <w:tr>
+        <w:trPr>
+          <w:trHeight w:val="680"/>
+        </w:trPr>
+        <w:tc>
+          <w:tcPr>
+            <w:tcW w:type="dxa" w:w="2608"/>
+          </w:tcPr>
+          <w:p/>
+        </w:tc>
+        <w:tc>
+          <w:tcPr>
+            <w:tcW w:type="dxa" w:w="7030"/>
+          </w:tcPr>
+          <w:p/>
+        </w:tc>
+      </w:tr>
+    </w:tbl>
+    <w:p>
+      <w:pPr>
+        <w:spacing w:after="40"/>
+      </w:pPr>
+    </w:p>
+    <w:p>
+      <w:pPr>
+        <w:pageBreakBefore/>
+        <w:spacing w:before="0" w:after="120"/>
+      </w:pPr>
+      <w:r>
+        <w:rPr>
+          <w:b/>
+          <w:color w:val="1A1A1A"/>
+          <w:sz w:val="21"/>
+        </w:rPr>
+        <w:t>Vérifie maintenant ta réception avec trois commandes :</w:t>
       </w:r>
     </w:p>
     <w:p>
@@ -4612,13 +6683,55 @@
           <w:color w:val="111111"/>
           <w:sz w:val="22"/>
         </w:rPr>
-        <w:t xml:space="preserve">4.  </w:t>
+        <w:t xml:space="preserve">1.  </w:t>
       </w:r>
       <w:r>
         <w:rPr>
           <w:sz w:val="22"/>
         </w:rPr>
-        <w:t>Tape .getlot suivi du numéro de lot : tu vois tout ce qui concerne ce lot.</w:t>
+        <w:t>Tape .movements : les derniers mouvements de stock.</w:t>
+      </w:r>
+    </w:p>
+    <w:p>
+      <w:pPr>
+        <w:keepNext/>
+        <w:spacing w:after="80"/>
+        <w:ind w:left="454" w:hanging="454"/>
+      </w:pPr>
+      <w:r>
+        <w:rPr>
+          <w:b/>
+          <w:color w:val="111111"/>
+          <w:sz w:val="22"/>
+        </w:rPr>
+        <w:t xml:space="preserve">2.  </w:t>
+      </w:r>
+      <w:r>
+        <w:rPr>
+          <w:sz w:val="22"/>
+        </w:rPr>
+        <w:t>Tape .getstock PM-SUE-MA-41 : le stock de cette référence.</w:t>
+      </w:r>
+    </w:p>
+    <w:p>
+      <w:pPr>
+        <w:keepNext/>
+        <w:spacing w:after="80"/>
+        <w:ind w:left="454" w:hanging="454"/>
+      </w:pPr>
+      <w:r>
+        <w:rPr>
+          <w:b/>
+          <w:color w:val="111111"/>
+          <w:sz w:val="22"/>
+        </w:rPr>
+        <w:t xml:space="preserve">3.  </w:t>
+      </w:r>
+      <w:r>
+        <w:rPr>
+          <w:sz w:val="22"/>
+        </w:rPr>
+        <w:t>Tape .getlot suivi de ton numéro de lot : tout ce qui concerne ce lot.</w:t>
       </w:r>
     </w:p>
     <w:tbl>
@@ -4651,7 +6764,7 @@
                 <w:color w:val="111111"/>
                 <w:sz w:val="20"/>
               </w:rPr>
-              <w:t>Ce que tu dois voir :</w:t>
+              <w:t>Ce que tu dois voir dans .getlot :</w:t>
             </w:r>
           </w:p>
           <w:p>
@@ -4664,20 +6777,7 @@
               <w:rPr>
                 <w:sz w:val="20"/>
               </w:rPr>
-              <w:t>•  après le clic, le message « Réception validée : … entrées en stock » ;</w:t>
-            </w:r>
-          </w:p>
-          <w:p>
-            <w:pPr>
-              <w:keepNext/>
-              <w:spacing w:before="0" w:after="40"/>
-              <w:ind w:left="397" w:hanging="227"/>
-            </w:pPr>
-            <w:r>
-              <w:rPr>
-                <w:sz w:val="20"/>
-              </w:rPr>
-              <w:t>•  le bon de réception ne se modifie plus ;</w:t>
+              <w:t>•  les entrées du lot, une ligne par référence, avec ton numéro de réception ;</w:t>
             </w:r>
           </w:p>
           <w:p>
@@ -4689,7 +6789,7 @@
               <w:rPr>
                 <w:sz w:val="20"/>
               </w:rPr>
-              <w:t>•  dans la Console, tes entrées, avec le numéro de lot que tu as saisi.</w:t>
+              <w:t>•  « Aucune sortie : tout le lot est encore en stock. »</w:t>
             </w:r>
           </w:p>
         </w:tc>
@@ -4709,13 +6809,13 @@
         <w:tblLook w:firstColumn="1" w:firstRow="1" w:lastColumn="0" w:lastRow="0" w:noHBand="0" w:noVBand="1" w:val="04A0"/>
       </w:tblPr>
       <w:tblGrid>
-        <w:gridCol w:w="5896"/>
-        <w:gridCol w:w="3742"/>
+        <w:gridCol w:w="4195"/>
+        <w:gridCol w:w="5443"/>
       </w:tblGrid>
       <w:tr>
         <w:tc>
           <w:tcPr>
-            <w:tcW w:type="dxa" w:w="5896"/>
+            <w:tcW w:type="dxa" w:w="4195"/>
             <w:shd w:fill="E8E8E8"/>
           </w:tcPr>
           <w:p>
@@ -4735,7 +6835,7 @@
         </w:tc>
         <w:tc>
           <w:tcPr>
-            <w:tcW w:type="dxa" w:w="3742"/>
+            <w:tcW w:type="dxa" w:w="5443"/>
             <w:shd w:fill="E8E8E8"/>
           </w:tcPr>
           <w:p>
@@ -4756,12 +6856,12 @@
       </w:tr>
       <w:tr>
         <w:trPr>
-          <w:trHeight w:val="510"/>
+          <w:trHeight w:val="737"/>
           <w:cantSplit/>
         </w:trPr>
         <w:tc>
           <w:tcPr>
-            <w:tcW w:type="dxa" w:w="5896"/>
+            <w:tcW w:type="dxa" w:w="4195"/>
           </w:tcPr>
           <w:p>
             <w:pPr>
@@ -4771,25 +6871,25 @@
               <w:rPr>
                 <w:sz w:val="20"/>
               </w:rPr>
-              <w:t>Combien de paires, au total, sont entrées en stock avec ce lot ?</w:t>
+              <w:t>Combien de paires, au total, sont entrées avec ce lot ?</w:t>
             </w:r>
           </w:p>
         </w:tc>
         <w:tc>
           <w:tcPr>
-            <w:tcW w:type="dxa" w:w="3742"/>
+            <w:tcW w:type="dxa" w:w="5443"/>
           </w:tcPr>
           <w:p/>
         </w:tc>
       </w:tr>
       <w:tr>
         <w:trPr>
-          <w:trHeight w:val="510"/>
+          <w:trHeight w:val="737"/>
           <w:cantSplit/>
         </w:trPr>
         <w:tc>
           <w:tcPr>
-            <w:tcW w:type="dxa" w:w="5896"/>
+            <w:tcW w:type="dxa" w:w="4195"/>
           </w:tcPr>
           <w:p>
             <w:pPr>
@@ -4805,19 +6905,19 @@
         </w:tc>
         <w:tc>
           <w:tcPr>
-            <w:tcW w:type="dxa" w:w="3742"/>
+            <w:tcW w:type="dxa" w:w="5443"/>
           </w:tcPr>
           <w:p/>
         </w:tc>
       </w:tr>
       <w:tr>
         <w:trPr>
-          <w:trHeight w:val="510"/>
+          <w:trHeight w:val="737"/>
           <w:cantSplit/>
         </w:trPr>
         <w:tc>
           <w:tcPr>
-            <w:tcW w:type="dxa" w:w="5896"/>
+            <w:tcW w:type="dxa" w:w="4195"/>
           </w:tcPr>
           <w:p>
             <w:pPr>
@@ -4827,13 +6927,13 @@
               <w:rPr>
                 <w:sz w:val="20"/>
               </w:rPr>
-              <w:t>Quel fournisseur .getlot associe-t-il à ce lot ?</w:t>
+              <w:t>Avec .getstock PM-SUE-MA-41, combien de paires sont en stock ?</w:t>
             </w:r>
           </w:p>
         </w:tc>
         <w:tc>
           <w:tcPr>
-            <w:tcW w:type="dxa" w:w="3742"/>
+            <w:tcW w:type="dxa" w:w="5443"/>
           </w:tcPr>
           <w:p/>
         </w:tc>
@@ -4878,7 +6978,7 @@
                 <w:b/>
                 <w:sz w:val="21"/>
               </w:rPr>
-              <w:t>Pourquoi la ligne « Sorties » de .getlot est-elle vide pour l'instant ?</w:t>
+              <w:t>Pourquoi n'y a-t-il encore aucune sortie dans .getlot ?</w:t>
             </w:r>
           </w:p>
           <w:p>
@@ -5011,7 +7111,6 @@
     </w:tbl>
     <w:p>
       <w:pPr>
-        <w:keepNext/>
         <w:spacing w:after="0" w:line="60" w:lineRule="exact"/>
       </w:pPr>
       <w:r>
@@ -5019,52 +7118,6 @@
           <w:sz w:val="10"/>
         </w:rPr>
       </w:r>
-    </w:p>
-    <w:tbl>
-      <w:tblPr>
-        <w:tblStyle w:val="TableGrid"/>
-        <w:tblW w:type="auto" w:w="0"/>
-        <w:jc w:val="left"/>
-        <w:tblLook w:firstColumn="1" w:firstRow="1" w:lastColumn="0" w:lastRow="0" w:noHBand="0" w:noVBand="1" w:val="04A0"/>
-      </w:tblPr>
-      <w:tblGrid>
-        <w:gridCol w:w="10086"/>
-      </w:tblGrid>
-      <w:tr>
-        <w:trPr>
-          <w:cantSplit/>
-        </w:trPr>
-        <w:tc>
-          <w:tcPr>
-            <w:tcW w:type="dxa" w:w="10086"/>
-            <w:shd w:fill="F2F2F2"/>
-          </w:tcPr>
-          <w:p>
-            <w:pPr>
-              <w:spacing w:after="0"/>
-            </w:pPr>
-            <w:r>
-              <w:rPr>
-                <w:b/>
-                <w:color w:val="111111"/>
-                <w:sz w:val="20"/>
-              </w:rPr>
-              <w:t xml:space="preserve">Ce que tu viens de faire : </w:t>
-            </w:r>
-            <w:r>
-              <w:rPr>
-                <w:sz w:val="20"/>
-              </w:rPr>
-              <w:t>tu as créé toi-même les entrées de stock de ton entrepôt. Lors des prochaines séances, tu prépareras des commandes avec ces paires, puis tu devras retrouver d'où elles viennent. Tout part de la saisie que tu viens de faire.</w:t>
-            </w:r>
-          </w:p>
-        </w:tc>
-      </w:tr>
-    </w:tbl>
-    <w:p>
-      <w:pPr>
-        <w:spacing w:after="40"/>
-      </w:pPr>
     </w:p>
     <w:p>
       <w:pPr>
@@ -5093,7 +7146,7 @@
           <w:color w:val="111111"/>
           <w:sz w:val="30"/>
         </w:rPr>
-        <w:t>Signaler les réserves au fournisseur</w:t>
+        <w:t>Signaler les réserves à Puma</w:t>
       </w:r>
     </w:p>
     <w:p>
@@ -5106,7 +7159,7 @@
           <w:color w:val="1A1A1A"/>
           <w:sz w:val="22"/>
         </w:rPr>
-        <w:t>Il reste le plus important : prévenir Puma. Sans message écrit, les paires manquantes sont perdues pour l'entreprise, et le carton endommagé ne sera jamais remboursé.</w:t>
+        <w:t>Au quai, tu as écrit tes réserves pour le transporteur. Il reste à prévenir le fournisseur, le jour même : sans message écrit, Puma ne remplacera pas le carton manquant et ne remboursera pas le carton abîmé.</w:t>
       </w:r>
     </w:p>
     <w:p>
@@ -5169,7 +7222,7 @@
         <w:rPr>
           <w:sz w:val="22"/>
         </w:rPr>
-        <w:t>Écris un message qui rappelle le numéro de lot, indique ce qui manque et signale le carton endommagé.</w:t>
+        <w:t>Écris un message qui rappelle le numéro de lot, dit ce qui manque et signale le carton endommagé.</w:t>
       </w:r>
     </w:p>
     <w:p>
@@ -5228,7 +7281,7 @@
               <w:rPr>
                 <w:sz w:val="20"/>
               </w:rPr>
-              <w:t>ton message doit contenir le numéro de lot écrit en entier (tirets compris), les deux références concernées, et la quantité manquante écrite en chiffres (par exemple « il manque 2 paires »). C'est ce que ton enseignant retrouvera dans son suivi.</w:t>
+              <w:t>ton message doit contenir le numéro de lot écrit en entier (tirets compris), les deux références concernées, et ce qui manque écrit en chiffres : en paires (« il manque 6 paires ») ou en cartons (« il manque 1 carton »).</w:t>
             </w:r>
           </w:p>
         </w:tc>
@@ -5573,6 +7626,19 @@
           </w:p>
           <w:p>
             <w:pPr>
+              <w:keepNext/>
+              <w:spacing w:before="0" w:after="40"/>
+              <w:ind w:left="397" w:hanging="227"/>
+            </w:pPr>
+            <w:r>
+              <w:rPr>
+                <w:sz w:val="20"/>
+              </w:rPr>
+              <w:t>•  un bandeau s'affiche en haut de l'écran : « Séance validée ✓ », ou bien le titre de ce qui reste à corriger (dans ce cas, appelle ton professeur) ;</w:t>
+            </w:r>
+          </w:p>
+          <w:p>
+            <w:pPr>
               <w:spacing w:before="0" w:after="0"/>
               <w:ind w:left="397" w:hanging="227"/>
             </w:pPr>
@@ -5640,7 +7706,7 @@
                 <w:b/>
                 <w:sz w:val="21"/>
               </w:rPr>
-              <w:t>Qu'aurait-il fallu faire, en plus, si la marchandise du carton endommagé avait été inutilisable ?</w:t>
+              <w:t>Qu'aurait-il fallu faire, en plus, si les chaussures du carton endommagé avaient été inutilisables ?</w:t>
             </w:r>
           </w:p>
           <w:p>
